--- a/imad/lab2/ЛР2_Щеглов_3381.docx
+++ b/imad/lab2/ЛР2_Щеглов_3381.docx
@@ -95,11 +95,6 @@
     <w:p>
       <w:pPr>
         <w:ind w:firstLine="0"/>
-      </w:pPr>
-    </w:p>
-    <w:p>
-      <w:pPr>
-        <w:ind w:firstLine="0"/>
         <w:jc w:val="center"/>
       </w:pPr>
       <w:r>
@@ -155,11 +150,6 @@
         </w:rPr>
         <w:t>Реализация метода классификации данных с использованием природных временных рядов</w:t>
       </w:r>
-    </w:p>
-    <w:p>
-      <w:pPr>
-        <w:ind w:firstLine="0"/>
-      </w:pPr>
     </w:p>
     <w:p>
       <w:pPr>
@@ -1261,7 +1251,7 @@
           <w:b w:val="0"/>
           <w:i w:val="0"/>
         </w:rPr>
-        <w:t>Длина обработанного ряда N = 12960. Тестовым вектором служат последние m = 180 значений ряда (10.05.2017 21:00–23:59). Векторы-истории — все отрезки длины 180, которые получаются скользящим окном с шагом в один отсчёт и целиком лежат до тестового вектора, то есть не пересекаются с ним. Начальный индекс такого отрезка i = 0, 1, …, N − 2m, всего получено 12601 векторов-историй (матрица 12601 × 180). Для каждого вектора запоминаются 60 следующих за ним значений (матрица 12601 × 60), по ним и строится прогноз. Матрицы формируются функцией sliding_window_view библиотеки numpy без копирования данных.</w:t>
+        <w:t>Длина обработанного ряда N = 12960. Тестовым вектором служат последние m = 180 значений ряда (10.05.2017 21:00–23:59). Векторы-истории — все отрезки длины 180, которые получаются скользящим окном с шагом в один отсчёт и целиком лежат до тестового вектора, то есть не пересекаются с ним. Начальный индекс такого отрезка i = 0, 1, …, N − 2m, всего получен 12601 вектор-история (матрица 12601 × 180). Для каждого вектора запоминаются 60 следующих за ним значений (матрица 12601 × 60), по ним и строится прогноз. Матрицы формируются функцией sliding_window_view библиотеки numpy без копирования данных.</w:t>
       </w:r>
     </w:p>
     <w:p>
@@ -4906,7 +4896,7 @@
           <w:b w:val="0"/>
           <w:i w:val="0"/>
         </w:rPr>
-        <w:t>Лучший результат дала манхэттенской метрика при k = 3 (MAE = 8,994 имп./с), худший — метрика Чебышева при k = 2 (MAE = 12,471 имп./с). Наивный прогноз даёт MAE = 9,211 имп./с. Лучше него оказался только вариант «манхэттенская метрика, k = 3» (на 2,4 %), вариант с k = 4 практически ему равен (9,235 имп./с), остальные хуже. СКО фактических значений равно 10,60 имп./с, то есть ошибка всех прогнозов того же порядка, что и разброс самого ряда. Значения MAPE (0,63–0,88 %) кажутся малыми только потому, что средний уровень ряда велик (около 1420 имп./с): относительные колебания одноминутных значений сами по себе составляют около 0,75 %.</w:t>
+        <w:t>Лучший результат дала манхэттенская метрика при k = 3 (MAE = 8,994 имп./с), худший — метрика Чебышева при k = 2 (MAE = 12,471 имп./с). Наивный прогноз даёт MAE = 9,211 имп./с. Лучше него оказался только вариант «манхэттенская метрика, k = 3» (на 2,4 %), вариант с k = 4 практически ему равен (9,235 имп./с), остальные хуже. СКО фактических значений равно 10,60 имп./с, то есть ошибка всех прогнозов того же порядка, что и разброс самого ряда. Значения MAPE (0,63–0,88 %) кажутся малыми только потому, что средний уровень ряда велик (около 1420 имп./с): относительные колебания одноминутных значений сами по себе составляют около 0,75 %.</w:t>
       </w:r>
     </w:p>
     <w:p>
@@ -5011,7 +5001,7 @@
           <w:b w:val="0"/>
           <w:i w:val="0"/>
         </w:rPr>
-        <w:t>При подготовке данных 38 пропусков (0,29 %) и 29 выбросов (0,22 %), в том числе серия аппаратных всплесков 8 мая, заменены медианой 1422,5 имп./с. Из обработанного ряда сформировано 12601 векторов-историй, по евклидовой, манхэттенской метрикам и метрике Чебышева найдены ближайшие соседи и построены прогнозы на 60 мин при k = 2, 3, 4.</w:t>
+        <w:t>При подготовке данных 38 пропусков (0,29 %) и 29 выбросов (0,22 %), в том числе серия аппаратных всплесков 8 мая, заменены медианой 1422,5 имп./с. Из обработанного ряда сформирован 12601 вектор-история, по евклидовой, манхэттенской метрикам и метрике Чебышева найдены ближайшие соседи и построены прогнозы на 60 мин при k = 2, 3, 4.</w:t>
       </w:r>
     </w:p>
     <w:p>
@@ -5020,7 +5010,7 @@
           <w:b w:val="0"/>
           <w:i w:val="0"/>
         </w:rPr>
-        <w:t>Ошибка прогноза MAE составила от 8,99 до 12,47 имп./с при СКО фактических значений 10,60 имп./с и MAE наивного прогноза (среднее тестового вектора) 9,21 имп./с. Лучший вариант — манхэттенской метрика при k = 3. Хуже всего работает метрика Чебышева: она определяется одной наибольшей разностью, то есть случайным выбросом шума, и поэтому хуже отбирает соседей. Увеличение k уменьшает ошибку за счёт усреднения: в пределах k = 2–4 для евклидовой метрики и метрики Чебышева лучший результат даёт k = 4, для манхэттенской — k = 3.</w:t>
+        <w:t>Ошибка прогноза MAE составила от 8,99 до 12,47 имп./с при СКО фактических значений 10,60 имп./с и MAE наивного прогноза (среднее тестового вектора) 9,21 имп./с. Лучший вариант — манхэттенская метрика при k = 3. Хуже всего работает метрика Чебышева: она определяется одной наибольшей разностью, то есть случайным выбросом шума, и поэтому хуже отбирает соседей. Увеличение k уменьшает ошибку за счёт усреднения: в пределах k = 2–4 для евклидовой метрики и метрики Чебышева лучший результат даёт k = 4, для манхэттенской — k = 3.</w:t>
       </w:r>
     </w:p>
     <w:p>
@@ -5069,7 +5059,7 @@
       <w:r>
         <w:rPr>
           <w:rFonts w:ascii="Courier New" w:hAnsi="Courier New" w:eastAsia="Courier New"/>
-          <w:sz w:val="20"/>
+          <w:sz w:val="18"/>
         </w:rPr>
         <w:t>"""</w:t>
       </w:r>
@@ -5084,7 +5074,7 @@
       <w:r>
         <w:rPr>
           <w:rFonts w:ascii="Courier New" w:hAnsi="Courier New" w:eastAsia="Courier New"/>
-          <w:sz w:val="20"/>
+          <w:sz w:val="18"/>
         </w:rPr>
         <w:t>Лабораторная работа №2 по дисциплине «Интеллектуальные методы анализа данных».</w:t>
       </w:r>
@@ -5099,7 +5089,7 @@
       <w:r>
         <w:rPr>
           <w:rFonts w:ascii="Courier New" w:hAnsi="Courier New" w:eastAsia="Courier New"/>
-          <w:sz w:val="20"/>
+          <w:sz w:val="18"/>
         </w:rPr>
         <w:t>Тема: реализация метода классификации данных с использованием природных</w:t>
       </w:r>
@@ -5114,7 +5104,7 @@
       <w:r>
         <w:rPr>
           <w:rFonts w:ascii="Courier New" w:hAnsi="Courier New" w:eastAsia="Courier New"/>
-          <w:sz w:val="20"/>
+          <w:sz w:val="18"/>
         </w:rPr>
         <w:t>временных рядов.</w:t>
       </w:r>
@@ -5129,21 +5119,21 @@
       <w:r>
         <w:rPr>
           <w:rFonts w:ascii="Courier New" w:hAnsi="Courier New" w:eastAsia="Courier New"/>
-          <w:sz w:val="20"/>
-        </w:rPr>
-      </w:r>
-    </w:p>
-    <w:p>
-      <w:pPr>
-        <w:widowControl w:val="0"/>
-        <w:spacing w:line="240" w:lineRule="auto"/>
-        <w:ind w:firstLine="0"/>
-        <w:jc w:val="left"/>
-      </w:pPr>
-      <w:r>
-        <w:rPr>
-          <w:rFonts w:ascii="Courier New" w:hAnsi="Courier New" w:eastAsia="Courier New"/>
-          <w:sz w:val="20"/>
+          <w:sz w:val="18"/>
+        </w:rPr>
+      </w:r>
+    </w:p>
+    <w:p>
+      <w:pPr>
+        <w:widowControl w:val="0"/>
+        <w:spacing w:line="240" w:lineRule="auto"/>
+        <w:ind w:firstLine="0"/>
+        <w:jc w:val="left"/>
+      </w:pPr>
+      <w:r>
+        <w:rPr>
+          <w:rFonts w:ascii="Courier New" w:hAnsi="Courier New" w:eastAsia="Courier New"/>
+          <w:sz w:val="18"/>
         </w:rPr>
         <w:t>Вариант 14: нейтронный монитор Алма-Ата (AATB), 2–10 мая 2017 г.,</w:t>
       </w:r>
@@ -5158,7 +5148,7 @@
       <w:r>
         <w:rPr>
           <w:rFonts w:ascii="Courier New" w:hAnsi="Courier New" w:eastAsia="Courier New"/>
-          <w:sz w:val="20"/>
+          <w:sz w:val="18"/>
         </w:rPr>
         <w:t>одноминутные данные, скорректированные на эффективность (RCORR_E).</w:t>
       </w:r>
@@ -5173,21 +5163,21 @@
       <w:r>
         <w:rPr>
           <w:rFonts w:ascii="Courier New" w:hAnsi="Courier New" w:eastAsia="Courier New"/>
-          <w:sz w:val="20"/>
-        </w:rPr>
-      </w:r>
-    </w:p>
-    <w:p>
-      <w:pPr>
-        <w:widowControl w:val="0"/>
-        <w:spacing w:line="240" w:lineRule="auto"/>
-        <w:ind w:firstLine="0"/>
-        <w:jc w:val="left"/>
-      </w:pPr>
-      <w:r>
-        <w:rPr>
-          <w:rFonts w:ascii="Courier New" w:hAnsi="Courier New" w:eastAsia="Courier New"/>
-          <w:sz w:val="20"/>
+          <w:sz w:val="18"/>
+        </w:rPr>
+      </w:r>
+    </w:p>
+    <w:p>
+      <w:pPr>
+        <w:widowControl w:val="0"/>
+        <w:spacing w:line="240" w:lineRule="auto"/>
+        <w:ind w:firstLine="0"/>
+        <w:jc w:val="left"/>
+      </w:pPr>
+      <w:r>
+        <w:rPr>
+          <w:rFonts w:ascii="Courier New" w:hAnsi="Courier New" w:eastAsia="Courier New"/>
+          <w:sz w:val="18"/>
         </w:rPr>
         <w:t>Студент гр. 3381 Щеглов М.А.</w:t>
       </w:r>
@@ -5202,21 +5192,21 @@
       <w:r>
         <w:rPr>
           <w:rFonts w:ascii="Courier New" w:hAnsi="Courier New" w:eastAsia="Courier New"/>
-          <w:sz w:val="20"/>
-        </w:rPr>
-      </w:r>
-    </w:p>
-    <w:p>
-      <w:pPr>
-        <w:widowControl w:val="0"/>
-        <w:spacing w:line="240" w:lineRule="auto"/>
-        <w:ind w:firstLine="0"/>
-        <w:jc w:val="left"/>
-      </w:pPr>
-      <w:r>
-        <w:rPr>
-          <w:rFonts w:ascii="Courier New" w:hAnsi="Courier New" w:eastAsia="Courier New"/>
-          <w:sz w:val="20"/>
+          <w:sz w:val="18"/>
+        </w:rPr>
+      </w:r>
+    </w:p>
+    <w:p>
+      <w:pPr>
+        <w:widowControl w:val="0"/>
+        <w:spacing w:line="240" w:lineRule="auto"/>
+        <w:ind w:firstLine="0"/>
+        <w:jc w:val="left"/>
+      </w:pPr>
+      <w:r>
+        <w:rPr>
+          <w:rFonts w:ascii="Courier New" w:hAnsi="Courier New" w:eastAsia="Courier New"/>
+          <w:sz w:val="18"/>
         </w:rPr>
         <w:t>Запуск:  python imad2.py          (графики сохраняются в папку figures/)</w:t>
       </w:r>
@@ -5231,7 +5221,7 @@
       <w:r>
         <w:rPr>
           <w:rFonts w:ascii="Courier New" w:hAnsi="Courier New" w:eastAsia="Courier New"/>
-          <w:sz w:val="20"/>
+          <w:sz w:val="18"/>
         </w:rPr>
         <w:t xml:space="preserve">         python imad2.py --show   (дополнительно открыть окна с графиками)</w:t>
       </w:r>
@@ -5246,7 +5236,7 @@
       <w:r>
         <w:rPr>
           <w:rFonts w:ascii="Courier New" w:hAnsi="Courier New" w:eastAsia="Courier New"/>
-          <w:sz w:val="20"/>
+          <w:sz w:val="18"/>
         </w:rPr>
         <w:t>"""</w:t>
       </w:r>
@@ -5261,21 +5251,21 @@
       <w:r>
         <w:rPr>
           <w:rFonts w:ascii="Courier New" w:hAnsi="Courier New" w:eastAsia="Courier New"/>
-          <w:sz w:val="20"/>
-        </w:rPr>
-      </w:r>
-    </w:p>
-    <w:p>
-      <w:pPr>
-        <w:widowControl w:val="0"/>
-        <w:spacing w:line="240" w:lineRule="auto"/>
-        <w:ind w:firstLine="0"/>
-        <w:jc w:val="left"/>
-      </w:pPr>
-      <w:r>
-        <w:rPr>
-          <w:rFonts w:ascii="Courier New" w:hAnsi="Courier New" w:eastAsia="Courier New"/>
-          <w:sz w:val="20"/>
+          <w:sz w:val="18"/>
+        </w:rPr>
+      </w:r>
+    </w:p>
+    <w:p>
+      <w:pPr>
+        <w:widowControl w:val="0"/>
+        <w:spacing w:line="240" w:lineRule="auto"/>
+        <w:ind w:firstLine="0"/>
+        <w:jc w:val="left"/>
+      </w:pPr>
+      <w:r>
+        <w:rPr>
+          <w:rFonts w:ascii="Courier New" w:hAnsi="Courier New" w:eastAsia="Courier New"/>
+          <w:sz w:val="18"/>
         </w:rPr>
         <w:t>import json</w:t>
       </w:r>
@@ -5290,7 +5280,7 @@
       <w:r>
         <w:rPr>
           <w:rFonts w:ascii="Courier New" w:hAnsi="Courier New" w:eastAsia="Courier New"/>
-          <w:sz w:val="20"/>
+          <w:sz w:val="18"/>
         </w:rPr>
         <w:t>import re</w:t>
       </w:r>
@@ -5305,7 +5295,7 @@
       <w:r>
         <w:rPr>
           <w:rFonts w:ascii="Courier New" w:hAnsi="Courier New" w:eastAsia="Courier New"/>
-          <w:sz w:val="20"/>
+          <w:sz w:val="18"/>
         </w:rPr>
         <w:t>import sys</w:t>
       </w:r>
@@ -5320,7 +5310,7 @@
       <w:r>
         <w:rPr>
           <w:rFonts w:ascii="Courier New" w:hAnsi="Courier New" w:eastAsia="Courier New"/>
-          <w:sz w:val="20"/>
+          <w:sz w:val="18"/>
         </w:rPr>
         <w:t>import urllib.parse</w:t>
       </w:r>
@@ -5335,7 +5325,7 @@
       <w:r>
         <w:rPr>
           <w:rFonts w:ascii="Courier New" w:hAnsi="Courier New" w:eastAsia="Courier New"/>
-          <w:sz w:val="20"/>
+          <w:sz w:val="18"/>
         </w:rPr>
         <w:t>import urllib.request</w:t>
       </w:r>
@@ -5350,7 +5340,7 @@
       <w:r>
         <w:rPr>
           <w:rFonts w:ascii="Courier New" w:hAnsi="Courier New" w:eastAsia="Courier New"/>
-          <w:sz w:val="20"/>
+          <w:sz w:val="18"/>
         </w:rPr>
         <w:t>from pathlib import Path</w:t>
       </w:r>
@@ -5365,21 +5355,21 @@
       <w:r>
         <w:rPr>
           <w:rFonts w:ascii="Courier New" w:hAnsi="Courier New" w:eastAsia="Courier New"/>
-          <w:sz w:val="20"/>
-        </w:rPr>
-      </w:r>
-    </w:p>
-    <w:p>
-      <w:pPr>
-        <w:widowControl w:val="0"/>
-        <w:spacing w:line="240" w:lineRule="auto"/>
-        <w:ind w:firstLine="0"/>
-        <w:jc w:val="left"/>
-      </w:pPr>
-      <w:r>
-        <w:rPr>
-          <w:rFonts w:ascii="Courier New" w:hAnsi="Courier New" w:eastAsia="Courier New"/>
-          <w:sz w:val="20"/>
+          <w:sz w:val="18"/>
+        </w:rPr>
+      </w:r>
+    </w:p>
+    <w:p>
+      <w:pPr>
+        <w:widowControl w:val="0"/>
+        <w:spacing w:line="240" w:lineRule="auto"/>
+        <w:ind w:firstLine="0"/>
+        <w:jc w:val="left"/>
+      </w:pPr>
+      <w:r>
+        <w:rPr>
+          <w:rFonts w:ascii="Courier New" w:hAnsi="Courier New" w:eastAsia="Courier New"/>
+          <w:sz w:val="18"/>
         </w:rPr>
         <w:t>import matplotlib</w:t>
       </w:r>
@@ -5394,21 +5384,21 @@
       <w:r>
         <w:rPr>
           <w:rFonts w:ascii="Courier New" w:hAnsi="Courier New" w:eastAsia="Courier New"/>
-          <w:sz w:val="20"/>
-        </w:rPr>
-      </w:r>
-    </w:p>
-    <w:p>
-      <w:pPr>
-        <w:widowControl w:val="0"/>
-        <w:spacing w:line="240" w:lineRule="auto"/>
-        <w:ind w:firstLine="0"/>
-        <w:jc w:val="left"/>
-      </w:pPr>
-      <w:r>
-        <w:rPr>
-          <w:rFonts w:ascii="Courier New" w:hAnsi="Courier New" w:eastAsia="Courier New"/>
-          <w:sz w:val="20"/>
+          <w:sz w:val="18"/>
+        </w:rPr>
+      </w:r>
+    </w:p>
+    <w:p>
+      <w:pPr>
+        <w:widowControl w:val="0"/>
+        <w:spacing w:line="240" w:lineRule="auto"/>
+        <w:ind w:firstLine="0"/>
+        <w:jc w:val="left"/>
+      </w:pPr>
+      <w:r>
+        <w:rPr>
+          <w:rFonts w:ascii="Courier New" w:hAnsi="Courier New" w:eastAsia="Courier New"/>
+          <w:sz w:val="18"/>
         </w:rPr>
         <w:t>if "--show" not in sys.argv:</w:t>
       </w:r>
@@ -5423,7 +5413,7 @@
       <w:r>
         <w:rPr>
           <w:rFonts w:ascii="Courier New" w:hAnsi="Courier New" w:eastAsia="Courier New"/>
-          <w:sz w:val="20"/>
+          <w:sz w:val="18"/>
         </w:rPr>
         <w:t xml:space="preserve">    matplotlib.use("Agg")</w:t>
       </w:r>
@@ -5438,21 +5428,21 @@
       <w:r>
         <w:rPr>
           <w:rFonts w:ascii="Courier New" w:hAnsi="Courier New" w:eastAsia="Courier New"/>
-          <w:sz w:val="20"/>
-        </w:rPr>
-      </w:r>
-    </w:p>
-    <w:p>
-      <w:pPr>
-        <w:widowControl w:val="0"/>
-        <w:spacing w:line="240" w:lineRule="auto"/>
-        <w:ind w:firstLine="0"/>
-        <w:jc w:val="left"/>
-      </w:pPr>
-      <w:r>
-        <w:rPr>
-          <w:rFonts w:ascii="Courier New" w:hAnsi="Courier New" w:eastAsia="Courier New"/>
-          <w:sz w:val="20"/>
+          <w:sz w:val="18"/>
+        </w:rPr>
+      </w:r>
+    </w:p>
+    <w:p>
+      <w:pPr>
+        <w:widowControl w:val="0"/>
+        <w:spacing w:line="240" w:lineRule="auto"/>
+        <w:ind w:firstLine="0"/>
+        <w:jc w:val="left"/>
+      </w:pPr>
+      <w:r>
+        <w:rPr>
+          <w:rFonts w:ascii="Courier New" w:hAnsi="Courier New" w:eastAsia="Courier New"/>
+          <w:sz w:val="18"/>
         </w:rPr>
         <w:t>import matplotlib.dates as mdates</w:t>
       </w:r>
@@ -5467,7 +5457,7 @@
       <w:r>
         <w:rPr>
           <w:rFonts w:ascii="Courier New" w:hAnsi="Courier New" w:eastAsia="Courier New"/>
-          <w:sz w:val="20"/>
+          <w:sz w:val="18"/>
         </w:rPr>
         <w:t>import matplotlib.pyplot as plt</w:t>
       </w:r>
@@ -5482,7 +5472,7 @@
       <w:r>
         <w:rPr>
           <w:rFonts w:ascii="Courier New" w:hAnsi="Courier New" w:eastAsia="Courier New"/>
-          <w:sz w:val="20"/>
+          <w:sz w:val="18"/>
         </w:rPr>
         <w:t>import numpy as np</w:t>
       </w:r>
@@ -5497,7 +5487,7 @@
       <w:r>
         <w:rPr>
           <w:rFonts w:ascii="Courier New" w:hAnsi="Courier New" w:eastAsia="Courier New"/>
-          <w:sz w:val="20"/>
+          <w:sz w:val="18"/>
         </w:rPr>
         <w:t>import pandas as pd</w:t>
       </w:r>
@@ -5512,7 +5502,7 @@
       <w:r>
         <w:rPr>
           <w:rFonts w:ascii="Courier New" w:hAnsi="Courier New" w:eastAsia="Courier New"/>
-          <w:sz w:val="20"/>
+          <w:sz w:val="18"/>
         </w:rPr>
         <w:t>from numpy.lib.stride_tricks import sliding_window_view</w:t>
       </w:r>
@@ -5527,21 +5517,21 @@
       <w:r>
         <w:rPr>
           <w:rFonts w:ascii="Courier New" w:hAnsi="Courier New" w:eastAsia="Courier New"/>
-          <w:sz w:val="20"/>
-        </w:rPr>
-      </w:r>
-    </w:p>
-    <w:p>
-      <w:pPr>
-        <w:widowControl w:val="0"/>
-        <w:spacing w:line="240" w:lineRule="auto"/>
-        <w:ind w:firstLine="0"/>
-        <w:jc w:val="left"/>
-      </w:pPr>
-      <w:r>
-        <w:rPr>
-          <w:rFonts w:ascii="Courier New" w:hAnsi="Courier New" w:eastAsia="Courier New"/>
-          <w:sz w:val="20"/>
+          <w:sz w:val="18"/>
+        </w:rPr>
+      </w:r>
+    </w:p>
+    <w:p>
+      <w:pPr>
+        <w:widowControl w:val="0"/>
+        <w:spacing w:line="240" w:lineRule="auto"/>
+        <w:ind w:firstLine="0"/>
+        <w:jc w:val="left"/>
+      </w:pPr>
+      <w:r>
+        <w:rPr>
+          <w:rFonts w:ascii="Courier New" w:hAnsi="Courier New" w:eastAsia="Courier New"/>
+          <w:sz w:val="18"/>
         </w:rPr>
         <w:t># ----------------------------------------------------------------------------</w:t>
       </w:r>
@@ -5556,7 +5546,7 @@
       <w:r>
         <w:rPr>
           <w:rFonts w:ascii="Courier New" w:hAnsi="Courier New" w:eastAsia="Courier New"/>
-          <w:sz w:val="20"/>
+          <w:sz w:val="18"/>
         </w:rPr>
         <w:t># параметры работы</w:t>
       </w:r>
@@ -5571,7 +5561,7 @@
       <w:r>
         <w:rPr>
           <w:rFonts w:ascii="Courier New" w:hAnsi="Courier New" w:eastAsia="Courier New"/>
-          <w:sz w:val="20"/>
+          <w:sz w:val="18"/>
         </w:rPr>
         <w:t># ----------------------------------------------------------------------------</w:t>
       </w:r>
@@ -5586,7 +5576,7 @@
       <w:r>
         <w:rPr>
           <w:rFonts w:ascii="Courier New" w:hAnsi="Courier New" w:eastAsia="Courier New"/>
-          <w:sz w:val="20"/>
+          <w:sz w:val="18"/>
         </w:rPr>
         <w:t>STATION = "AATB"                       # Алма-Ата B</w:t>
       </w:r>
@@ -5601,7 +5591,7 @@
       <w:r>
         <w:rPr>
           <w:rFonts w:ascii="Courier New" w:hAnsi="Courier New" w:eastAsia="Courier New"/>
-          <w:sz w:val="20"/>
+          <w:sz w:val="18"/>
         </w:rPr>
         <w:t>HISTORY_START = "2017-05-02 00:00"     # период варианта</w:t>
       </w:r>
@@ -5616,7 +5606,7 @@
       <w:r>
         <w:rPr>
           <w:rFonts w:ascii="Courier New" w:hAnsi="Courier New" w:eastAsia="Courier New"/>
-          <w:sz w:val="20"/>
+          <w:sz w:val="18"/>
         </w:rPr>
         <w:t>HISTORY_END = "2017-05-10 23:59"</w:t>
       </w:r>
@@ -5631,7 +5621,7 @@
       <w:r>
         <w:rPr>
           <w:rFonts w:ascii="Courier New" w:hAnsi="Courier New" w:eastAsia="Courier New"/>
-          <w:sz w:val="20"/>
+          <w:sz w:val="18"/>
         </w:rPr>
         <w:t>ACTUAL_START = "2017-05-11 00:00"      # фактические значения после периода,</w:t>
       </w:r>
@@ -5646,7 +5636,7 @@
       <w:r>
         <w:rPr>
           <w:rFonts w:ascii="Courier New" w:hAnsi="Courier New" w:eastAsia="Courier New"/>
-          <w:sz w:val="20"/>
+          <w:sz w:val="18"/>
         </w:rPr>
         <w:t>ACTUAL_END = "2017-05-11 00:59"        # с которыми сравнивается прогноз</w:t>
       </w:r>
@@ -5661,21 +5651,21 @@
       <w:r>
         <w:rPr>
           <w:rFonts w:ascii="Courier New" w:hAnsi="Courier New" w:eastAsia="Courier New"/>
-          <w:sz w:val="20"/>
-        </w:rPr>
-      </w:r>
-    </w:p>
-    <w:p>
-      <w:pPr>
-        <w:widowControl w:val="0"/>
-        <w:spacing w:line="240" w:lineRule="auto"/>
-        <w:ind w:firstLine="0"/>
-        <w:jc w:val="left"/>
-      </w:pPr>
-      <w:r>
-        <w:rPr>
-          <w:rFonts w:ascii="Courier New" w:hAnsi="Courier New" w:eastAsia="Courier New"/>
-          <w:sz w:val="20"/>
+          <w:sz w:val="18"/>
+        </w:rPr>
+      </w:r>
+    </w:p>
+    <w:p>
+      <w:pPr>
+        <w:widowControl w:val="0"/>
+        <w:spacing w:line="240" w:lineRule="auto"/>
+        <w:ind w:firstLine="0"/>
+        <w:jc w:val="left"/>
+      </w:pPr>
+      <w:r>
+        <w:rPr>
+          <w:rFonts w:ascii="Courier New" w:hAnsi="Courier New" w:eastAsia="Courier New"/>
+          <w:sz w:val="18"/>
         </w:rPr>
         <w:t>M = 180                    # длина вектора-истории, отсчётов</w:t>
       </w:r>
@@ -5690,7 +5680,7 @@
       <w:r>
         <w:rPr>
           <w:rFonts w:ascii="Courier New" w:hAnsi="Courier New" w:eastAsia="Courier New"/>
-          <w:sz w:val="20"/>
+          <w:sz w:val="18"/>
         </w:rPr>
         <w:t>HORIZON = 60               # число прогнозируемых значений</w:t>
       </w:r>
@@ -5705,7 +5695,7 @@
       <w:r>
         <w:rPr>
           <w:rFonts w:ascii="Courier New" w:hAnsi="Courier New" w:eastAsia="Courier New"/>
-          <w:sz w:val="20"/>
+          <w:sz w:val="18"/>
         </w:rPr>
         <w:t>K_VALUES = (2, 3, 4)       # число ближайших соседей</w:t>
       </w:r>
@@ -5720,7 +5710,7 @@
       <w:r>
         <w:rPr>
           <w:rFonts w:ascii="Courier New" w:hAnsi="Courier New" w:eastAsia="Courier New"/>
-          <w:sz w:val="20"/>
+          <w:sz w:val="18"/>
         </w:rPr>
         <w:t>K_SCAN = range(1, 21)      # диапазон k для дополнительного анализа</w:t>
       </w:r>
@@ -5735,7 +5725,7 @@
       <w:r>
         <w:rPr>
           <w:rFonts w:ascii="Courier New" w:hAnsi="Courier New" w:eastAsia="Courier New"/>
-          <w:sz w:val="20"/>
+          <w:sz w:val="18"/>
         </w:rPr>
         <w:t>SIGMA = 3                  # порог выбросов (правило трёх сигм)</w:t>
       </w:r>
@@ -5750,21 +5740,21 @@
       <w:r>
         <w:rPr>
           <w:rFonts w:ascii="Courier New" w:hAnsi="Courier New" w:eastAsia="Courier New"/>
-          <w:sz w:val="20"/>
-        </w:rPr>
-      </w:r>
-    </w:p>
-    <w:p>
-      <w:pPr>
-        <w:widowControl w:val="0"/>
-        <w:spacing w:line="240" w:lineRule="auto"/>
-        <w:ind w:firstLine="0"/>
-        <w:jc w:val="left"/>
-      </w:pPr>
-      <w:r>
-        <w:rPr>
-          <w:rFonts w:ascii="Courier New" w:hAnsi="Courier New" w:eastAsia="Courier New"/>
-          <w:sz w:val="20"/>
+          <w:sz w:val="18"/>
+        </w:rPr>
+      </w:r>
+    </w:p>
+    <w:p>
+      <w:pPr>
+        <w:widowControl w:val="0"/>
+        <w:spacing w:line="240" w:lineRule="auto"/>
+        <w:ind w:firstLine="0"/>
+        <w:jc w:val="left"/>
+      </w:pPr>
+      <w:r>
+        <w:rPr>
+          <w:rFonts w:ascii="Courier New" w:hAnsi="Courier New" w:eastAsia="Courier New"/>
+          <w:sz w:val="18"/>
         </w:rPr>
         <w:t>BASE_DIR = Path(__file__).resolve().parent</w:t>
       </w:r>
@@ -5779,7 +5769,7 @@
       <w:r>
         <w:rPr>
           <w:rFonts w:ascii="Courier New" w:hAnsi="Courier New" w:eastAsia="Courier New"/>
-          <w:sz w:val="20"/>
+          <w:sz w:val="18"/>
         </w:rPr>
         <w:t>DATA_DIR = BASE_DIR / "data"</w:t>
       </w:r>
@@ -5794,7 +5784,7 @@
       <w:r>
         <w:rPr>
           <w:rFonts w:ascii="Courier New" w:hAnsi="Courier New" w:eastAsia="Courier New"/>
-          <w:sz w:val="20"/>
+          <w:sz w:val="18"/>
         </w:rPr>
         <w:t>FIG_DIR = BASE_DIR / "figures"</w:t>
       </w:r>
@@ -5809,7 +5799,7 @@
       <w:r>
         <w:rPr>
           <w:rFonts w:ascii="Courier New" w:hAnsi="Courier New" w:eastAsia="Courier New"/>
-          <w:sz w:val="20"/>
+          <w:sz w:val="18"/>
         </w:rPr>
         <w:t>HISTORY_FILE = DATA_DIR / "aatb_history.html"</w:t>
       </w:r>
@@ -5824,7 +5814,7 @@
       <w:r>
         <w:rPr>
           <w:rFonts w:ascii="Courier New" w:hAnsi="Courier New" w:eastAsia="Courier New"/>
-          <w:sz w:val="20"/>
+          <w:sz w:val="18"/>
         </w:rPr>
         <w:t>ACTUAL_FILE = DATA_DIR / "aatb_actual.html"</w:t>
       </w:r>
@@ -5839,7 +5829,7 @@
       <w:r>
         <w:rPr>
           <w:rFonts w:ascii="Courier New" w:hAnsi="Courier New" w:eastAsia="Courier New"/>
-          <w:sz w:val="20"/>
+          <w:sz w:val="18"/>
         </w:rPr>
         <w:t>RESULTS_FILE = BASE_DIR / "results.json"</w:t>
       </w:r>
@@ -5854,21 +5844,21 @@
       <w:r>
         <w:rPr>
           <w:rFonts w:ascii="Courier New" w:hAnsi="Courier New" w:eastAsia="Courier New"/>
-          <w:sz w:val="20"/>
-        </w:rPr>
-      </w:r>
-    </w:p>
-    <w:p>
-      <w:pPr>
-        <w:widowControl w:val="0"/>
-        <w:spacing w:line="240" w:lineRule="auto"/>
-        <w:ind w:firstLine="0"/>
-        <w:jc w:val="left"/>
-      </w:pPr>
-      <w:r>
-        <w:rPr>
-          <w:rFonts w:ascii="Courier New" w:hAnsi="Courier New" w:eastAsia="Courier New"/>
-          <w:sz w:val="20"/>
+          <w:sz w:val="18"/>
+        </w:rPr>
+      </w:r>
+    </w:p>
+    <w:p>
+      <w:pPr>
+        <w:widowControl w:val="0"/>
+        <w:spacing w:line="240" w:lineRule="auto"/>
+        <w:ind w:firstLine="0"/>
+        <w:jc w:val="left"/>
+      </w:pPr>
+      <w:r>
+        <w:rPr>
+          <w:rFonts w:ascii="Courier New" w:hAnsi="Courier New" w:eastAsia="Courier New"/>
+          <w:sz w:val="18"/>
         </w:rPr>
         <w:t>METRIC_NAMES = {</w:t>
       </w:r>
@@ -5883,7 +5873,7 @@
       <w:r>
         <w:rPr>
           <w:rFonts w:ascii="Courier New" w:hAnsi="Courier New" w:eastAsia="Courier New"/>
-          <w:sz w:val="20"/>
+          <w:sz w:val="18"/>
         </w:rPr>
         <w:t xml:space="preserve">    "euclid": "Евклидова",</w:t>
       </w:r>
@@ -5898,7 +5888,7 @@
       <w:r>
         <w:rPr>
           <w:rFonts w:ascii="Courier New" w:hAnsi="Courier New" w:eastAsia="Courier New"/>
-          <w:sz w:val="20"/>
+          <w:sz w:val="18"/>
         </w:rPr>
         <w:t xml:space="preserve">    "manhattan": "Манхэттенская",</w:t>
       </w:r>
@@ -5913,7 +5903,7 @@
       <w:r>
         <w:rPr>
           <w:rFonts w:ascii="Courier New" w:hAnsi="Courier New" w:eastAsia="Courier New"/>
-          <w:sz w:val="20"/>
+          <w:sz w:val="18"/>
         </w:rPr>
         <w:t xml:space="preserve">    "chebyshev": "Чебышева",</w:t>
       </w:r>
@@ -5928,7 +5918,7 @@
       <w:r>
         <w:rPr>
           <w:rFonts w:ascii="Courier New" w:hAnsi="Courier New" w:eastAsia="Courier New"/>
-          <w:sz w:val="20"/>
+          <w:sz w:val="18"/>
         </w:rPr>
         <w:t>}</w:t>
       </w:r>
@@ -5943,21 +5933,21 @@
       <w:r>
         <w:rPr>
           <w:rFonts w:ascii="Courier New" w:hAnsi="Courier New" w:eastAsia="Courier New"/>
-          <w:sz w:val="20"/>
-        </w:rPr>
-      </w:r>
-    </w:p>
-    <w:p>
-      <w:pPr>
-        <w:widowControl w:val="0"/>
-        <w:spacing w:line="240" w:lineRule="auto"/>
-        <w:ind w:firstLine="0"/>
-        <w:jc w:val="left"/>
-      </w:pPr>
-      <w:r>
-        <w:rPr>
-          <w:rFonts w:ascii="Courier New" w:hAnsi="Courier New" w:eastAsia="Courier New"/>
-          <w:sz w:val="20"/>
+          <w:sz w:val="18"/>
+        </w:rPr>
+      </w:r>
+    </w:p>
+    <w:p>
+      <w:pPr>
+        <w:widowControl w:val="0"/>
+        <w:spacing w:line="240" w:lineRule="auto"/>
+        <w:ind w:firstLine="0"/>
+        <w:jc w:val="left"/>
+      </w:pPr>
+      <w:r>
+        <w:rPr>
+          <w:rFonts w:ascii="Courier New" w:hAnsi="Courier New" w:eastAsia="Courier New"/>
+          <w:sz w:val="18"/>
         </w:rPr>
         <w:t># цвета графиков: фактические данные — тёмные, ряды — в фиксированном порядке</w:t>
       </w:r>
@@ -5972,7 +5962,7 @@
       <w:r>
         <w:rPr>
           <w:rFonts w:ascii="Courier New" w:hAnsi="Courier New" w:eastAsia="Courier New"/>
-          <w:sz w:val="20"/>
+          <w:sz w:val="18"/>
         </w:rPr>
         <w:t>COLOR_ACTUAL = "#1f1f1f"</w:t>
       </w:r>
@@ -5987,7 +5977,7 @@
       <w:r>
         <w:rPr>
           <w:rFonts w:ascii="Courier New" w:hAnsi="Courier New" w:eastAsia="Courier New"/>
-          <w:sz w:val="20"/>
+          <w:sz w:val="18"/>
         </w:rPr>
         <w:t>COLOR_MUTED = "#8a8985"</w:t>
       </w:r>
@@ -6002,7 +5992,7 @@
       <w:r>
         <w:rPr>
           <w:rFonts w:ascii="Courier New" w:hAnsi="Courier New" w:eastAsia="Courier New"/>
-          <w:sz w:val="20"/>
+          <w:sz w:val="18"/>
         </w:rPr>
         <w:t>SERIES_COLORS = ["#2a78d6", "#eb6834", "#1baf7a"]</w:t>
       </w:r>
@@ -6017,35 +6007,35 @@
       <w:r>
         <w:rPr>
           <w:rFonts w:ascii="Courier New" w:hAnsi="Courier New" w:eastAsia="Courier New"/>
-          <w:sz w:val="20"/>
-        </w:rPr>
-      </w:r>
-    </w:p>
-    <w:p>
-      <w:pPr>
-        <w:widowControl w:val="0"/>
-        <w:spacing w:line="240" w:lineRule="auto"/>
-        <w:ind w:firstLine="0"/>
-        <w:jc w:val="left"/>
-      </w:pPr>
-      <w:r>
-        <w:rPr>
-          <w:rFonts w:ascii="Courier New" w:hAnsi="Courier New" w:eastAsia="Courier New"/>
-          <w:sz w:val="20"/>
-        </w:rPr>
-      </w:r>
-    </w:p>
-    <w:p>
-      <w:pPr>
-        <w:widowControl w:val="0"/>
-        <w:spacing w:line="240" w:lineRule="auto"/>
-        <w:ind w:firstLine="0"/>
-        <w:jc w:val="left"/>
-      </w:pPr>
-      <w:r>
-        <w:rPr>
-          <w:rFonts w:ascii="Courier New" w:hAnsi="Courier New" w:eastAsia="Courier New"/>
-          <w:sz w:val="20"/>
+          <w:sz w:val="18"/>
+        </w:rPr>
+      </w:r>
+    </w:p>
+    <w:p>
+      <w:pPr>
+        <w:widowControl w:val="0"/>
+        <w:spacing w:line="240" w:lineRule="auto"/>
+        <w:ind w:firstLine="0"/>
+        <w:jc w:val="left"/>
+      </w:pPr>
+      <w:r>
+        <w:rPr>
+          <w:rFonts w:ascii="Courier New" w:hAnsi="Courier New" w:eastAsia="Courier New"/>
+          <w:sz w:val="18"/>
+        </w:rPr>
+      </w:r>
+    </w:p>
+    <w:p>
+      <w:pPr>
+        <w:widowControl w:val="0"/>
+        <w:spacing w:line="240" w:lineRule="auto"/>
+        <w:ind w:firstLine="0"/>
+        <w:jc w:val="left"/>
+      </w:pPr>
+      <w:r>
+        <w:rPr>
+          <w:rFonts w:ascii="Courier New" w:hAnsi="Courier New" w:eastAsia="Courier New"/>
+          <w:sz w:val="18"/>
         </w:rPr>
         <w:t># ----------------------------------------------------------------------------</w:t>
       </w:r>
@@ -6060,7 +6050,7 @@
       <w:r>
         <w:rPr>
           <w:rFonts w:ascii="Courier New" w:hAnsi="Courier New" w:eastAsia="Courier New"/>
-          <w:sz w:val="20"/>
+          <w:sz w:val="18"/>
         </w:rPr>
         <w:t># загрузка данных</w:t>
       </w:r>
@@ -6075,7 +6065,7 @@
       <w:r>
         <w:rPr>
           <w:rFonts w:ascii="Courier New" w:hAnsi="Courier New" w:eastAsia="Courier New"/>
-          <w:sz w:val="20"/>
+          <w:sz w:val="18"/>
         </w:rPr>
         <w:t># ----------------------------------------------------------------------------</w:t>
       </w:r>
@@ -6090,7 +6080,7 @@
       <w:r>
         <w:rPr>
           <w:rFonts w:ascii="Courier New" w:hAnsi="Courier New" w:eastAsia="Courier New"/>
-          <w:sz w:val="20"/>
+          <w:sz w:val="18"/>
         </w:rPr>
         <w:t>def nmdb_url(station, start, end):</w:t>
       </w:r>
@@ -6105,7 +6095,7 @@
       <w:r>
         <w:rPr>
           <w:rFonts w:ascii="Courier New" w:hAnsi="Courier New" w:eastAsia="Courier New"/>
-          <w:sz w:val="20"/>
+          <w:sz w:val="18"/>
         </w:rPr>
         <w:t xml:space="preserve">    """Формирует запрос к NEST (nmdb.eu) на одноминутные данные RCORR_E."""</w:t>
       </w:r>
@@ -6120,7 +6110,7 @@
       <w:r>
         <w:rPr>
           <w:rFonts w:ascii="Courier New" w:hAnsi="Courier New" w:eastAsia="Courier New"/>
-          <w:sz w:val="20"/>
+          <w:sz w:val="18"/>
         </w:rPr>
         <w:t xml:space="preserve">    t0, t1 = pd.Timestamp(start), pd.Timestamp(end)</w:t>
       </w:r>
@@ -6135,7 +6125,7 @@
       <w:r>
         <w:rPr>
           <w:rFonts w:ascii="Courier New" w:hAnsi="Courier New" w:eastAsia="Courier New"/>
-          <w:sz w:val="20"/>
+          <w:sz w:val="18"/>
         </w:rPr>
         <w:t xml:space="preserve">    params = {</w:t>
       </w:r>
@@ -6150,7 +6140,7 @@
       <w:r>
         <w:rPr>
           <w:rFonts w:ascii="Courier New" w:hAnsi="Courier New" w:eastAsia="Courier New"/>
-          <w:sz w:val="20"/>
+          <w:sz w:val="18"/>
         </w:rPr>
         <w:t xml:space="preserve">        "formchk": 1, "stations[]": station, "tabchoice": "revori",</w:t>
       </w:r>
@@ -6165,7 +6155,7 @@
       <w:r>
         <w:rPr>
           <w:rFonts w:ascii="Courier New" w:hAnsi="Courier New" w:eastAsia="Courier New"/>
-          <w:sz w:val="20"/>
+          <w:sz w:val="18"/>
         </w:rPr>
         <w:t xml:space="preserve">        "dtype": "corr_for_efficiency", "tresolution": 0, "yunits": 0,</w:t>
       </w:r>
@@ -6180,7 +6170,7 @@
       <w:r>
         <w:rPr>
           <w:rFonts w:ascii="Courier New" w:hAnsi="Courier New" w:eastAsia="Courier New"/>
-          <w:sz w:val="20"/>
+          <w:sz w:val="18"/>
         </w:rPr>
         <w:t xml:space="preserve">        "date_choice": "bydate", "output": "ascii",</w:t>
       </w:r>
@@ -6195,7 +6185,7 @@
       <w:r>
         <w:rPr>
           <w:rFonts w:ascii="Courier New" w:hAnsi="Courier New" w:eastAsia="Courier New"/>
-          <w:sz w:val="20"/>
+          <w:sz w:val="18"/>
         </w:rPr>
         <w:t xml:space="preserve">        "start_day": t0.day, "start_month": t0.month, "start_year": t0.year,</w:t>
       </w:r>
@@ -6210,7 +6200,7 @@
       <w:r>
         <w:rPr>
           <w:rFonts w:ascii="Courier New" w:hAnsi="Courier New" w:eastAsia="Courier New"/>
-          <w:sz w:val="20"/>
+          <w:sz w:val="18"/>
         </w:rPr>
         <w:t xml:space="preserve">        "start_hour": t0.hour, "start_min": t0.minute,</w:t>
       </w:r>
@@ -6225,7 +6215,7 @@
       <w:r>
         <w:rPr>
           <w:rFonts w:ascii="Courier New" w:hAnsi="Courier New" w:eastAsia="Courier New"/>
-          <w:sz w:val="20"/>
+          <w:sz w:val="18"/>
         </w:rPr>
         <w:t xml:space="preserve">        "end_day": t1.day, "end_month": t1.month, "end_year": t1.year,</w:t>
       </w:r>
@@ -6240,7 +6230,7 @@
       <w:r>
         <w:rPr>
           <w:rFonts w:ascii="Courier New" w:hAnsi="Courier New" w:eastAsia="Courier New"/>
-          <w:sz w:val="20"/>
+          <w:sz w:val="18"/>
         </w:rPr>
         <w:t xml:space="preserve">        "end_hour": t1.hour, "end_min": t1.minute,</w:t>
       </w:r>
@@ -6255,7 +6245,7 @@
       <w:r>
         <w:rPr>
           <w:rFonts w:ascii="Courier New" w:hAnsi="Courier New" w:eastAsia="Courier New"/>
-          <w:sz w:val="20"/>
+          <w:sz w:val="18"/>
         </w:rPr>
         <w:t xml:space="preserve">    }</w:t>
       </w:r>
@@ -6270,7 +6260,7 @@
       <w:r>
         <w:rPr>
           <w:rFonts w:ascii="Courier New" w:hAnsi="Courier New" w:eastAsia="Courier New"/>
-          <w:sz w:val="20"/>
+          <w:sz w:val="18"/>
         </w:rPr>
         <w:t xml:space="preserve">    return "https://www.nmdb.eu/nest/draw_graph.php?" + urllib.parse.urlencode(params)</w:t>
       </w:r>
@@ -6285,35 +6275,35 @@
       <w:r>
         <w:rPr>
           <w:rFonts w:ascii="Courier New" w:hAnsi="Courier New" w:eastAsia="Courier New"/>
-          <w:sz w:val="20"/>
-        </w:rPr>
-      </w:r>
-    </w:p>
-    <w:p>
-      <w:pPr>
-        <w:widowControl w:val="0"/>
-        <w:spacing w:line="240" w:lineRule="auto"/>
-        <w:ind w:firstLine="0"/>
-        <w:jc w:val="left"/>
-      </w:pPr>
-      <w:r>
-        <w:rPr>
-          <w:rFonts w:ascii="Courier New" w:hAnsi="Courier New" w:eastAsia="Courier New"/>
-          <w:sz w:val="20"/>
-        </w:rPr>
-      </w:r>
-    </w:p>
-    <w:p>
-      <w:pPr>
-        <w:widowControl w:val="0"/>
-        <w:spacing w:line="240" w:lineRule="auto"/>
-        <w:ind w:firstLine="0"/>
-        <w:jc w:val="left"/>
-      </w:pPr>
-      <w:r>
-        <w:rPr>
-          <w:rFonts w:ascii="Courier New" w:hAnsi="Courier New" w:eastAsia="Courier New"/>
-          <w:sz w:val="20"/>
+          <w:sz w:val="18"/>
+        </w:rPr>
+      </w:r>
+    </w:p>
+    <w:p>
+      <w:pPr>
+        <w:widowControl w:val="0"/>
+        <w:spacing w:line="240" w:lineRule="auto"/>
+        <w:ind w:firstLine="0"/>
+        <w:jc w:val="left"/>
+      </w:pPr>
+      <w:r>
+        <w:rPr>
+          <w:rFonts w:ascii="Courier New" w:hAnsi="Courier New" w:eastAsia="Courier New"/>
+          <w:sz w:val="18"/>
+        </w:rPr>
+      </w:r>
+    </w:p>
+    <w:p>
+      <w:pPr>
+        <w:widowControl w:val="0"/>
+        <w:spacing w:line="240" w:lineRule="auto"/>
+        <w:ind w:firstLine="0"/>
+        <w:jc w:val="left"/>
+      </w:pPr>
+      <w:r>
+        <w:rPr>
+          <w:rFonts w:ascii="Courier New" w:hAnsi="Courier New" w:eastAsia="Courier New"/>
+          <w:sz w:val="18"/>
         </w:rPr>
         <w:t>def download_if_missing(path, station, start, end):</w:t>
       </w:r>
@@ -6328,7 +6318,7 @@
       <w:r>
         <w:rPr>
           <w:rFonts w:ascii="Courier New" w:hAnsi="Courier New" w:eastAsia="Courier New"/>
-          <w:sz w:val="20"/>
+          <w:sz w:val="18"/>
         </w:rPr>
         <w:t xml:space="preserve">    """Скачивает файл с сайта NMDB, если его ещё нет на диске."""</w:t>
       </w:r>
@@ -6343,7 +6333,7 @@
       <w:r>
         <w:rPr>
           <w:rFonts w:ascii="Courier New" w:hAnsi="Courier New" w:eastAsia="Courier New"/>
-          <w:sz w:val="20"/>
+          <w:sz w:val="18"/>
         </w:rPr>
         <w:t xml:space="preserve">    if path.exists():</w:t>
       </w:r>
@@ -6358,7 +6348,7 @@
       <w:r>
         <w:rPr>
           <w:rFonts w:ascii="Courier New" w:hAnsi="Courier New" w:eastAsia="Courier New"/>
-          <w:sz w:val="20"/>
+          <w:sz w:val="18"/>
         </w:rPr>
         <w:t xml:space="preserve">        return</w:t>
       </w:r>
@@ -6373,7 +6363,7 @@
       <w:r>
         <w:rPr>
           <w:rFonts w:ascii="Courier New" w:hAnsi="Courier New" w:eastAsia="Courier New"/>
-          <w:sz w:val="20"/>
+          <w:sz w:val="18"/>
         </w:rPr>
         <w:t xml:space="preserve">    path.parent.mkdir(parents=True, exist_ok=True)</w:t>
       </w:r>
@@ -6388,7 +6378,7 @@
       <w:r>
         <w:rPr>
           <w:rFonts w:ascii="Courier New" w:hAnsi="Courier New" w:eastAsia="Courier New"/>
-          <w:sz w:val="20"/>
+          <w:sz w:val="18"/>
         </w:rPr>
         <w:t xml:space="preserve">    url = nmdb_url(station, start, end)</w:t>
       </w:r>
@@ -6403,7 +6393,7 @@
       <w:r>
         <w:rPr>
           <w:rFonts w:ascii="Courier New" w:hAnsi="Courier New" w:eastAsia="Courier New"/>
-          <w:sz w:val="20"/>
+          <w:sz w:val="18"/>
         </w:rPr>
         <w:t xml:space="preserve">    print(f"скачивание {path.name} с {url}")</w:t>
       </w:r>
@@ -6418,7 +6408,7 @@
       <w:r>
         <w:rPr>
           <w:rFonts w:ascii="Courier New" w:hAnsi="Courier New" w:eastAsia="Courier New"/>
-          <w:sz w:val="20"/>
+          <w:sz w:val="18"/>
         </w:rPr>
         <w:t xml:space="preserve">    with urllib.request.urlopen(url, timeout=120) as response:</w:t>
       </w:r>
@@ -6433,7 +6423,7 @@
       <w:r>
         <w:rPr>
           <w:rFonts w:ascii="Courier New" w:hAnsi="Courier New" w:eastAsia="Courier New"/>
-          <w:sz w:val="20"/>
+          <w:sz w:val="18"/>
         </w:rPr>
         <w:t xml:space="preserve">        path.write_bytes(response.read())</w:t>
       </w:r>
@@ -6448,35 +6438,35 @@
       <w:r>
         <w:rPr>
           <w:rFonts w:ascii="Courier New" w:hAnsi="Courier New" w:eastAsia="Courier New"/>
-          <w:sz w:val="20"/>
-        </w:rPr>
-      </w:r>
-    </w:p>
-    <w:p>
-      <w:pPr>
-        <w:widowControl w:val="0"/>
-        <w:spacing w:line="240" w:lineRule="auto"/>
-        <w:ind w:firstLine="0"/>
-        <w:jc w:val="left"/>
-      </w:pPr>
-      <w:r>
-        <w:rPr>
-          <w:rFonts w:ascii="Courier New" w:hAnsi="Courier New" w:eastAsia="Courier New"/>
-          <w:sz w:val="20"/>
-        </w:rPr>
-      </w:r>
-    </w:p>
-    <w:p>
-      <w:pPr>
-        <w:widowControl w:val="0"/>
-        <w:spacing w:line="240" w:lineRule="auto"/>
-        <w:ind w:firstLine="0"/>
-        <w:jc w:val="left"/>
-      </w:pPr>
-      <w:r>
-        <w:rPr>
-          <w:rFonts w:ascii="Courier New" w:hAnsi="Courier New" w:eastAsia="Courier New"/>
-          <w:sz w:val="20"/>
+          <w:sz w:val="18"/>
+        </w:rPr>
+      </w:r>
+    </w:p>
+    <w:p>
+      <w:pPr>
+        <w:widowControl w:val="0"/>
+        <w:spacing w:line="240" w:lineRule="auto"/>
+        <w:ind w:firstLine="0"/>
+        <w:jc w:val="left"/>
+      </w:pPr>
+      <w:r>
+        <w:rPr>
+          <w:rFonts w:ascii="Courier New" w:hAnsi="Courier New" w:eastAsia="Courier New"/>
+          <w:sz w:val="18"/>
+        </w:rPr>
+      </w:r>
+    </w:p>
+    <w:p>
+      <w:pPr>
+        <w:widowControl w:val="0"/>
+        <w:spacing w:line="240" w:lineRule="auto"/>
+        <w:ind w:firstLine="0"/>
+        <w:jc w:val="left"/>
+      </w:pPr>
+      <w:r>
+        <w:rPr>
+          <w:rFonts w:ascii="Courier New" w:hAnsi="Courier New" w:eastAsia="Courier New"/>
+          <w:sz w:val="18"/>
         </w:rPr>
         <w:t>def parse_nmdb(path):</w:t>
       </w:r>
@@ -6491,7 +6481,7 @@
       <w:r>
         <w:rPr>
           <w:rFonts w:ascii="Courier New" w:hAnsi="Courier New" w:eastAsia="Courier New"/>
-          <w:sz w:val="20"/>
+          <w:sz w:val="18"/>
         </w:rPr>
         <w:t xml:space="preserve">    """Читает HTML-ответ NEST и возвращает ряд значений с индексом-временем."""</w:t>
       </w:r>
@@ -6506,7 +6496,7 @@
       <w:r>
         <w:rPr>
           <w:rFonts w:ascii="Courier New" w:hAnsi="Courier New" w:eastAsia="Courier New"/>
-          <w:sz w:val="20"/>
+          <w:sz w:val="18"/>
         </w:rPr>
         <w:t xml:space="preserve">    html = path.read_text(encoding="utf-8")</w:t>
       </w:r>
@@ -6521,7 +6511,7 @@
       <w:r>
         <w:rPr>
           <w:rFonts w:ascii="Courier New" w:hAnsi="Courier New" w:eastAsia="Courier New"/>
-          <w:sz w:val="20"/>
+          <w:sz w:val="18"/>
         </w:rPr>
         <w:t xml:space="preserve">    block = re.search(r"&lt;pre&gt;&lt;code&gt;(.*?)&lt;/code&gt;&lt;/pre&gt;", html, re.DOTALL)</w:t>
       </w:r>
@@ -6536,7 +6526,7 @@
       <w:r>
         <w:rPr>
           <w:rFonts w:ascii="Courier New" w:hAnsi="Courier New" w:eastAsia="Courier New"/>
-          <w:sz w:val="20"/>
+          <w:sz w:val="18"/>
         </w:rPr>
         <w:t xml:space="preserve">    text = block.group(1) if block else html</w:t>
       </w:r>
@@ -6551,21 +6541,21 @@
       <w:r>
         <w:rPr>
           <w:rFonts w:ascii="Courier New" w:hAnsi="Courier New" w:eastAsia="Courier New"/>
-          <w:sz w:val="20"/>
-        </w:rPr>
-      </w:r>
-    </w:p>
-    <w:p>
-      <w:pPr>
-        <w:widowControl w:val="0"/>
-        <w:spacing w:line="240" w:lineRule="auto"/>
-        <w:ind w:firstLine="0"/>
-        <w:jc w:val="left"/>
-      </w:pPr>
-      <w:r>
-        <w:rPr>
-          <w:rFonts w:ascii="Courier New" w:hAnsi="Courier New" w:eastAsia="Courier New"/>
-          <w:sz w:val="20"/>
+          <w:sz w:val="18"/>
+        </w:rPr>
+      </w:r>
+    </w:p>
+    <w:p>
+      <w:pPr>
+        <w:widowControl w:val="0"/>
+        <w:spacing w:line="240" w:lineRule="auto"/>
+        <w:ind w:firstLine="0"/>
+        <w:jc w:val="left"/>
+      </w:pPr>
+      <w:r>
+        <w:rPr>
+          <w:rFonts w:ascii="Courier New" w:hAnsi="Courier New" w:eastAsia="Courier New"/>
+          <w:sz w:val="18"/>
         </w:rPr>
         <w:t xml:space="preserve">    times, values = [], []</w:t>
       </w:r>
@@ -6580,7 +6570,7 @@
       <w:r>
         <w:rPr>
           <w:rFonts w:ascii="Courier New" w:hAnsi="Courier New" w:eastAsia="Courier New"/>
-          <w:sz w:val="20"/>
+          <w:sz w:val="18"/>
         </w:rPr>
         <w:t xml:space="preserve">    for line in text.splitlines():</w:t>
       </w:r>
@@ -6595,7 +6585,7 @@
       <w:r>
         <w:rPr>
           <w:rFonts w:ascii="Courier New" w:hAnsi="Courier New" w:eastAsia="Courier New"/>
-          <w:sz w:val="20"/>
+          <w:sz w:val="18"/>
         </w:rPr>
         <w:t xml:space="preserve">        line = line.strip()</w:t>
       </w:r>
@@ -6610,7 +6600,7 @@
       <w:r>
         <w:rPr>
           <w:rFonts w:ascii="Courier New" w:hAnsi="Courier New" w:eastAsia="Courier New"/>
-          <w:sz w:val="20"/>
+          <w:sz w:val="18"/>
         </w:rPr>
         <w:t xml:space="preserve">        if not re.match(r"^\d{4}-\d{2}-\d{2} \d{2}:\d{2}", line):</w:t>
       </w:r>
@@ -6625,7 +6615,7 @@
       <w:r>
         <w:rPr>
           <w:rFonts w:ascii="Courier New" w:hAnsi="Courier New" w:eastAsia="Courier New"/>
-          <w:sz w:val="20"/>
+          <w:sz w:val="18"/>
         </w:rPr>
         <w:t xml:space="preserve">            continue</w:t>
       </w:r>
@@ -6640,7 +6630,7 @@
       <w:r>
         <w:rPr>
           <w:rFonts w:ascii="Courier New" w:hAnsi="Courier New" w:eastAsia="Courier New"/>
-          <w:sz w:val="20"/>
+          <w:sz w:val="18"/>
         </w:rPr>
         <w:t xml:space="preserve">        stamp, value = line.split(";")[:2]</w:t>
       </w:r>
@@ -6655,7 +6645,7 @@
       <w:r>
         <w:rPr>
           <w:rFonts w:ascii="Courier New" w:hAnsi="Courier New" w:eastAsia="Courier New"/>
-          <w:sz w:val="20"/>
+          <w:sz w:val="18"/>
         </w:rPr>
         <w:t xml:space="preserve">        times.append(pd.Timestamp(stamp))</w:t>
       </w:r>
@@ -6670,7 +6660,7 @@
       <w:r>
         <w:rPr>
           <w:rFonts w:ascii="Courier New" w:hAnsi="Courier New" w:eastAsia="Courier New"/>
-          <w:sz w:val="20"/>
+          <w:sz w:val="18"/>
         </w:rPr>
         <w:t xml:space="preserve">        values.append(pd.to_numeric(value.strip(), errors="coerce"))</w:t>
       </w:r>
@@ -6685,21 +6675,21 @@
       <w:r>
         <w:rPr>
           <w:rFonts w:ascii="Courier New" w:hAnsi="Courier New" w:eastAsia="Courier New"/>
-          <w:sz w:val="20"/>
-        </w:rPr>
-      </w:r>
-    </w:p>
-    <w:p>
-      <w:pPr>
-        <w:widowControl w:val="0"/>
-        <w:spacing w:line="240" w:lineRule="auto"/>
-        <w:ind w:firstLine="0"/>
-        <w:jc w:val="left"/>
-      </w:pPr>
-      <w:r>
-        <w:rPr>
-          <w:rFonts w:ascii="Courier New" w:hAnsi="Courier New" w:eastAsia="Courier New"/>
-          <w:sz w:val="20"/>
+          <w:sz w:val="18"/>
+        </w:rPr>
+      </w:r>
+    </w:p>
+    <w:p>
+      <w:pPr>
+        <w:widowControl w:val="0"/>
+        <w:spacing w:line="240" w:lineRule="auto"/>
+        <w:ind w:firstLine="0"/>
+        <w:jc w:val="left"/>
+      </w:pPr>
+      <w:r>
+        <w:rPr>
+          <w:rFonts w:ascii="Courier New" w:hAnsi="Courier New" w:eastAsia="Courier New"/>
+          <w:sz w:val="18"/>
         </w:rPr>
         <w:t xml:space="preserve">    if not times:</w:t>
       </w:r>
@@ -6714,7 +6704,7 @@
       <w:r>
         <w:rPr>
           <w:rFonts w:ascii="Courier New" w:hAnsi="Courier New" w:eastAsia="Courier New"/>
-          <w:sz w:val="20"/>
+          <w:sz w:val="18"/>
         </w:rPr>
         <w:t xml:space="preserve">        raise ValueError(f"в файле {path} не найдены строки с данными")</w:t>
       </w:r>
@@ -6729,7 +6719,7 @@
       <w:r>
         <w:rPr>
           <w:rFonts w:ascii="Courier New" w:hAnsi="Courier New" w:eastAsia="Courier New"/>
-          <w:sz w:val="20"/>
+          <w:sz w:val="18"/>
         </w:rPr>
         <w:t xml:space="preserve">    return pd.Series(values, index=pd.DatetimeIndex(times), name="RCORR_E")</w:t>
       </w:r>
@@ -6744,35 +6734,35 @@
       <w:r>
         <w:rPr>
           <w:rFonts w:ascii="Courier New" w:hAnsi="Courier New" w:eastAsia="Courier New"/>
-          <w:sz w:val="20"/>
-        </w:rPr>
-      </w:r>
-    </w:p>
-    <w:p>
-      <w:pPr>
-        <w:widowControl w:val="0"/>
-        <w:spacing w:line="240" w:lineRule="auto"/>
-        <w:ind w:firstLine="0"/>
-        <w:jc w:val="left"/>
-      </w:pPr>
-      <w:r>
-        <w:rPr>
-          <w:rFonts w:ascii="Courier New" w:hAnsi="Courier New" w:eastAsia="Courier New"/>
-          <w:sz w:val="20"/>
-        </w:rPr>
-      </w:r>
-    </w:p>
-    <w:p>
-      <w:pPr>
-        <w:widowControl w:val="0"/>
-        <w:spacing w:line="240" w:lineRule="auto"/>
-        <w:ind w:firstLine="0"/>
-        <w:jc w:val="left"/>
-      </w:pPr>
-      <w:r>
-        <w:rPr>
-          <w:rFonts w:ascii="Courier New" w:hAnsi="Courier New" w:eastAsia="Courier New"/>
-          <w:sz w:val="20"/>
+          <w:sz w:val="18"/>
+        </w:rPr>
+      </w:r>
+    </w:p>
+    <w:p>
+      <w:pPr>
+        <w:widowControl w:val="0"/>
+        <w:spacing w:line="240" w:lineRule="auto"/>
+        <w:ind w:firstLine="0"/>
+        <w:jc w:val="left"/>
+      </w:pPr>
+      <w:r>
+        <w:rPr>
+          <w:rFonts w:ascii="Courier New" w:hAnsi="Courier New" w:eastAsia="Courier New"/>
+          <w:sz w:val="18"/>
+        </w:rPr>
+      </w:r>
+    </w:p>
+    <w:p>
+      <w:pPr>
+        <w:widowControl w:val="0"/>
+        <w:spacing w:line="240" w:lineRule="auto"/>
+        <w:ind w:firstLine="0"/>
+        <w:jc w:val="left"/>
+      </w:pPr>
+      <w:r>
+        <w:rPr>
+          <w:rFonts w:ascii="Courier New" w:hAnsi="Courier New" w:eastAsia="Courier New"/>
+          <w:sz w:val="18"/>
         </w:rPr>
         <w:t># ----------------------------------------------------------------------------</w:t>
       </w:r>
@@ -6787,7 +6777,7 @@
       <w:r>
         <w:rPr>
           <w:rFonts w:ascii="Courier New" w:hAnsi="Courier New" w:eastAsia="Courier New"/>
-          <w:sz w:val="20"/>
+          <w:sz w:val="18"/>
         </w:rPr>
         <w:t># подготовка данных</w:t>
       </w:r>
@@ -6802,7 +6792,7 @@
       <w:r>
         <w:rPr>
           <w:rFonts w:ascii="Courier New" w:hAnsi="Courier New" w:eastAsia="Courier New"/>
-          <w:sz w:val="20"/>
+          <w:sz w:val="18"/>
         </w:rPr>
         <w:t># ----------------------------------------------------------------------------</w:t>
       </w:r>
@@ -6817,7 +6807,7 @@
       <w:r>
         <w:rPr>
           <w:rFonts w:ascii="Courier New" w:hAnsi="Courier New" w:eastAsia="Courier New"/>
-          <w:sz w:val="20"/>
+          <w:sz w:val="18"/>
         </w:rPr>
         <w:t>def prepare(raw, start, end, title):</w:t>
       </w:r>
@@ -6832,7 +6822,7 @@
       <w:r>
         <w:rPr>
           <w:rFonts w:ascii="Courier New" w:hAnsi="Courier New" w:eastAsia="Courier New"/>
-          <w:sz w:val="20"/>
+          <w:sz w:val="18"/>
         </w:rPr>
         <w:t xml:space="preserve">    """</w:t>
       </w:r>
@@ -6847,7 +6837,7 @@
       <w:r>
         <w:rPr>
           <w:rFonts w:ascii="Courier New" w:hAnsi="Courier New" w:eastAsia="Courier New"/>
-          <w:sz w:val="20"/>
+          <w:sz w:val="18"/>
         </w:rPr>
         <w:t xml:space="preserve">    Приводит ряд к равномерной минутной сетке, находит пропуски и выбросы</w:t>
       </w:r>
@@ -6862,7 +6852,7 @@
       <w:r>
         <w:rPr>
           <w:rFonts w:ascii="Courier New" w:hAnsi="Courier New" w:eastAsia="Courier New"/>
-          <w:sz w:val="20"/>
+          <w:sz w:val="18"/>
         </w:rPr>
         <w:t xml:space="preserve">    (правило трёх сигм) и заменяет их медианой «чистых» значений.</w:t>
       </w:r>
@@ -6877,7 +6867,7 @@
       <w:r>
         <w:rPr>
           <w:rFonts w:ascii="Courier New" w:hAnsi="Courier New" w:eastAsia="Courier New"/>
-          <w:sz w:val="20"/>
+          <w:sz w:val="18"/>
         </w:rPr>
         <w:t xml:space="preserve">    """</w:t>
       </w:r>
@@ -6892,7 +6882,7 @@
       <w:r>
         <w:rPr>
           <w:rFonts w:ascii="Courier New" w:hAnsi="Courier New" w:eastAsia="Courier New"/>
-          <w:sz w:val="20"/>
+          <w:sz w:val="18"/>
         </w:rPr>
         <w:t xml:space="preserve">    grid = pd.date_range(start, end, freq="min")</w:t>
       </w:r>
@@ -6907,7 +6897,7 @@
       <w:r>
         <w:rPr>
           <w:rFonts w:ascii="Courier New" w:hAnsi="Courier New" w:eastAsia="Courier New"/>
-          <w:sz w:val="20"/>
+          <w:sz w:val="18"/>
         </w:rPr>
         <w:t xml:space="preserve">    series = raw.reindex(grid)</w:t>
       </w:r>
@@ -6922,21 +6912,21 @@
       <w:r>
         <w:rPr>
           <w:rFonts w:ascii="Courier New" w:hAnsi="Courier New" w:eastAsia="Courier New"/>
-          <w:sz w:val="20"/>
-        </w:rPr>
-      </w:r>
-    </w:p>
-    <w:p>
-      <w:pPr>
-        <w:widowControl w:val="0"/>
-        <w:spacing w:line="240" w:lineRule="auto"/>
-        <w:ind w:firstLine="0"/>
-        <w:jc w:val="left"/>
-      </w:pPr>
-      <w:r>
-        <w:rPr>
-          <w:rFonts w:ascii="Courier New" w:hAnsi="Courier New" w:eastAsia="Courier New"/>
-          <w:sz w:val="20"/>
+          <w:sz w:val="18"/>
+        </w:rPr>
+      </w:r>
+    </w:p>
+    <w:p>
+      <w:pPr>
+        <w:widowControl w:val="0"/>
+        <w:spacing w:line="240" w:lineRule="auto"/>
+        <w:ind w:firstLine="0"/>
+        <w:jc w:val="left"/>
+      </w:pPr>
+      <w:r>
+        <w:rPr>
+          <w:rFonts w:ascii="Courier New" w:hAnsi="Courier New" w:eastAsia="Courier New"/>
+          <w:sz w:val="18"/>
         </w:rPr>
         <w:t xml:space="preserve">    missing = series.isna()</w:t>
       </w:r>
@@ -6951,7 +6941,7 @@
       <w:r>
         <w:rPr>
           <w:rFonts w:ascii="Courier New" w:hAnsi="Courier New" w:eastAsia="Courier New"/>
-          <w:sz w:val="20"/>
+          <w:sz w:val="18"/>
         </w:rPr>
         <w:t xml:space="preserve">    mean, std = series.mean(), series.std()</w:t>
       </w:r>
@@ -6966,7 +6956,7 @@
       <w:r>
         <w:rPr>
           <w:rFonts w:ascii="Courier New" w:hAnsi="Courier New" w:eastAsia="Courier New"/>
-          <w:sz w:val="20"/>
+          <w:sz w:val="18"/>
         </w:rPr>
         <w:t xml:space="preserve">    lower, upper = mean - SIGMA * std, mean + SIGMA * std</w:t>
       </w:r>
@@ -6981,7 +6971,7 @@
       <w:r>
         <w:rPr>
           <w:rFonts w:ascii="Courier New" w:hAnsi="Courier New" w:eastAsia="Courier New"/>
-          <w:sz w:val="20"/>
+          <w:sz w:val="18"/>
         </w:rPr>
         <w:t xml:space="preserve">    outliers = (series &lt; lower) | (series &gt; upper)</w:t>
       </w:r>
@@ -6996,21 +6986,21 @@
       <w:r>
         <w:rPr>
           <w:rFonts w:ascii="Courier New" w:hAnsi="Courier New" w:eastAsia="Courier New"/>
-          <w:sz w:val="20"/>
-        </w:rPr>
-      </w:r>
-    </w:p>
-    <w:p>
-      <w:pPr>
-        <w:widowControl w:val="0"/>
-        <w:spacing w:line="240" w:lineRule="auto"/>
-        <w:ind w:firstLine="0"/>
-        <w:jc w:val="left"/>
-      </w:pPr>
-      <w:r>
-        <w:rPr>
-          <w:rFonts w:ascii="Courier New" w:hAnsi="Courier New" w:eastAsia="Courier New"/>
-          <w:sz w:val="20"/>
+          <w:sz w:val="18"/>
+        </w:rPr>
+      </w:r>
+    </w:p>
+    <w:p>
+      <w:pPr>
+        <w:widowControl w:val="0"/>
+        <w:spacing w:line="240" w:lineRule="auto"/>
+        <w:ind w:firstLine="0"/>
+        <w:jc w:val="left"/>
+      </w:pPr>
+      <w:r>
+        <w:rPr>
+          <w:rFonts w:ascii="Courier New" w:hAnsi="Courier New" w:eastAsia="Courier New"/>
+          <w:sz w:val="18"/>
         </w:rPr>
         <w:t xml:space="preserve">    median = series[~missing &amp; ~outliers].median()</w:t>
       </w:r>
@@ -7025,7 +7015,7 @@
       <w:r>
         <w:rPr>
           <w:rFonts w:ascii="Courier New" w:hAnsi="Courier New" w:eastAsia="Courier New"/>
-          <w:sz w:val="20"/>
+          <w:sz w:val="18"/>
         </w:rPr>
         <w:t xml:space="preserve">    processed = series.copy()</w:t>
       </w:r>
@@ -7040,7 +7030,7 @@
       <w:r>
         <w:rPr>
           <w:rFonts w:ascii="Courier New" w:hAnsi="Courier New" w:eastAsia="Courier New"/>
-          <w:sz w:val="20"/>
+          <w:sz w:val="18"/>
         </w:rPr>
         <w:t xml:space="preserve">    processed[missing | outliers] = median</w:t>
       </w:r>
@@ -7055,21 +7045,21 @@
       <w:r>
         <w:rPr>
           <w:rFonts w:ascii="Courier New" w:hAnsi="Courier New" w:eastAsia="Courier New"/>
-          <w:sz w:val="20"/>
-        </w:rPr>
-      </w:r>
-    </w:p>
-    <w:p>
-      <w:pPr>
-        <w:widowControl w:val="0"/>
-        <w:spacing w:line="240" w:lineRule="auto"/>
-        <w:ind w:firstLine="0"/>
-        <w:jc w:val="left"/>
-      </w:pPr>
-      <w:r>
-        <w:rPr>
-          <w:rFonts w:ascii="Courier New" w:hAnsi="Courier New" w:eastAsia="Courier New"/>
-          <w:sz w:val="20"/>
+          <w:sz w:val="18"/>
+        </w:rPr>
+      </w:r>
+    </w:p>
+    <w:p>
+      <w:pPr>
+        <w:widowControl w:val="0"/>
+        <w:spacing w:line="240" w:lineRule="auto"/>
+        <w:ind w:firstLine="0"/>
+        <w:jc w:val="left"/>
+      </w:pPr>
+      <w:r>
+        <w:rPr>
+          <w:rFonts w:ascii="Courier New" w:hAnsi="Courier New" w:eastAsia="Courier New"/>
+          <w:sz w:val="18"/>
         </w:rPr>
         <w:t xml:space="preserve">    info = {</w:t>
       </w:r>
@@ -7084,7 +7074,7 @@
       <w:r>
         <w:rPr>
           <w:rFonts w:ascii="Courier New" w:hAnsi="Courier New" w:eastAsia="Courier New"/>
-          <w:sz w:val="20"/>
+          <w:sz w:val="18"/>
         </w:rPr>
         <w:t xml:space="preserve">        "title": title,</w:t>
       </w:r>
@@ -7099,7 +7089,7 @@
       <w:r>
         <w:rPr>
           <w:rFonts w:ascii="Courier New" w:hAnsi="Courier New" w:eastAsia="Courier New"/>
-          <w:sz w:val="20"/>
+          <w:sz w:val="18"/>
         </w:rPr>
         <w:t xml:space="preserve">        "expected": len(grid),</w:t>
       </w:r>
@@ -7114,7 +7104,7 @@
       <w:r>
         <w:rPr>
           <w:rFonts w:ascii="Courier New" w:hAnsi="Courier New" w:eastAsia="Courier New"/>
-          <w:sz w:val="20"/>
+          <w:sz w:val="18"/>
         </w:rPr>
         <w:t xml:space="preserve">        "received": int(raw.notna().sum()),</w:t>
       </w:r>
@@ -7129,7 +7119,7 @@
       <w:r>
         <w:rPr>
           <w:rFonts w:ascii="Courier New" w:hAnsi="Courier New" w:eastAsia="Courier New"/>
-          <w:sz w:val="20"/>
+          <w:sz w:val="18"/>
         </w:rPr>
         <w:t xml:space="preserve">        "missing": int(missing.sum()),</w:t>
       </w:r>
@@ -7144,7 +7134,7 @@
       <w:r>
         <w:rPr>
           <w:rFonts w:ascii="Courier New" w:hAnsi="Courier New" w:eastAsia="Courier New"/>
-          <w:sz w:val="20"/>
+          <w:sz w:val="18"/>
         </w:rPr>
         <w:t xml:space="preserve">        "missing_share": float(missing.mean() * 100),</w:t>
       </w:r>
@@ -7159,7 +7149,7 @@
       <w:r>
         <w:rPr>
           <w:rFonts w:ascii="Courier New" w:hAnsi="Courier New" w:eastAsia="Courier New"/>
-          <w:sz w:val="20"/>
+          <w:sz w:val="18"/>
         </w:rPr>
         <w:t xml:space="preserve">        "mean": float(mean),</w:t>
       </w:r>
@@ -7174,7 +7164,7 @@
       <w:r>
         <w:rPr>
           <w:rFonts w:ascii="Courier New" w:hAnsi="Courier New" w:eastAsia="Courier New"/>
-          <w:sz w:val="20"/>
+          <w:sz w:val="18"/>
         </w:rPr>
         <w:t xml:space="preserve">        "std": float(std),</w:t>
       </w:r>
@@ -7189,7 +7179,7 @@
       <w:r>
         <w:rPr>
           <w:rFonts w:ascii="Courier New" w:hAnsi="Courier New" w:eastAsia="Courier New"/>
-          <w:sz w:val="20"/>
+          <w:sz w:val="18"/>
         </w:rPr>
         <w:t xml:space="preserve">        "lower": float(lower),</w:t>
       </w:r>
@@ -7204,7 +7194,7 @@
       <w:r>
         <w:rPr>
           <w:rFonts w:ascii="Courier New" w:hAnsi="Courier New" w:eastAsia="Courier New"/>
-          <w:sz w:val="20"/>
+          <w:sz w:val="18"/>
         </w:rPr>
         <w:t xml:space="preserve">        "upper": float(upper),</w:t>
       </w:r>
@@ -7219,7 +7209,7 @@
       <w:r>
         <w:rPr>
           <w:rFonts w:ascii="Courier New" w:hAnsi="Courier New" w:eastAsia="Courier New"/>
-          <w:sz w:val="20"/>
+          <w:sz w:val="18"/>
         </w:rPr>
         <w:t xml:space="preserve">        "outliers": int(outliers.sum()),</w:t>
       </w:r>
@@ -7234,7 +7224,7 @@
       <w:r>
         <w:rPr>
           <w:rFonts w:ascii="Courier New" w:hAnsi="Courier New" w:eastAsia="Courier New"/>
-          <w:sz w:val="20"/>
+          <w:sz w:val="18"/>
         </w:rPr>
         <w:t xml:space="preserve">        "outliers_share": float(outliers.mean() * 100),</w:t>
       </w:r>
@@ -7249,7 +7239,7 @@
       <w:r>
         <w:rPr>
           <w:rFonts w:ascii="Courier New" w:hAnsi="Courier New" w:eastAsia="Courier New"/>
-          <w:sz w:val="20"/>
+          <w:sz w:val="18"/>
         </w:rPr>
         <w:t xml:space="preserve">        "outlier_max": float(series[outliers].max()) if outliers.any() else None,</w:t>
       </w:r>
@@ -7264,7 +7254,7 @@
       <w:r>
         <w:rPr>
           <w:rFonts w:ascii="Courier New" w:hAnsi="Courier New" w:eastAsia="Courier New"/>
-          <w:sz w:val="20"/>
+          <w:sz w:val="18"/>
         </w:rPr>
         <w:t xml:space="preserve">        "median": float(median),</w:t>
       </w:r>
@@ -7279,7 +7269,7 @@
       <w:r>
         <w:rPr>
           <w:rFonts w:ascii="Courier New" w:hAnsi="Courier New" w:eastAsia="Courier New"/>
-          <w:sz w:val="20"/>
+          <w:sz w:val="18"/>
         </w:rPr>
         <w:t xml:space="preserve">    }</w:t>
       </w:r>
@@ -7294,21 +7284,21 @@
       <w:r>
         <w:rPr>
           <w:rFonts w:ascii="Courier New" w:hAnsi="Courier New" w:eastAsia="Courier New"/>
-          <w:sz w:val="20"/>
-        </w:rPr>
-      </w:r>
-    </w:p>
-    <w:p>
-      <w:pPr>
-        <w:widowControl w:val="0"/>
-        <w:spacing w:line="240" w:lineRule="auto"/>
-        <w:ind w:firstLine="0"/>
-        <w:jc w:val="left"/>
-      </w:pPr>
-      <w:r>
-        <w:rPr>
-          <w:rFonts w:ascii="Courier New" w:hAnsi="Courier New" w:eastAsia="Courier New"/>
-          <w:sz w:val="20"/>
+          <w:sz w:val="18"/>
+        </w:rPr>
+      </w:r>
+    </w:p>
+    <w:p>
+      <w:pPr>
+        <w:widowControl w:val="0"/>
+        <w:spacing w:line="240" w:lineRule="auto"/>
+        <w:ind w:firstLine="0"/>
+        <w:jc w:val="left"/>
+      </w:pPr>
+      <w:r>
+        <w:rPr>
+          <w:rFonts w:ascii="Courier New" w:hAnsi="Courier New" w:eastAsia="Courier New"/>
+          <w:sz w:val="18"/>
         </w:rPr>
         <w:t xml:space="preserve">    print(f"--- {title} ---")</w:t>
       </w:r>
@@ -7323,7 +7313,7 @@
       <w:r>
         <w:rPr>
           <w:rFonts w:ascii="Courier New" w:hAnsi="Courier New" w:eastAsia="Courier New"/>
-          <w:sz w:val="20"/>
+          <w:sz w:val="18"/>
         </w:rPr>
         <w:t xml:space="preserve">    print(f"ожидалось отсчётов: {info['expected']}, получено: {info['received']}")</w:t>
       </w:r>
@@ -7338,7 +7328,7 @@
       <w:r>
         <w:rPr>
           <w:rFonts w:ascii="Courier New" w:hAnsi="Courier New" w:eastAsia="Courier New"/>
-          <w:sz w:val="20"/>
+          <w:sz w:val="18"/>
         </w:rPr>
         <w:t xml:space="preserve">    print(f"пропусков: {info['missing']} ({info['missing_share']:.2f}%)")</w:t>
       </w:r>
@@ -7353,7 +7343,7 @@
       <w:r>
         <w:rPr>
           <w:rFonts w:ascii="Courier New" w:hAnsi="Courier New" w:eastAsia="Courier New"/>
-          <w:sz w:val="20"/>
+          <w:sz w:val="18"/>
         </w:rPr>
         <w:t xml:space="preserve">    print(f"границы нормы ({SIGMA} сигмы): [{lower:.2f}; {upper:.2f}]")</w:t>
       </w:r>
@@ -7368,7 +7358,7 @@
       <w:r>
         <w:rPr>
           <w:rFonts w:ascii="Courier New" w:hAnsi="Courier New" w:eastAsia="Courier New"/>
-          <w:sz w:val="20"/>
+          <w:sz w:val="18"/>
         </w:rPr>
         <w:t xml:space="preserve">    print(f"выбросов: {info['outliers']} ({info['outliers_share']:.2f}%)")</w:t>
       </w:r>
@@ -7383,7 +7373,7 @@
       <w:r>
         <w:rPr>
           <w:rFonts w:ascii="Courier New" w:hAnsi="Courier New" w:eastAsia="Courier New"/>
-          <w:sz w:val="20"/>
+          <w:sz w:val="18"/>
         </w:rPr>
         <w:t xml:space="preserve">    print(f"медиана для замены: {median:.2f}\n")</w:t>
       </w:r>
@@ -7398,7 +7388,7 @@
       <w:r>
         <w:rPr>
           <w:rFonts w:ascii="Courier New" w:hAnsi="Courier New" w:eastAsia="Courier New"/>
-          <w:sz w:val="20"/>
+          <w:sz w:val="18"/>
         </w:rPr>
         <w:t xml:space="preserve">    return processed, series, missing, outliers, info</w:t>
       </w:r>
@@ -7413,35 +7403,35 @@
       <w:r>
         <w:rPr>
           <w:rFonts w:ascii="Courier New" w:hAnsi="Courier New" w:eastAsia="Courier New"/>
-          <w:sz w:val="20"/>
-        </w:rPr>
-      </w:r>
-    </w:p>
-    <w:p>
-      <w:pPr>
-        <w:widowControl w:val="0"/>
-        <w:spacing w:line="240" w:lineRule="auto"/>
-        <w:ind w:firstLine="0"/>
-        <w:jc w:val="left"/>
-      </w:pPr>
-      <w:r>
-        <w:rPr>
-          <w:rFonts w:ascii="Courier New" w:hAnsi="Courier New" w:eastAsia="Courier New"/>
-          <w:sz w:val="20"/>
-        </w:rPr>
-      </w:r>
-    </w:p>
-    <w:p>
-      <w:pPr>
-        <w:widowControl w:val="0"/>
-        <w:spacing w:line="240" w:lineRule="auto"/>
-        <w:ind w:firstLine="0"/>
-        <w:jc w:val="left"/>
-      </w:pPr>
-      <w:r>
-        <w:rPr>
-          <w:rFonts w:ascii="Courier New" w:hAnsi="Courier New" w:eastAsia="Courier New"/>
-          <w:sz w:val="20"/>
+          <w:sz w:val="18"/>
+        </w:rPr>
+      </w:r>
+    </w:p>
+    <w:p>
+      <w:pPr>
+        <w:widowControl w:val="0"/>
+        <w:spacing w:line="240" w:lineRule="auto"/>
+        <w:ind w:firstLine="0"/>
+        <w:jc w:val="left"/>
+      </w:pPr>
+      <w:r>
+        <w:rPr>
+          <w:rFonts w:ascii="Courier New" w:hAnsi="Courier New" w:eastAsia="Courier New"/>
+          <w:sz w:val="18"/>
+        </w:rPr>
+      </w:r>
+    </w:p>
+    <w:p>
+      <w:pPr>
+        <w:widowControl w:val="0"/>
+        <w:spacing w:line="240" w:lineRule="auto"/>
+        <w:ind w:firstLine="0"/>
+        <w:jc w:val="left"/>
+      </w:pPr>
+      <w:r>
+        <w:rPr>
+          <w:rFonts w:ascii="Courier New" w:hAnsi="Courier New" w:eastAsia="Courier New"/>
+          <w:sz w:val="18"/>
         </w:rPr>
         <w:t># ----------------------------------------------------------------------------</w:t>
       </w:r>
@@ -7456,7 +7446,7 @@
       <w:r>
         <w:rPr>
           <w:rFonts w:ascii="Courier New" w:hAnsi="Courier New" w:eastAsia="Courier New"/>
-          <w:sz w:val="20"/>
+          <w:sz w:val="18"/>
         </w:rPr>
         <w:t># метод ближайших соседей</w:t>
       </w:r>
@@ -7471,7 +7461,7 @@
       <w:r>
         <w:rPr>
           <w:rFonts w:ascii="Courier New" w:hAnsi="Courier New" w:eastAsia="Courier New"/>
-          <w:sz w:val="20"/>
+          <w:sz w:val="18"/>
         </w:rPr>
         <w:t># ----------------------------------------------------------------------------</w:t>
       </w:r>
@@ -7486,7 +7476,7 @@
       <w:r>
         <w:rPr>
           <w:rFonts w:ascii="Courier New" w:hAnsi="Courier New" w:eastAsia="Courier New"/>
-          <w:sz w:val="20"/>
+          <w:sz w:val="18"/>
         </w:rPr>
         <w:t>def build_history_vectors(series, m, horizon):</w:t>
       </w:r>
@@ -7501,7 +7491,7 @@
       <w:r>
         <w:rPr>
           <w:rFonts w:ascii="Courier New" w:hAnsi="Courier New" w:eastAsia="Courier New"/>
-          <w:sz w:val="20"/>
+          <w:sz w:val="18"/>
         </w:rPr>
         <w:t xml:space="preserve">    """</w:t>
       </w:r>
@@ -7516,7 +7506,7 @@
       <w:r>
         <w:rPr>
           <w:rFonts w:ascii="Courier New" w:hAnsi="Courier New" w:eastAsia="Courier New"/>
-          <w:sz w:val="20"/>
+          <w:sz w:val="18"/>
         </w:rPr>
         <w:t xml:space="preserve">    Тестовый вектор — последние m значений ряда. Векторы-истории — все отрезки</w:t>
       </w:r>
@@ -7531,7 +7521,7 @@
       <w:r>
         <w:rPr>
           <w:rFonts w:ascii="Courier New" w:hAnsi="Courier New" w:eastAsia="Courier New"/>
-          <w:sz w:val="20"/>
+          <w:sz w:val="18"/>
         </w:rPr>
         <w:t xml:space="preserve">    длины m (окно со сдвигом 1), которые целиком лежат до тестового вектора;</w:t>
       </w:r>
@@ -7546,7 +7536,7 @@
       <w:r>
         <w:rPr>
           <w:rFonts w:ascii="Courier New" w:hAnsi="Courier New" w:eastAsia="Courier New"/>
-          <w:sz w:val="20"/>
+          <w:sz w:val="18"/>
         </w:rPr>
         <w:t xml:space="preserve">    для каждого запоминаются следующие за ним horizon значений.</w:t>
       </w:r>
@@ -7561,7 +7551,7 @@
       <w:r>
         <w:rPr>
           <w:rFonts w:ascii="Courier New" w:hAnsi="Courier New" w:eastAsia="Courier New"/>
-          <w:sz w:val="20"/>
+          <w:sz w:val="18"/>
         </w:rPr>
         <w:t xml:space="preserve">    """</w:t>
       </w:r>
@@ -7576,7 +7566,7 @@
       <w:r>
         <w:rPr>
           <w:rFonts w:ascii="Courier New" w:hAnsi="Courier New" w:eastAsia="Courier New"/>
-          <w:sz w:val="20"/>
+          <w:sz w:val="18"/>
         </w:rPr>
         <w:t xml:space="preserve">    n = len(series)</w:t>
       </w:r>
@@ -7591,7 +7581,7 @@
       <w:r>
         <w:rPr>
           <w:rFonts w:ascii="Courier New" w:hAnsi="Courier New" w:eastAsia="Courier New"/>
-          <w:sz w:val="20"/>
+          <w:sz w:val="18"/>
         </w:rPr>
         <w:t xml:space="preserve">    test = series[n - m:]</w:t>
       </w:r>
@@ -7606,7 +7596,7 @@
       <w:r>
         <w:rPr>
           <w:rFonts w:ascii="Courier New" w:hAnsi="Courier New" w:eastAsia="Courier New"/>
-          <w:sz w:val="20"/>
+          <w:sz w:val="18"/>
         </w:rPr>
         <w:t xml:space="preserve">    count = n - 2 * m + 1</w:t>
       </w:r>
@@ -7621,7 +7611,7 @@
       <w:r>
         <w:rPr>
           <w:rFonts w:ascii="Courier New" w:hAnsi="Courier New" w:eastAsia="Courier New"/>
-          <w:sz w:val="20"/>
+          <w:sz w:val="18"/>
         </w:rPr>
         <w:t xml:space="preserve">    histories = sliding_window_view(series, m)[:count]</w:t>
       </w:r>
@@ -7636,7 +7626,7 @@
       <w:r>
         <w:rPr>
           <w:rFonts w:ascii="Courier New" w:hAnsi="Courier New" w:eastAsia="Courier New"/>
-          <w:sz w:val="20"/>
+          <w:sz w:val="18"/>
         </w:rPr>
         <w:t xml:space="preserve">    futures = sliding_window_view(series, horizon)[m:m + count]</w:t>
       </w:r>
@@ -7651,7 +7641,7 @@
       <w:r>
         <w:rPr>
           <w:rFonts w:ascii="Courier New" w:hAnsi="Courier New" w:eastAsia="Courier New"/>
-          <w:sz w:val="20"/>
+          <w:sz w:val="18"/>
         </w:rPr>
         <w:t xml:space="preserve">    return test, histories, futures</w:t>
       </w:r>
@@ -7666,35 +7656,35 @@
       <w:r>
         <w:rPr>
           <w:rFonts w:ascii="Courier New" w:hAnsi="Courier New" w:eastAsia="Courier New"/>
-          <w:sz w:val="20"/>
-        </w:rPr>
-      </w:r>
-    </w:p>
-    <w:p>
-      <w:pPr>
-        <w:widowControl w:val="0"/>
-        <w:spacing w:line="240" w:lineRule="auto"/>
-        <w:ind w:firstLine="0"/>
-        <w:jc w:val="left"/>
-      </w:pPr>
-      <w:r>
-        <w:rPr>
-          <w:rFonts w:ascii="Courier New" w:hAnsi="Courier New" w:eastAsia="Courier New"/>
-          <w:sz w:val="20"/>
-        </w:rPr>
-      </w:r>
-    </w:p>
-    <w:p>
-      <w:pPr>
-        <w:widowControl w:val="0"/>
-        <w:spacing w:line="240" w:lineRule="auto"/>
-        <w:ind w:firstLine="0"/>
-        <w:jc w:val="left"/>
-      </w:pPr>
-      <w:r>
-        <w:rPr>
-          <w:rFonts w:ascii="Courier New" w:hAnsi="Courier New" w:eastAsia="Courier New"/>
-          <w:sz w:val="20"/>
+          <w:sz w:val="18"/>
+        </w:rPr>
+      </w:r>
+    </w:p>
+    <w:p>
+      <w:pPr>
+        <w:widowControl w:val="0"/>
+        <w:spacing w:line="240" w:lineRule="auto"/>
+        <w:ind w:firstLine="0"/>
+        <w:jc w:val="left"/>
+      </w:pPr>
+      <w:r>
+        <w:rPr>
+          <w:rFonts w:ascii="Courier New" w:hAnsi="Courier New" w:eastAsia="Courier New"/>
+          <w:sz w:val="18"/>
+        </w:rPr>
+      </w:r>
+    </w:p>
+    <w:p>
+      <w:pPr>
+        <w:widowControl w:val="0"/>
+        <w:spacing w:line="240" w:lineRule="auto"/>
+        <w:ind w:firstLine="0"/>
+        <w:jc w:val="left"/>
+      </w:pPr>
+      <w:r>
+        <w:rPr>
+          <w:rFonts w:ascii="Courier New" w:hAnsi="Courier New" w:eastAsia="Courier New"/>
+          <w:sz w:val="18"/>
         </w:rPr>
         <w:t>def distances(histories, test):</w:t>
       </w:r>
@@ -7709,7 +7699,7 @@
       <w:r>
         <w:rPr>
           <w:rFonts w:ascii="Courier New" w:hAnsi="Courier New" w:eastAsia="Courier New"/>
-          <w:sz w:val="20"/>
+          <w:sz w:val="18"/>
         </w:rPr>
         <w:t xml:space="preserve">    """Расстояния от тестового вектора до каждого вектора-истории."""</w:t>
       </w:r>
@@ -7724,7 +7714,7 @@
       <w:r>
         <w:rPr>
           <w:rFonts w:ascii="Courier New" w:hAnsi="Courier New" w:eastAsia="Courier New"/>
-          <w:sz w:val="20"/>
+          <w:sz w:val="18"/>
         </w:rPr>
         <w:t xml:space="preserve">    diff = np.abs(histories - test)</w:t>
       </w:r>
@@ -7739,7 +7729,7 @@
       <w:r>
         <w:rPr>
           <w:rFonts w:ascii="Courier New" w:hAnsi="Courier New" w:eastAsia="Courier New"/>
-          <w:sz w:val="20"/>
+          <w:sz w:val="18"/>
         </w:rPr>
         <w:t xml:space="preserve">    return {</w:t>
       </w:r>
@@ -7754,7 +7744,7 @@
       <w:r>
         <w:rPr>
           <w:rFonts w:ascii="Courier New" w:hAnsi="Courier New" w:eastAsia="Courier New"/>
-          <w:sz w:val="20"/>
+          <w:sz w:val="18"/>
         </w:rPr>
         <w:t xml:space="preserve">        "euclid": np.sqrt(np.sum(diff ** 2, axis=1)),</w:t>
       </w:r>
@@ -7769,7 +7759,7 @@
       <w:r>
         <w:rPr>
           <w:rFonts w:ascii="Courier New" w:hAnsi="Courier New" w:eastAsia="Courier New"/>
-          <w:sz w:val="20"/>
+          <w:sz w:val="18"/>
         </w:rPr>
         <w:t xml:space="preserve">        "manhattan": np.sum(diff, axis=1),</w:t>
       </w:r>
@@ -7784,7 +7774,7 @@
       <w:r>
         <w:rPr>
           <w:rFonts w:ascii="Courier New" w:hAnsi="Courier New" w:eastAsia="Courier New"/>
-          <w:sz w:val="20"/>
+          <w:sz w:val="18"/>
         </w:rPr>
         <w:t xml:space="preserve">        "chebyshev": np.max(diff, axis=1),</w:t>
       </w:r>
@@ -7799,7 +7789,7 @@
       <w:r>
         <w:rPr>
           <w:rFonts w:ascii="Courier New" w:hAnsi="Courier New" w:eastAsia="Courier New"/>
-          <w:sz w:val="20"/>
+          <w:sz w:val="18"/>
         </w:rPr>
         <w:t xml:space="preserve">    }</w:t>
       </w:r>
@@ -7814,35 +7804,35 @@
       <w:r>
         <w:rPr>
           <w:rFonts w:ascii="Courier New" w:hAnsi="Courier New" w:eastAsia="Courier New"/>
-          <w:sz w:val="20"/>
-        </w:rPr>
-      </w:r>
-    </w:p>
-    <w:p>
-      <w:pPr>
-        <w:widowControl w:val="0"/>
-        <w:spacing w:line="240" w:lineRule="auto"/>
-        <w:ind w:firstLine="0"/>
-        <w:jc w:val="left"/>
-      </w:pPr>
-      <w:r>
-        <w:rPr>
-          <w:rFonts w:ascii="Courier New" w:hAnsi="Courier New" w:eastAsia="Courier New"/>
-          <w:sz w:val="20"/>
-        </w:rPr>
-      </w:r>
-    </w:p>
-    <w:p>
-      <w:pPr>
-        <w:widowControl w:val="0"/>
-        <w:spacing w:line="240" w:lineRule="auto"/>
-        <w:ind w:firstLine="0"/>
-        <w:jc w:val="left"/>
-      </w:pPr>
-      <w:r>
-        <w:rPr>
-          <w:rFonts w:ascii="Courier New" w:hAnsi="Courier New" w:eastAsia="Courier New"/>
-          <w:sz w:val="20"/>
+          <w:sz w:val="18"/>
+        </w:rPr>
+      </w:r>
+    </w:p>
+    <w:p>
+      <w:pPr>
+        <w:widowControl w:val="0"/>
+        <w:spacing w:line="240" w:lineRule="auto"/>
+        <w:ind w:firstLine="0"/>
+        <w:jc w:val="left"/>
+      </w:pPr>
+      <w:r>
+        <w:rPr>
+          <w:rFonts w:ascii="Courier New" w:hAnsi="Courier New" w:eastAsia="Courier New"/>
+          <w:sz w:val="18"/>
+        </w:rPr>
+      </w:r>
+    </w:p>
+    <w:p>
+      <w:pPr>
+        <w:widowControl w:val="0"/>
+        <w:spacing w:line="240" w:lineRule="auto"/>
+        <w:ind w:firstLine="0"/>
+        <w:jc w:val="left"/>
+      </w:pPr>
+      <w:r>
+        <w:rPr>
+          <w:rFonts w:ascii="Courier New" w:hAnsi="Courier New" w:eastAsia="Courier New"/>
+          <w:sz w:val="18"/>
         </w:rPr>
         <w:t>def knn_forecast(futures, dist, k):</w:t>
       </w:r>
@@ -7857,7 +7847,7 @@
       <w:r>
         <w:rPr>
           <w:rFonts w:ascii="Courier New" w:hAnsi="Courier New" w:eastAsia="Courier New"/>
-          <w:sz w:val="20"/>
+          <w:sz w:val="18"/>
         </w:rPr>
         <w:t xml:space="preserve">    """Прогноз — простое среднее значений, следующих за k ближайшими соседями."""</w:t>
       </w:r>
@@ -7872,7 +7862,7 @@
       <w:r>
         <w:rPr>
           <w:rFonts w:ascii="Courier New" w:hAnsi="Courier New" w:eastAsia="Courier New"/>
-          <w:sz w:val="20"/>
+          <w:sz w:val="18"/>
         </w:rPr>
         <w:t xml:space="preserve">    idx = np.argsort(dist, kind="stable")[:k]</w:t>
       </w:r>
@@ -7887,7 +7877,7 @@
       <w:r>
         <w:rPr>
           <w:rFonts w:ascii="Courier New" w:hAnsi="Courier New" w:eastAsia="Courier New"/>
-          <w:sz w:val="20"/>
+          <w:sz w:val="18"/>
         </w:rPr>
         <w:t xml:space="preserve">    return futures[idx].mean(axis=0), idx</w:t>
       </w:r>
@@ -7902,35 +7892,35 @@
       <w:r>
         <w:rPr>
           <w:rFonts w:ascii="Courier New" w:hAnsi="Courier New" w:eastAsia="Courier New"/>
-          <w:sz w:val="20"/>
-        </w:rPr>
-      </w:r>
-    </w:p>
-    <w:p>
-      <w:pPr>
-        <w:widowControl w:val="0"/>
-        <w:spacing w:line="240" w:lineRule="auto"/>
-        <w:ind w:firstLine="0"/>
-        <w:jc w:val="left"/>
-      </w:pPr>
-      <w:r>
-        <w:rPr>
-          <w:rFonts w:ascii="Courier New" w:hAnsi="Courier New" w:eastAsia="Courier New"/>
-          <w:sz w:val="20"/>
-        </w:rPr>
-      </w:r>
-    </w:p>
-    <w:p>
-      <w:pPr>
-        <w:widowControl w:val="0"/>
-        <w:spacing w:line="240" w:lineRule="auto"/>
-        <w:ind w:firstLine="0"/>
-        <w:jc w:val="left"/>
-      </w:pPr>
-      <w:r>
-        <w:rPr>
-          <w:rFonts w:ascii="Courier New" w:hAnsi="Courier New" w:eastAsia="Courier New"/>
-          <w:sz w:val="20"/>
+          <w:sz w:val="18"/>
+        </w:rPr>
+      </w:r>
+    </w:p>
+    <w:p>
+      <w:pPr>
+        <w:widowControl w:val="0"/>
+        <w:spacing w:line="240" w:lineRule="auto"/>
+        <w:ind w:firstLine="0"/>
+        <w:jc w:val="left"/>
+      </w:pPr>
+      <w:r>
+        <w:rPr>
+          <w:rFonts w:ascii="Courier New" w:hAnsi="Courier New" w:eastAsia="Courier New"/>
+          <w:sz w:val="18"/>
+        </w:rPr>
+      </w:r>
+    </w:p>
+    <w:p>
+      <w:pPr>
+        <w:widowControl w:val="0"/>
+        <w:spacing w:line="240" w:lineRule="auto"/>
+        <w:ind w:firstLine="0"/>
+        <w:jc w:val="left"/>
+      </w:pPr>
+      <w:r>
+        <w:rPr>
+          <w:rFonts w:ascii="Courier New" w:hAnsi="Courier New" w:eastAsia="Courier New"/>
+          <w:sz w:val="18"/>
         </w:rPr>
         <w:t>def errors(actual, predicted):</w:t>
       </w:r>
@@ -7945,7 +7935,7 @@
       <w:r>
         <w:rPr>
           <w:rFonts w:ascii="Courier New" w:hAnsi="Courier New" w:eastAsia="Courier New"/>
-          <w:sz w:val="20"/>
+          <w:sz w:val="18"/>
         </w:rPr>
         <w:t xml:space="preserve">    diff = actual - predicted</w:t>
       </w:r>
@@ -7960,7 +7950,7 @@
       <w:r>
         <w:rPr>
           <w:rFonts w:ascii="Courier New" w:hAnsi="Courier New" w:eastAsia="Courier New"/>
-          <w:sz w:val="20"/>
+          <w:sz w:val="18"/>
         </w:rPr>
         <w:t xml:space="preserve">    return {</w:t>
       </w:r>
@@ -7975,7 +7965,7 @@
       <w:r>
         <w:rPr>
           <w:rFonts w:ascii="Courier New" w:hAnsi="Courier New" w:eastAsia="Courier New"/>
-          <w:sz w:val="20"/>
+          <w:sz w:val="18"/>
         </w:rPr>
         <w:t xml:space="preserve">        "mae": float(np.mean(np.abs(diff))),</w:t>
       </w:r>
@@ -7990,7 +7980,7 @@
       <w:r>
         <w:rPr>
           <w:rFonts w:ascii="Courier New" w:hAnsi="Courier New" w:eastAsia="Courier New"/>
-          <w:sz w:val="20"/>
+          <w:sz w:val="18"/>
         </w:rPr>
         <w:t xml:space="preserve">        "rmse": float(np.sqrt(np.mean(diff ** 2))),</w:t>
       </w:r>
@@ -8005,7 +7995,7 @@
       <w:r>
         <w:rPr>
           <w:rFonts w:ascii="Courier New" w:hAnsi="Courier New" w:eastAsia="Courier New"/>
-          <w:sz w:val="20"/>
+          <w:sz w:val="18"/>
         </w:rPr>
         <w:t xml:space="preserve">        "mape": float(np.mean(np.abs(diff) / actual) * 100),</w:t>
       </w:r>
@@ -8020,7 +8010,7 @@
       <w:r>
         <w:rPr>
           <w:rFonts w:ascii="Courier New" w:hAnsi="Courier New" w:eastAsia="Courier New"/>
-          <w:sz w:val="20"/>
+          <w:sz w:val="18"/>
         </w:rPr>
         <w:t xml:space="preserve">    }</w:t>
       </w:r>
@@ -8035,35 +8025,35 @@
       <w:r>
         <w:rPr>
           <w:rFonts w:ascii="Courier New" w:hAnsi="Courier New" w:eastAsia="Courier New"/>
-          <w:sz w:val="20"/>
-        </w:rPr>
-      </w:r>
-    </w:p>
-    <w:p>
-      <w:pPr>
-        <w:widowControl w:val="0"/>
-        <w:spacing w:line="240" w:lineRule="auto"/>
-        <w:ind w:firstLine="0"/>
-        <w:jc w:val="left"/>
-      </w:pPr>
-      <w:r>
-        <w:rPr>
-          <w:rFonts w:ascii="Courier New" w:hAnsi="Courier New" w:eastAsia="Courier New"/>
-          <w:sz w:val="20"/>
-        </w:rPr>
-      </w:r>
-    </w:p>
-    <w:p>
-      <w:pPr>
-        <w:widowControl w:val="0"/>
-        <w:spacing w:line="240" w:lineRule="auto"/>
-        <w:ind w:firstLine="0"/>
-        <w:jc w:val="left"/>
-      </w:pPr>
-      <w:r>
-        <w:rPr>
-          <w:rFonts w:ascii="Courier New" w:hAnsi="Courier New" w:eastAsia="Courier New"/>
-          <w:sz w:val="20"/>
+          <w:sz w:val="18"/>
+        </w:rPr>
+      </w:r>
+    </w:p>
+    <w:p>
+      <w:pPr>
+        <w:widowControl w:val="0"/>
+        <w:spacing w:line="240" w:lineRule="auto"/>
+        <w:ind w:firstLine="0"/>
+        <w:jc w:val="left"/>
+      </w:pPr>
+      <w:r>
+        <w:rPr>
+          <w:rFonts w:ascii="Courier New" w:hAnsi="Courier New" w:eastAsia="Courier New"/>
+          <w:sz w:val="18"/>
+        </w:rPr>
+      </w:r>
+    </w:p>
+    <w:p>
+      <w:pPr>
+        <w:widowControl w:val="0"/>
+        <w:spacing w:line="240" w:lineRule="auto"/>
+        <w:ind w:firstLine="0"/>
+        <w:jc w:val="left"/>
+      </w:pPr>
+      <w:r>
+        <w:rPr>
+          <w:rFonts w:ascii="Courier New" w:hAnsi="Courier New" w:eastAsia="Courier New"/>
+          <w:sz w:val="18"/>
         </w:rPr>
         <w:t># ----------------------------------------------------------------------------</w:t>
       </w:r>
@@ -8078,7 +8068,7 @@
       <w:r>
         <w:rPr>
           <w:rFonts w:ascii="Courier New" w:hAnsi="Courier New" w:eastAsia="Courier New"/>
-          <w:sz w:val="20"/>
+          <w:sz w:val="18"/>
         </w:rPr>
         <w:t># графики</w:t>
       </w:r>
@@ -8093,7 +8083,7 @@
       <w:r>
         <w:rPr>
           <w:rFonts w:ascii="Courier New" w:hAnsi="Courier New" w:eastAsia="Courier New"/>
-          <w:sz w:val="20"/>
+          <w:sz w:val="18"/>
         </w:rPr>
         <w:t># ----------------------------------------------------------------------------</w:t>
       </w:r>
@@ -8108,7 +8098,7 @@
       <w:r>
         <w:rPr>
           <w:rFonts w:ascii="Courier New" w:hAnsi="Courier New" w:eastAsia="Courier New"/>
-          <w:sz w:val="20"/>
+          <w:sz w:val="18"/>
         </w:rPr>
         <w:t>def style_axes(ax, ylabel="RCORR_E, имп./с"):</w:t>
       </w:r>
@@ -8123,7 +8113,7 @@
       <w:r>
         <w:rPr>
           <w:rFonts w:ascii="Courier New" w:hAnsi="Courier New" w:eastAsia="Courier New"/>
-          <w:sz w:val="20"/>
+          <w:sz w:val="18"/>
         </w:rPr>
         <w:t xml:space="preserve">    ax.set_ylabel(ylabel)</w:t>
       </w:r>
@@ -8138,7 +8128,7 @@
       <w:r>
         <w:rPr>
           <w:rFonts w:ascii="Courier New" w:hAnsi="Courier New" w:eastAsia="Courier New"/>
-          <w:sz w:val="20"/>
+          <w:sz w:val="18"/>
         </w:rPr>
         <w:t xml:space="preserve">    ax.grid(True, color="#e4e3df", linewidth=0.8)</w:t>
       </w:r>
@@ -8153,7 +8143,7 @@
       <w:r>
         <w:rPr>
           <w:rFonts w:ascii="Courier New" w:hAnsi="Courier New" w:eastAsia="Courier New"/>
-          <w:sz w:val="20"/>
+          <w:sz w:val="18"/>
         </w:rPr>
         <w:t xml:space="preserve">    ax.set_axisbelow(True)</w:t>
       </w:r>
@@ -8168,7 +8158,7 @@
       <w:r>
         <w:rPr>
           <w:rFonts w:ascii="Courier New" w:hAnsi="Courier New" w:eastAsia="Courier New"/>
-          <w:sz w:val="20"/>
+          <w:sz w:val="18"/>
         </w:rPr>
         <w:t xml:space="preserve">    for side in ("top", "right"):</w:t>
       </w:r>
@@ -8183,7 +8173,7 @@
       <w:r>
         <w:rPr>
           <w:rFonts w:ascii="Courier New" w:hAnsi="Courier New" w:eastAsia="Courier New"/>
-          <w:sz w:val="20"/>
+          <w:sz w:val="18"/>
         </w:rPr>
         <w:t xml:space="preserve">        ax.spines[side].set_visible(False)</w:t>
       </w:r>
@@ -8198,35 +8188,35 @@
       <w:r>
         <w:rPr>
           <w:rFonts w:ascii="Courier New" w:hAnsi="Courier New" w:eastAsia="Courier New"/>
-          <w:sz w:val="20"/>
-        </w:rPr>
-      </w:r>
-    </w:p>
-    <w:p>
-      <w:pPr>
-        <w:widowControl w:val="0"/>
-        <w:spacing w:line="240" w:lineRule="auto"/>
-        <w:ind w:firstLine="0"/>
-        <w:jc w:val="left"/>
-      </w:pPr>
-      <w:r>
-        <w:rPr>
-          <w:rFonts w:ascii="Courier New" w:hAnsi="Courier New" w:eastAsia="Courier New"/>
-          <w:sz w:val="20"/>
-        </w:rPr>
-      </w:r>
-    </w:p>
-    <w:p>
-      <w:pPr>
-        <w:widowControl w:val="0"/>
-        <w:spacing w:line="240" w:lineRule="auto"/>
-        <w:ind w:firstLine="0"/>
-        <w:jc w:val="left"/>
-      </w:pPr>
-      <w:r>
-        <w:rPr>
-          <w:rFonts w:ascii="Courier New" w:hAnsi="Courier New" w:eastAsia="Courier New"/>
-          <w:sz w:val="20"/>
+          <w:sz w:val="18"/>
+        </w:rPr>
+      </w:r>
+    </w:p>
+    <w:p>
+      <w:pPr>
+        <w:widowControl w:val="0"/>
+        <w:spacing w:line="240" w:lineRule="auto"/>
+        <w:ind w:firstLine="0"/>
+        <w:jc w:val="left"/>
+      </w:pPr>
+      <w:r>
+        <w:rPr>
+          <w:rFonts w:ascii="Courier New" w:hAnsi="Courier New" w:eastAsia="Courier New"/>
+          <w:sz w:val="18"/>
+        </w:rPr>
+      </w:r>
+    </w:p>
+    <w:p>
+      <w:pPr>
+        <w:widowControl w:val="0"/>
+        <w:spacing w:line="240" w:lineRule="auto"/>
+        <w:ind w:firstLine="0"/>
+        <w:jc w:val="left"/>
+      </w:pPr>
+      <w:r>
+        <w:rPr>
+          <w:rFonts w:ascii="Courier New" w:hAnsi="Courier New" w:eastAsia="Courier New"/>
+          <w:sz w:val="18"/>
         </w:rPr>
         <w:t>def save(fig, name):</w:t>
       </w:r>
@@ -8241,7 +8231,7 @@
       <w:r>
         <w:rPr>
           <w:rFonts w:ascii="Courier New" w:hAnsi="Courier New" w:eastAsia="Courier New"/>
-          <w:sz w:val="20"/>
+          <w:sz w:val="18"/>
         </w:rPr>
         <w:t xml:space="preserve">    fig.tight_layout()</w:t>
       </w:r>
@@ -8256,7 +8246,7 @@
       <w:r>
         <w:rPr>
           <w:rFonts w:ascii="Courier New" w:hAnsi="Courier New" w:eastAsia="Courier New"/>
-          <w:sz w:val="20"/>
+          <w:sz w:val="18"/>
         </w:rPr>
         <w:t xml:space="preserve">    fig.savefig(FIG_DIR / name, dpi=200)</w:t>
       </w:r>
@@ -8271,7 +8261,7 @@
       <w:r>
         <w:rPr>
           <w:rFonts w:ascii="Courier New" w:hAnsi="Courier New" w:eastAsia="Courier New"/>
-          <w:sz w:val="20"/>
+          <w:sz w:val="18"/>
         </w:rPr>
         <w:t xml:space="preserve">    print(f"сохранён график: figures/{name}")</w:t>
       </w:r>
@@ -8286,35 +8276,35 @@
       <w:r>
         <w:rPr>
           <w:rFonts w:ascii="Courier New" w:hAnsi="Courier New" w:eastAsia="Courier New"/>
-          <w:sz w:val="20"/>
-        </w:rPr>
-      </w:r>
-    </w:p>
-    <w:p>
-      <w:pPr>
-        <w:widowControl w:val="0"/>
-        <w:spacing w:line="240" w:lineRule="auto"/>
-        <w:ind w:firstLine="0"/>
-        <w:jc w:val="left"/>
-      </w:pPr>
-      <w:r>
-        <w:rPr>
-          <w:rFonts w:ascii="Courier New" w:hAnsi="Courier New" w:eastAsia="Courier New"/>
-          <w:sz w:val="20"/>
-        </w:rPr>
-      </w:r>
-    </w:p>
-    <w:p>
-      <w:pPr>
-        <w:widowControl w:val="0"/>
-        <w:spacing w:line="240" w:lineRule="auto"/>
-        <w:ind w:firstLine="0"/>
-        <w:jc w:val="left"/>
-      </w:pPr>
-      <w:r>
-        <w:rPr>
-          <w:rFonts w:ascii="Courier New" w:hAnsi="Courier New" w:eastAsia="Courier New"/>
-          <w:sz w:val="20"/>
+          <w:sz w:val="18"/>
+        </w:rPr>
+      </w:r>
+    </w:p>
+    <w:p>
+      <w:pPr>
+        <w:widowControl w:val="0"/>
+        <w:spacing w:line="240" w:lineRule="auto"/>
+        <w:ind w:firstLine="0"/>
+        <w:jc w:val="left"/>
+      </w:pPr>
+      <w:r>
+        <w:rPr>
+          <w:rFonts w:ascii="Courier New" w:hAnsi="Courier New" w:eastAsia="Courier New"/>
+          <w:sz w:val="18"/>
+        </w:rPr>
+      </w:r>
+    </w:p>
+    <w:p>
+      <w:pPr>
+        <w:widowControl w:val="0"/>
+        <w:spacing w:line="240" w:lineRule="auto"/>
+        <w:ind w:firstLine="0"/>
+        <w:jc w:val="left"/>
+      </w:pPr>
+      <w:r>
+        <w:rPr>
+          <w:rFonts w:ascii="Courier New" w:hAnsi="Courier New" w:eastAsia="Courier New"/>
+          <w:sz w:val="18"/>
         </w:rPr>
         <w:t>def plot_series(raw, processed, missing, outliers):</w:t>
       </w:r>
@@ -8329,7 +8319,7 @@
       <w:r>
         <w:rPr>
           <w:rFonts w:ascii="Courier New" w:hAnsi="Courier New" w:eastAsia="Courier New"/>
-          <w:sz w:val="20"/>
+          <w:sz w:val="18"/>
         </w:rPr>
         <w:t xml:space="preserve">    fig, axes = plt.subplots(2, 1, figsize=(12, 7), sharex=True)</w:t>
       </w:r>
@@ -8344,21 +8334,21 @@
       <w:r>
         <w:rPr>
           <w:rFonts w:ascii="Courier New" w:hAnsi="Courier New" w:eastAsia="Courier New"/>
-          <w:sz w:val="20"/>
-        </w:rPr>
-      </w:r>
-    </w:p>
-    <w:p>
-      <w:pPr>
-        <w:widowControl w:val="0"/>
-        <w:spacing w:line="240" w:lineRule="auto"/>
-        <w:ind w:firstLine="0"/>
-        <w:jc w:val="left"/>
-      </w:pPr>
-      <w:r>
-        <w:rPr>
-          <w:rFonts w:ascii="Courier New" w:hAnsi="Courier New" w:eastAsia="Courier New"/>
-          <w:sz w:val="20"/>
+          <w:sz w:val="18"/>
+        </w:rPr>
+      </w:r>
+    </w:p>
+    <w:p>
+      <w:pPr>
+        <w:widowControl w:val="0"/>
+        <w:spacing w:line="240" w:lineRule="auto"/>
+        <w:ind w:firstLine="0"/>
+        <w:jc w:val="left"/>
+      </w:pPr>
+      <w:r>
+        <w:rPr>
+          <w:rFonts w:ascii="Courier New" w:hAnsi="Courier New" w:eastAsia="Courier New"/>
+          <w:sz w:val="18"/>
         </w:rPr>
         <w:t xml:space="preserve">    axes[0].plot(raw.index, raw.values, color=SERIES_COLORS[0], linewidth=0.6)</w:t>
       </w:r>
@@ -8373,7 +8363,7 @@
       <w:r>
         <w:rPr>
           <w:rFonts w:ascii="Courier New" w:hAnsi="Courier New" w:eastAsia="Courier New"/>
-          <w:sz w:val="20"/>
+          <w:sz w:val="18"/>
         </w:rPr>
         <w:t xml:space="preserve">    axes[0].scatter(raw.index[outliers], raw[outliers], s=18,</w:t>
       </w:r>
@@ -8388,7 +8378,7 @@
       <w:r>
         <w:rPr>
           <w:rFonts w:ascii="Courier New" w:hAnsi="Courier New" w:eastAsia="Courier New"/>
-          <w:sz w:val="20"/>
+          <w:sz w:val="18"/>
         </w:rPr>
         <w:t xml:space="preserve">                    color=SERIES_COLORS[1], zorder=3,</w:t>
       </w:r>
@@ -8403,7 +8393,7 @@
       <w:r>
         <w:rPr>
           <w:rFonts w:ascii="Courier New" w:hAnsi="Courier New" w:eastAsia="Courier New"/>
-          <w:sz w:val="20"/>
+          <w:sz w:val="18"/>
         </w:rPr>
         <w:t xml:space="preserve">                    label=f"выбросы ({int(outliers.sum())})")</w:t>
       </w:r>
@@ -8418,7 +8408,7 @@
       <w:r>
         <w:rPr>
           <w:rFonts w:ascii="Courier New" w:hAnsi="Courier New" w:eastAsia="Courier New"/>
-          <w:sz w:val="20"/>
+          <w:sz w:val="18"/>
         </w:rPr>
         <w:t xml:space="preserve">    gap_times = raw.index[missing]</w:t>
       </w:r>
@@ -8433,7 +8423,7 @@
       <w:r>
         <w:rPr>
           <w:rFonts w:ascii="Courier New" w:hAnsi="Courier New" w:eastAsia="Courier New"/>
-          <w:sz w:val="20"/>
+          <w:sz w:val="18"/>
         </w:rPr>
         <w:t xml:space="preserve">    axes[0].scatter(gap_times, np.full(len(gap_times), raw.min() - 5), s=18,</w:t>
       </w:r>
@@ -8448,7 +8438,7 @@
       <w:r>
         <w:rPr>
           <w:rFonts w:ascii="Courier New" w:hAnsi="Courier New" w:eastAsia="Courier New"/>
-          <w:sz w:val="20"/>
+          <w:sz w:val="18"/>
         </w:rPr>
         <w:t xml:space="preserve">                    marker="|", color=COLOR_ACTUAL, zorder=3,</w:t>
       </w:r>
@@ -8463,7 +8453,7 @@
       <w:r>
         <w:rPr>
           <w:rFonts w:ascii="Courier New" w:hAnsi="Courier New" w:eastAsia="Courier New"/>
-          <w:sz w:val="20"/>
+          <w:sz w:val="18"/>
         </w:rPr>
         <w:t xml:space="preserve">                    label=f"пропуски ({int(missing.sum())})")</w:t>
       </w:r>
@@ -8478,7 +8468,7 @@
       <w:r>
         <w:rPr>
           <w:rFonts w:ascii="Courier New" w:hAnsi="Courier New" w:eastAsia="Courier New"/>
-          <w:sz w:val="20"/>
+          <w:sz w:val="18"/>
         </w:rPr>
         <w:t xml:space="preserve">    axes[0].set_title("а) исходный ряд")</w:t>
       </w:r>
@@ -8493,7 +8483,7 @@
       <w:r>
         <w:rPr>
           <w:rFonts w:ascii="Courier New" w:hAnsi="Courier New" w:eastAsia="Courier New"/>
-          <w:sz w:val="20"/>
+          <w:sz w:val="18"/>
         </w:rPr>
         <w:t xml:space="preserve">    axes[0].legend(loc="upper right")</w:t>
       </w:r>
@@ -8508,7 +8498,7 @@
       <w:r>
         <w:rPr>
           <w:rFonts w:ascii="Courier New" w:hAnsi="Courier New" w:eastAsia="Courier New"/>
-          <w:sz w:val="20"/>
+          <w:sz w:val="18"/>
         </w:rPr>
         <w:t xml:space="preserve">    style_axes(axes[0])</w:t>
       </w:r>
@@ -8523,21 +8513,21 @@
       <w:r>
         <w:rPr>
           <w:rFonts w:ascii="Courier New" w:hAnsi="Courier New" w:eastAsia="Courier New"/>
-          <w:sz w:val="20"/>
-        </w:rPr>
-      </w:r>
-    </w:p>
-    <w:p>
-      <w:pPr>
-        <w:widowControl w:val="0"/>
-        <w:spacing w:line="240" w:lineRule="auto"/>
-        <w:ind w:firstLine="0"/>
-        <w:jc w:val="left"/>
-      </w:pPr>
-      <w:r>
-        <w:rPr>
-          <w:rFonts w:ascii="Courier New" w:hAnsi="Courier New" w:eastAsia="Courier New"/>
-          <w:sz w:val="20"/>
+          <w:sz w:val="18"/>
+        </w:rPr>
+      </w:r>
+    </w:p>
+    <w:p>
+      <w:pPr>
+        <w:widowControl w:val="0"/>
+        <w:spacing w:line="240" w:lineRule="auto"/>
+        <w:ind w:firstLine="0"/>
+        <w:jc w:val="left"/>
+      </w:pPr>
+      <w:r>
+        <w:rPr>
+          <w:rFonts w:ascii="Courier New" w:hAnsi="Courier New" w:eastAsia="Courier New"/>
+          <w:sz w:val="18"/>
         </w:rPr>
         <w:t xml:space="preserve">    hourly = processed.resample("60min").mean()</w:t>
       </w:r>
@@ -8552,7 +8542,7 @@
       <w:r>
         <w:rPr>
           <w:rFonts w:ascii="Courier New" w:hAnsi="Courier New" w:eastAsia="Courier New"/>
-          <w:sz w:val="20"/>
+          <w:sz w:val="18"/>
         </w:rPr>
         <w:t xml:space="preserve">    axes[1].plot(processed.index, processed.values, color=SERIES_COLORS[0],</w:t>
       </w:r>
@@ -8567,7 +8557,7 @@
       <w:r>
         <w:rPr>
           <w:rFonts w:ascii="Courier New" w:hAnsi="Courier New" w:eastAsia="Courier New"/>
-          <w:sz w:val="20"/>
+          <w:sz w:val="18"/>
         </w:rPr>
         <w:t xml:space="preserve">                 linewidth=0.6, label="одноминутные значения")</w:t>
       </w:r>
@@ -8582,7 +8572,7 @@
       <w:r>
         <w:rPr>
           <w:rFonts w:ascii="Courier New" w:hAnsi="Courier New" w:eastAsia="Courier New"/>
-          <w:sz w:val="20"/>
+          <w:sz w:val="18"/>
         </w:rPr>
         <w:t xml:space="preserve">    axes[1].plot(hourly.index + pd.Timedelta(minutes=30), hourly.values,</w:t>
       </w:r>
@@ -8597,7 +8587,7 @@
       <w:r>
         <w:rPr>
           <w:rFonts w:ascii="Courier New" w:hAnsi="Courier New" w:eastAsia="Courier New"/>
-          <w:sz w:val="20"/>
+          <w:sz w:val="18"/>
         </w:rPr>
         <w:t xml:space="preserve">                 color=COLOR_ACTUAL, linewidth=2, label="среднее за час")</w:t>
       </w:r>
@@ -8612,7 +8602,7 @@
       <w:r>
         <w:rPr>
           <w:rFonts w:ascii="Courier New" w:hAnsi="Courier New" w:eastAsia="Courier New"/>
-          <w:sz w:val="20"/>
+          <w:sz w:val="18"/>
         </w:rPr>
         <w:t xml:space="preserve">    axes[1].set_title("б) после замены пропусков и выбросов медианой")</w:t>
       </w:r>
@@ -8627,7 +8617,7 @@
       <w:r>
         <w:rPr>
           <w:rFonts w:ascii="Courier New" w:hAnsi="Courier New" w:eastAsia="Courier New"/>
-          <w:sz w:val="20"/>
+          <w:sz w:val="18"/>
         </w:rPr>
         <w:t xml:space="preserve">    axes[1].legend(loc="upper right")</w:t>
       </w:r>
@@ -8642,7 +8632,7 @@
       <w:r>
         <w:rPr>
           <w:rFonts w:ascii="Courier New" w:hAnsi="Courier New" w:eastAsia="Courier New"/>
-          <w:sz w:val="20"/>
+          <w:sz w:val="18"/>
         </w:rPr>
         <w:t xml:space="preserve">    axes[1].xaxis.set_major_formatter(mdates.DateFormatter("%d.%m"))</w:t>
       </w:r>
@@ -8657,7 +8647,7 @@
       <w:r>
         <w:rPr>
           <w:rFonts w:ascii="Courier New" w:hAnsi="Courier New" w:eastAsia="Courier New"/>
-          <w:sz w:val="20"/>
+          <w:sz w:val="18"/>
         </w:rPr>
         <w:t xml:space="preserve">    axes[1].set_xlabel("дата (UTC), 2017 г.")</w:t>
       </w:r>
@@ -8672,7 +8662,7 @@
       <w:r>
         <w:rPr>
           <w:rFonts w:ascii="Courier New" w:hAnsi="Courier New" w:eastAsia="Courier New"/>
-          <w:sz w:val="20"/>
+          <w:sz w:val="18"/>
         </w:rPr>
         <w:t xml:space="preserve">    style_axes(axes[1])</w:t>
       </w:r>
@@ -8687,7 +8677,7 @@
       <w:r>
         <w:rPr>
           <w:rFonts w:ascii="Courier New" w:hAnsi="Courier New" w:eastAsia="Courier New"/>
-          <w:sz w:val="20"/>
+          <w:sz w:val="18"/>
         </w:rPr>
         <w:t xml:space="preserve">    save(fig, "fig1_series.png")</w:t>
       </w:r>
@@ -8702,35 +8692,35 @@
       <w:r>
         <w:rPr>
           <w:rFonts w:ascii="Courier New" w:hAnsi="Courier New" w:eastAsia="Courier New"/>
-          <w:sz w:val="20"/>
-        </w:rPr>
-      </w:r>
-    </w:p>
-    <w:p>
-      <w:pPr>
-        <w:widowControl w:val="0"/>
-        <w:spacing w:line="240" w:lineRule="auto"/>
-        <w:ind w:firstLine="0"/>
-        <w:jc w:val="left"/>
-      </w:pPr>
-      <w:r>
-        <w:rPr>
-          <w:rFonts w:ascii="Courier New" w:hAnsi="Courier New" w:eastAsia="Courier New"/>
-          <w:sz w:val="20"/>
-        </w:rPr>
-      </w:r>
-    </w:p>
-    <w:p>
-      <w:pPr>
-        <w:widowControl w:val="0"/>
-        <w:spacing w:line="240" w:lineRule="auto"/>
-        <w:ind w:firstLine="0"/>
-        <w:jc w:val="left"/>
-      </w:pPr>
-      <w:r>
-        <w:rPr>
-          <w:rFonts w:ascii="Courier New" w:hAnsi="Courier New" w:eastAsia="Courier New"/>
-          <w:sz w:val="20"/>
+          <w:sz w:val="18"/>
+        </w:rPr>
+      </w:r>
+    </w:p>
+    <w:p>
+      <w:pPr>
+        <w:widowControl w:val="0"/>
+        <w:spacing w:line="240" w:lineRule="auto"/>
+        <w:ind w:firstLine="0"/>
+        <w:jc w:val="left"/>
+      </w:pPr>
+      <w:r>
+        <w:rPr>
+          <w:rFonts w:ascii="Courier New" w:hAnsi="Courier New" w:eastAsia="Courier New"/>
+          <w:sz w:val="18"/>
+        </w:rPr>
+      </w:r>
+    </w:p>
+    <w:p>
+      <w:pPr>
+        <w:widowControl w:val="0"/>
+        <w:spacing w:line="240" w:lineRule="auto"/>
+        <w:ind w:firstLine="0"/>
+        <w:jc w:val="left"/>
+      </w:pPr>
+      <w:r>
+        <w:rPr>
+          <w:rFonts w:ascii="Courier New" w:hAnsi="Courier New" w:eastAsia="Courier New"/>
+          <w:sz w:val="18"/>
         </w:rPr>
         <w:t>def plot_neighbors(test, histories, neighbors, k):</w:t>
       </w:r>
@@ -8745,7 +8735,7 @@
       <w:r>
         <w:rPr>
           <w:rFonts w:ascii="Courier New" w:hAnsi="Courier New" w:eastAsia="Courier New"/>
-          <w:sz w:val="20"/>
+          <w:sz w:val="18"/>
         </w:rPr>
         <w:t xml:space="preserve">    fig, axes = plt.subplots(3, 1, figsize=(12, 9), sharex=True, sharey=True)</w:t>
       </w:r>
@@ -8760,7 +8750,7 @@
       <w:r>
         <w:rPr>
           <w:rFonts w:ascii="Courier New" w:hAnsi="Courier New" w:eastAsia="Courier New"/>
-          <w:sz w:val="20"/>
+          <w:sz w:val="18"/>
         </w:rPr>
         <w:t xml:space="preserve">    steps = np.arange(-M, 0)</w:t>
       </w:r>
@@ -8775,7 +8765,7 @@
       <w:r>
         <w:rPr>
           <w:rFonts w:ascii="Courier New" w:hAnsi="Courier New" w:eastAsia="Courier New"/>
-          <w:sz w:val="20"/>
+          <w:sz w:val="18"/>
         </w:rPr>
         <w:t xml:space="preserve">    for ax, (key, name), color in zip(axes, METRIC_NAMES.items(), SERIES_COLORS):</w:t>
       </w:r>
@@ -8790,7 +8780,7 @@
       <w:r>
         <w:rPr>
           <w:rFonts w:ascii="Courier New" w:hAnsi="Courier New" w:eastAsia="Courier New"/>
-          <w:sz w:val="20"/>
+          <w:sz w:val="18"/>
         </w:rPr>
         <w:t xml:space="preserve">        idx = neighbors[key][:k]</w:t>
       </w:r>
@@ -8805,7 +8795,7 @@
       <w:r>
         <w:rPr>
           <w:rFonts w:ascii="Courier New" w:hAnsi="Courier New" w:eastAsia="Courier New"/>
-          <w:sz w:val="20"/>
+          <w:sz w:val="18"/>
         </w:rPr>
         <w:t xml:space="preserve">        for j, i in enumerate(idx):</w:t>
       </w:r>
@@ -8820,7 +8810,7 @@
       <w:r>
         <w:rPr>
           <w:rFonts w:ascii="Courier New" w:hAnsi="Courier New" w:eastAsia="Courier New"/>
-          <w:sz w:val="20"/>
+          <w:sz w:val="18"/>
         </w:rPr>
         <w:t xml:space="preserve">            ax.plot(steps, histories[i], color=color, linewidth=0.8, alpha=0.55,</w:t>
       </w:r>
@@ -8835,7 +8825,7 @@
       <w:r>
         <w:rPr>
           <w:rFonts w:ascii="Courier New" w:hAnsi="Courier New" w:eastAsia="Courier New"/>
-          <w:sz w:val="20"/>
+          <w:sz w:val="18"/>
         </w:rPr>
         <w:t xml:space="preserve">                    label=f"{k} ближайших соседа" if j == 0 else None)</w:t>
       </w:r>
@@ -8850,7 +8840,7 @@
       <w:r>
         <w:rPr>
           <w:rFonts w:ascii="Courier New" w:hAnsi="Courier New" w:eastAsia="Courier New"/>
-          <w:sz w:val="20"/>
+          <w:sz w:val="18"/>
         </w:rPr>
         <w:t xml:space="preserve">        ax.plot(steps, test, color=COLOR_ACTUAL, linewidth=1.6,</w:t>
       </w:r>
@@ -8865,7 +8855,7 @@
       <w:r>
         <w:rPr>
           <w:rFonts w:ascii="Courier New" w:hAnsi="Courier New" w:eastAsia="Courier New"/>
-          <w:sz w:val="20"/>
+          <w:sz w:val="18"/>
         </w:rPr>
         <w:t xml:space="preserve">                label="тестовый вектор")</w:t>
       </w:r>
@@ -8880,7 +8870,7 @@
       <w:r>
         <w:rPr>
           <w:rFonts w:ascii="Courier New" w:hAnsi="Courier New" w:eastAsia="Courier New"/>
-          <w:sz w:val="20"/>
+          <w:sz w:val="18"/>
         </w:rPr>
         <w:t xml:space="preserve">        ax.set_title(f"метрика: {name}")</w:t>
       </w:r>
@@ -8895,7 +8885,7 @@
       <w:r>
         <w:rPr>
           <w:rFonts w:ascii="Courier New" w:hAnsi="Courier New" w:eastAsia="Courier New"/>
-          <w:sz w:val="20"/>
+          <w:sz w:val="18"/>
         </w:rPr>
         <w:t xml:space="preserve">        ax.legend(loc="upper right")</w:t>
       </w:r>
@@ -8910,7 +8900,7 @@
       <w:r>
         <w:rPr>
           <w:rFonts w:ascii="Courier New" w:hAnsi="Courier New" w:eastAsia="Courier New"/>
-          <w:sz w:val="20"/>
+          <w:sz w:val="18"/>
         </w:rPr>
         <w:t xml:space="preserve">        style_axes(ax)</w:t>
       </w:r>
@@ -8925,7 +8915,7 @@
       <w:r>
         <w:rPr>
           <w:rFonts w:ascii="Courier New" w:hAnsi="Courier New" w:eastAsia="Courier New"/>
-          <w:sz w:val="20"/>
+          <w:sz w:val="18"/>
         </w:rPr>
         <w:t xml:space="preserve">    axes[-1].set_xlabel("номер отсчёта относительно конца вектора, мин")</w:t>
       </w:r>
@@ -8940,7 +8930,7 @@
       <w:r>
         <w:rPr>
           <w:rFonts w:ascii="Courier New" w:hAnsi="Courier New" w:eastAsia="Courier New"/>
-          <w:sz w:val="20"/>
+          <w:sz w:val="18"/>
         </w:rPr>
         <w:t xml:space="preserve">    save(fig, "fig2_neighbors.png")</w:t>
       </w:r>
@@ -8955,35 +8945,35 @@
       <w:r>
         <w:rPr>
           <w:rFonts w:ascii="Courier New" w:hAnsi="Courier New" w:eastAsia="Courier New"/>
-          <w:sz w:val="20"/>
-        </w:rPr>
-      </w:r>
-    </w:p>
-    <w:p>
-      <w:pPr>
-        <w:widowControl w:val="0"/>
-        <w:spacing w:line="240" w:lineRule="auto"/>
-        <w:ind w:firstLine="0"/>
-        <w:jc w:val="left"/>
-      </w:pPr>
-      <w:r>
-        <w:rPr>
-          <w:rFonts w:ascii="Courier New" w:hAnsi="Courier New" w:eastAsia="Courier New"/>
-          <w:sz w:val="20"/>
-        </w:rPr>
-      </w:r>
-    </w:p>
-    <w:p>
-      <w:pPr>
-        <w:widowControl w:val="0"/>
-        <w:spacing w:line="240" w:lineRule="auto"/>
-        <w:ind w:firstLine="0"/>
-        <w:jc w:val="left"/>
-      </w:pPr>
-      <w:r>
-        <w:rPr>
-          <w:rFonts w:ascii="Courier New" w:hAnsi="Courier New" w:eastAsia="Courier New"/>
-          <w:sz w:val="20"/>
+          <w:sz w:val="18"/>
+        </w:rPr>
+      </w:r>
+    </w:p>
+    <w:p>
+      <w:pPr>
+        <w:widowControl w:val="0"/>
+        <w:spacing w:line="240" w:lineRule="auto"/>
+        <w:ind w:firstLine="0"/>
+        <w:jc w:val="left"/>
+      </w:pPr>
+      <w:r>
+        <w:rPr>
+          <w:rFonts w:ascii="Courier New" w:hAnsi="Courier New" w:eastAsia="Courier New"/>
+          <w:sz w:val="18"/>
+        </w:rPr>
+      </w:r>
+    </w:p>
+    <w:p>
+      <w:pPr>
+        <w:widowControl w:val="0"/>
+        <w:spacing w:line="240" w:lineRule="auto"/>
+        <w:ind w:firstLine="0"/>
+        <w:jc w:val="left"/>
+      </w:pPr>
+      <w:r>
+        <w:rPr>
+          <w:rFonts w:ascii="Courier New" w:hAnsi="Courier New" w:eastAsia="Courier New"/>
+          <w:sz w:val="18"/>
         </w:rPr>
         <w:t>def plot_forecast(times, actual, baseline, preds, key, number):</w:t>
       </w:r>
@@ -8998,7 +8988,7 @@
       <w:r>
         <w:rPr>
           <w:rFonts w:ascii="Courier New" w:hAnsi="Courier New" w:eastAsia="Courier New"/>
-          <w:sz w:val="20"/>
+          <w:sz w:val="18"/>
         </w:rPr>
         <w:t xml:space="preserve">    fig, ax = plt.subplots(figsize=(12, 5))</w:t>
       </w:r>
@@ -9013,7 +9003,7 @@
       <w:r>
         <w:rPr>
           <w:rFonts w:ascii="Courier New" w:hAnsi="Courier New" w:eastAsia="Courier New"/>
-          <w:sz w:val="20"/>
+          <w:sz w:val="18"/>
         </w:rPr>
         <w:t xml:space="preserve">    ax.plot(times, actual, color=COLOR_ACTUAL, linewidth=2,</w:t>
       </w:r>
@@ -9028,7 +9018,7 @@
       <w:r>
         <w:rPr>
           <w:rFonts w:ascii="Courier New" w:hAnsi="Courier New" w:eastAsia="Courier New"/>
-          <w:sz w:val="20"/>
+          <w:sz w:val="18"/>
         </w:rPr>
         <w:t xml:space="preserve">            label="фактические значения")</w:t>
       </w:r>
@@ -9043,7 +9033,7 @@
       <w:r>
         <w:rPr>
           <w:rFonts w:ascii="Courier New" w:hAnsi="Courier New" w:eastAsia="Courier New"/>
-          <w:sz w:val="20"/>
+          <w:sz w:val="18"/>
         </w:rPr>
         <w:t xml:space="preserve">    for k, color in zip(K_VALUES, SERIES_COLORS):</w:t>
       </w:r>
@@ -9058,7 +9048,7 @@
       <w:r>
         <w:rPr>
           <w:rFonts w:ascii="Courier New" w:hAnsi="Courier New" w:eastAsia="Courier New"/>
-          <w:sz w:val="20"/>
+          <w:sz w:val="18"/>
         </w:rPr>
         <w:t xml:space="preserve">        ax.plot(times, preds[key][k], color=color, linewidth=1.6,</w:t>
       </w:r>
@@ -9073,7 +9063,7 @@
       <w:r>
         <w:rPr>
           <w:rFonts w:ascii="Courier New" w:hAnsi="Courier New" w:eastAsia="Courier New"/>
-          <w:sz w:val="20"/>
+          <w:sz w:val="18"/>
         </w:rPr>
         <w:t xml:space="preserve">                label=f"прогноз, k = {k}")</w:t>
       </w:r>
@@ -9088,7 +9078,7 @@
       <w:r>
         <w:rPr>
           <w:rFonts w:ascii="Courier New" w:hAnsi="Courier New" w:eastAsia="Courier New"/>
-          <w:sz w:val="20"/>
+          <w:sz w:val="18"/>
         </w:rPr>
         <w:t xml:space="preserve">    ax.axhline(baseline, color=COLOR_MUTED, linewidth=1.4, linestyle="--",</w:t>
       </w:r>
@@ -9103,7 +9093,7 @@
       <w:r>
         <w:rPr>
           <w:rFonts w:ascii="Courier New" w:hAnsi="Courier New" w:eastAsia="Courier New"/>
-          <w:sz w:val="20"/>
+          <w:sz w:val="18"/>
         </w:rPr>
         <w:t xml:space="preserve">               label="среднее тестового вектора")</w:t>
       </w:r>
@@ -9118,7 +9108,7 @@
       <w:r>
         <w:rPr>
           <w:rFonts w:ascii="Courier New" w:hAnsi="Courier New" w:eastAsia="Courier New"/>
-          <w:sz w:val="20"/>
+          <w:sz w:val="18"/>
         </w:rPr>
         <w:t xml:space="preserve">    ax.set_title(f"прогноз на {HORIZON} мин — метрика: {METRIC_NAMES[key]}")</w:t>
       </w:r>
@@ -9133,7 +9123,7 @@
       <w:r>
         <w:rPr>
           <w:rFonts w:ascii="Courier New" w:hAnsi="Courier New" w:eastAsia="Courier New"/>
-          <w:sz w:val="20"/>
+          <w:sz w:val="18"/>
         </w:rPr>
         <w:t xml:space="preserve">    ax.xaxis.set_major_formatter(mdates.DateFormatter("%H:%M"))</w:t>
       </w:r>
@@ -9148,7 +9138,7 @@
       <w:r>
         <w:rPr>
           <w:rFonts w:ascii="Courier New" w:hAnsi="Courier New" w:eastAsia="Courier New"/>
-          <w:sz w:val="20"/>
+          <w:sz w:val="18"/>
         </w:rPr>
         <w:t xml:space="preserve">    ax.set_xlabel("время (UTC), 11.05.2017")</w:t>
       </w:r>
@@ -9163,7 +9153,7 @@
       <w:r>
         <w:rPr>
           <w:rFonts w:ascii="Courier New" w:hAnsi="Courier New" w:eastAsia="Courier New"/>
-          <w:sz w:val="20"/>
+          <w:sz w:val="18"/>
         </w:rPr>
         <w:t xml:space="preserve">    ax.legend(loc="upper center", bbox_to_anchor=(0.5, -0.18), ncol=5,</w:t>
       </w:r>
@@ -9178,7 +9168,7 @@
       <w:r>
         <w:rPr>
           <w:rFonts w:ascii="Courier New" w:hAnsi="Courier New" w:eastAsia="Courier New"/>
-          <w:sz w:val="20"/>
+          <w:sz w:val="18"/>
         </w:rPr>
         <w:t xml:space="preserve">              frameon=False)</w:t>
       </w:r>
@@ -9193,7 +9183,7 @@
       <w:r>
         <w:rPr>
           <w:rFonts w:ascii="Courier New" w:hAnsi="Courier New" w:eastAsia="Courier New"/>
-          <w:sz w:val="20"/>
+          <w:sz w:val="18"/>
         </w:rPr>
         <w:t xml:space="preserve">    style_axes(ax)</w:t>
       </w:r>
@@ -9208,7 +9198,7 @@
       <w:r>
         <w:rPr>
           <w:rFonts w:ascii="Courier New" w:hAnsi="Courier New" w:eastAsia="Courier New"/>
-          <w:sz w:val="20"/>
+          <w:sz w:val="18"/>
         </w:rPr>
         <w:t xml:space="preserve">    save(fig, f"fig{number}_forecast_{key}.png")</w:t>
       </w:r>
@@ -9223,35 +9213,35 @@
       <w:r>
         <w:rPr>
           <w:rFonts w:ascii="Courier New" w:hAnsi="Courier New" w:eastAsia="Courier New"/>
-          <w:sz w:val="20"/>
-        </w:rPr>
-      </w:r>
-    </w:p>
-    <w:p>
-      <w:pPr>
-        <w:widowControl w:val="0"/>
-        <w:spacing w:line="240" w:lineRule="auto"/>
-        <w:ind w:firstLine="0"/>
-        <w:jc w:val="left"/>
-      </w:pPr>
-      <w:r>
-        <w:rPr>
-          <w:rFonts w:ascii="Courier New" w:hAnsi="Courier New" w:eastAsia="Courier New"/>
-          <w:sz w:val="20"/>
-        </w:rPr>
-      </w:r>
-    </w:p>
-    <w:p>
-      <w:pPr>
-        <w:widowControl w:val="0"/>
-        <w:spacing w:line="240" w:lineRule="auto"/>
-        <w:ind w:firstLine="0"/>
-        <w:jc w:val="left"/>
-      </w:pPr>
-      <w:r>
-        <w:rPr>
-          <w:rFonts w:ascii="Courier New" w:hAnsi="Courier New" w:eastAsia="Courier New"/>
-          <w:sz w:val="20"/>
+          <w:sz w:val="18"/>
+        </w:rPr>
+      </w:r>
+    </w:p>
+    <w:p>
+      <w:pPr>
+        <w:widowControl w:val="0"/>
+        <w:spacing w:line="240" w:lineRule="auto"/>
+        <w:ind w:firstLine="0"/>
+        <w:jc w:val="left"/>
+      </w:pPr>
+      <w:r>
+        <w:rPr>
+          <w:rFonts w:ascii="Courier New" w:hAnsi="Courier New" w:eastAsia="Courier New"/>
+          <w:sz w:val="18"/>
+        </w:rPr>
+      </w:r>
+    </w:p>
+    <w:p>
+      <w:pPr>
+        <w:widowControl w:val="0"/>
+        <w:spacing w:line="240" w:lineRule="auto"/>
+        <w:ind w:firstLine="0"/>
+        <w:jc w:val="left"/>
+      </w:pPr>
+      <w:r>
+        <w:rPr>
+          <w:rFonts w:ascii="Courier New" w:hAnsi="Courier New" w:eastAsia="Courier New"/>
+          <w:sz w:val="18"/>
         </w:rPr>
         <w:t>def plot_overview(test_times, test, times, actual, preds, k):</w:t>
       </w:r>
@@ -9266,7 +9256,7 @@
       <w:r>
         <w:rPr>
           <w:rFonts w:ascii="Courier New" w:hAnsi="Courier New" w:eastAsia="Courier New"/>
-          <w:sz w:val="20"/>
+          <w:sz w:val="18"/>
         </w:rPr>
         <w:t xml:space="preserve">    fig, ax = plt.subplots(figsize=(12, 5))</w:t>
       </w:r>
@@ -9281,7 +9271,7 @@
       <w:r>
         <w:rPr>
           <w:rFonts w:ascii="Courier New" w:hAnsi="Courier New" w:eastAsia="Courier New"/>
-          <w:sz w:val="20"/>
+          <w:sz w:val="18"/>
         </w:rPr>
         <w:t xml:space="preserve">    ax.plot(test_times, test, color=COLOR_MUTED, linewidth=0.9,</w:t>
       </w:r>
@@ -9296,7 +9286,7 @@
       <w:r>
         <w:rPr>
           <w:rFonts w:ascii="Courier New" w:hAnsi="Courier New" w:eastAsia="Courier New"/>
-          <w:sz w:val="20"/>
+          <w:sz w:val="18"/>
         </w:rPr>
         <w:t xml:space="preserve">            label="тестовый вектор (последние 180 значений)")</w:t>
       </w:r>
@@ -9311,7 +9301,7 @@
       <w:r>
         <w:rPr>
           <w:rFonts w:ascii="Courier New" w:hAnsi="Courier New" w:eastAsia="Courier New"/>
-          <w:sz w:val="20"/>
+          <w:sz w:val="18"/>
         </w:rPr>
         <w:t xml:space="preserve">    ax.plot(times, actual, color=COLOR_ACTUAL, linewidth=1.6,</w:t>
       </w:r>
@@ -9326,7 +9316,7 @@
       <w:r>
         <w:rPr>
           <w:rFonts w:ascii="Courier New" w:hAnsi="Courier New" w:eastAsia="Courier New"/>
-          <w:sz w:val="20"/>
+          <w:sz w:val="18"/>
         </w:rPr>
         <w:t xml:space="preserve">            label="фактические значения")</w:t>
       </w:r>
@@ -9341,7 +9331,7 @@
       <w:r>
         <w:rPr>
           <w:rFonts w:ascii="Courier New" w:hAnsi="Courier New" w:eastAsia="Courier New"/>
-          <w:sz w:val="20"/>
+          <w:sz w:val="18"/>
         </w:rPr>
         <w:t xml:space="preserve">    for (key, name), color in zip(METRIC_NAMES.items(), SERIES_COLORS):</w:t>
       </w:r>
@@ -9356,7 +9346,7 @@
       <w:r>
         <w:rPr>
           <w:rFonts w:ascii="Courier New" w:hAnsi="Courier New" w:eastAsia="Courier New"/>
-          <w:sz w:val="20"/>
+          <w:sz w:val="18"/>
         </w:rPr>
         <w:t xml:space="preserve">        ax.plot(times, preds[key][k], color=color, linewidth=1.6,</w:t>
       </w:r>
@@ -9371,7 +9361,7 @@
       <w:r>
         <w:rPr>
           <w:rFonts w:ascii="Courier New" w:hAnsi="Courier New" w:eastAsia="Courier New"/>
-          <w:sz w:val="20"/>
+          <w:sz w:val="18"/>
         </w:rPr>
         <w:t xml:space="preserve">                label=f"прогноз — {name}, k = {k}")</w:t>
       </w:r>
@@ -9386,7 +9376,7 @@
       <w:r>
         <w:rPr>
           <w:rFonts w:ascii="Courier New" w:hAnsi="Courier New" w:eastAsia="Courier New"/>
-          <w:sz w:val="20"/>
+          <w:sz w:val="18"/>
         </w:rPr>
         <w:t xml:space="preserve">    ax.axvline(times[0], color=COLOR_ACTUAL, linewidth=1, linestyle=":")</w:t>
       </w:r>
@@ -9401,7 +9391,7 @@
       <w:r>
         <w:rPr>
           <w:rFonts w:ascii="Courier New" w:hAnsi="Courier New" w:eastAsia="Courier New"/>
-          <w:sz w:val="20"/>
+          <w:sz w:val="18"/>
         </w:rPr>
         <w:t xml:space="preserve">    ax.set_title("тестовый вектор и прогноз следующих 60 значений")</w:t>
       </w:r>
@@ -9416,7 +9406,7 @@
       <w:r>
         <w:rPr>
           <w:rFonts w:ascii="Courier New" w:hAnsi="Courier New" w:eastAsia="Courier New"/>
-          <w:sz w:val="20"/>
+          <w:sz w:val="18"/>
         </w:rPr>
         <w:t xml:space="preserve">    ax.xaxis.set_major_formatter(mdates.DateFormatter("%H:%M"))</w:t>
       </w:r>
@@ -9431,7 +9421,7 @@
       <w:r>
         <w:rPr>
           <w:rFonts w:ascii="Courier New" w:hAnsi="Courier New" w:eastAsia="Courier New"/>
-          <w:sz w:val="20"/>
+          <w:sz w:val="18"/>
         </w:rPr>
         <w:t xml:space="preserve">    ax.set_xlabel("время (UTC), 10–11.05.2017")</w:t>
       </w:r>
@@ -9446,7 +9436,7 @@
       <w:r>
         <w:rPr>
           <w:rFonts w:ascii="Courier New" w:hAnsi="Courier New" w:eastAsia="Courier New"/>
-          <w:sz w:val="20"/>
+          <w:sz w:val="18"/>
         </w:rPr>
         <w:t xml:space="preserve">    ax.legend(loc="upper center", bbox_to_anchor=(0.5, -0.18), ncol=3,</w:t>
       </w:r>
@@ -9461,7 +9451,7 @@
       <w:r>
         <w:rPr>
           <w:rFonts w:ascii="Courier New" w:hAnsi="Courier New" w:eastAsia="Courier New"/>
-          <w:sz w:val="20"/>
+          <w:sz w:val="18"/>
         </w:rPr>
         <w:t xml:space="preserve">              frameon=False)</w:t>
       </w:r>
@@ -9476,7 +9466,7 @@
       <w:r>
         <w:rPr>
           <w:rFonts w:ascii="Courier New" w:hAnsi="Courier New" w:eastAsia="Courier New"/>
-          <w:sz w:val="20"/>
+          <w:sz w:val="18"/>
         </w:rPr>
         <w:t xml:space="preserve">    style_axes(ax)</w:t>
       </w:r>
@@ -9491,7 +9481,7 @@
       <w:r>
         <w:rPr>
           <w:rFonts w:ascii="Courier New" w:hAnsi="Courier New" w:eastAsia="Courier New"/>
-          <w:sz w:val="20"/>
+          <w:sz w:val="18"/>
         </w:rPr>
         <w:t xml:space="preserve">    save(fig, "fig6_overview.png")</w:t>
       </w:r>
@@ -9506,35 +9496,35 @@
       <w:r>
         <w:rPr>
           <w:rFonts w:ascii="Courier New" w:hAnsi="Courier New" w:eastAsia="Courier New"/>
-          <w:sz w:val="20"/>
-        </w:rPr>
-      </w:r>
-    </w:p>
-    <w:p>
-      <w:pPr>
-        <w:widowControl w:val="0"/>
-        <w:spacing w:line="240" w:lineRule="auto"/>
-        <w:ind w:firstLine="0"/>
-        <w:jc w:val="left"/>
-      </w:pPr>
-      <w:r>
-        <w:rPr>
-          <w:rFonts w:ascii="Courier New" w:hAnsi="Courier New" w:eastAsia="Courier New"/>
-          <w:sz w:val="20"/>
-        </w:rPr>
-      </w:r>
-    </w:p>
-    <w:p>
-      <w:pPr>
-        <w:widowControl w:val="0"/>
-        <w:spacing w:line="240" w:lineRule="auto"/>
-        <w:ind w:firstLine="0"/>
-        <w:jc w:val="left"/>
-      </w:pPr>
-      <w:r>
-        <w:rPr>
-          <w:rFonts w:ascii="Courier New" w:hAnsi="Courier New" w:eastAsia="Courier New"/>
-          <w:sz w:val="20"/>
+          <w:sz w:val="18"/>
+        </w:rPr>
+      </w:r>
+    </w:p>
+    <w:p>
+      <w:pPr>
+        <w:widowControl w:val="0"/>
+        <w:spacing w:line="240" w:lineRule="auto"/>
+        <w:ind w:firstLine="0"/>
+        <w:jc w:val="left"/>
+      </w:pPr>
+      <w:r>
+        <w:rPr>
+          <w:rFonts w:ascii="Courier New" w:hAnsi="Courier New" w:eastAsia="Courier New"/>
+          <w:sz w:val="18"/>
+        </w:rPr>
+      </w:r>
+    </w:p>
+    <w:p>
+      <w:pPr>
+        <w:widowControl w:val="0"/>
+        <w:spacing w:line="240" w:lineRule="auto"/>
+        <w:ind w:firstLine="0"/>
+        <w:jc w:val="left"/>
+      </w:pPr>
+      <w:r>
+        <w:rPr>
+          <w:rFonts w:ascii="Courier New" w:hAnsi="Courier New" w:eastAsia="Courier New"/>
+          <w:sz w:val="18"/>
         </w:rPr>
         <w:t>def plot_k_scan(scan, baseline_mae):</w:t>
       </w:r>
@@ -9549,7 +9539,7 @@
       <w:r>
         <w:rPr>
           <w:rFonts w:ascii="Courier New" w:hAnsi="Courier New" w:eastAsia="Courier New"/>
-          <w:sz w:val="20"/>
+          <w:sz w:val="18"/>
         </w:rPr>
         <w:t xml:space="preserve">    fig, ax = plt.subplots(figsize=(12, 5))</w:t>
       </w:r>
@@ -9564,7 +9554,7 @@
       <w:r>
         <w:rPr>
           <w:rFonts w:ascii="Courier New" w:hAnsi="Courier New" w:eastAsia="Courier New"/>
-          <w:sz w:val="20"/>
+          <w:sz w:val="18"/>
         </w:rPr>
         <w:t xml:space="preserve">    ks = list(K_SCAN)</w:t>
       </w:r>
@@ -9579,7 +9569,7 @@
       <w:r>
         <w:rPr>
           <w:rFonts w:ascii="Courier New" w:hAnsi="Courier New" w:eastAsia="Courier New"/>
-          <w:sz w:val="20"/>
+          <w:sz w:val="18"/>
         </w:rPr>
         <w:t xml:space="preserve">    ax.axvspan(min(K_VALUES) - 0.5, max(K_VALUES) + 0.5, color="#f1f0ec",</w:t>
       </w:r>
@@ -9594,7 +9584,7 @@
       <w:r>
         <w:rPr>
           <w:rFonts w:ascii="Courier New" w:hAnsi="Courier New" w:eastAsia="Courier New"/>
-          <w:sz w:val="20"/>
+          <w:sz w:val="18"/>
         </w:rPr>
         <w:t xml:space="preserve">               label="k по заданию")</w:t>
       </w:r>
@@ -9609,7 +9599,7 @@
       <w:r>
         <w:rPr>
           <w:rFonts w:ascii="Courier New" w:hAnsi="Courier New" w:eastAsia="Courier New"/>
-          <w:sz w:val="20"/>
+          <w:sz w:val="18"/>
         </w:rPr>
         <w:t xml:space="preserve">    for (key, name), color in zip(METRIC_NAMES.items(), SERIES_COLORS):</w:t>
       </w:r>
@@ -9624,7 +9614,7 @@
       <w:r>
         <w:rPr>
           <w:rFonts w:ascii="Courier New" w:hAnsi="Courier New" w:eastAsia="Courier New"/>
-          <w:sz w:val="20"/>
+          <w:sz w:val="18"/>
         </w:rPr>
         <w:t xml:space="preserve">        ax.plot(ks, scan[key], color=color, linewidth=2, marker="o",</w:t>
       </w:r>
@@ -9639,7 +9629,7 @@
       <w:r>
         <w:rPr>
           <w:rFonts w:ascii="Courier New" w:hAnsi="Courier New" w:eastAsia="Courier New"/>
-          <w:sz w:val="20"/>
+          <w:sz w:val="18"/>
         </w:rPr>
         <w:t xml:space="preserve">                markersize=5, label=name)</w:t>
       </w:r>
@@ -9654,7 +9644,7 @@
       <w:r>
         <w:rPr>
           <w:rFonts w:ascii="Courier New" w:hAnsi="Courier New" w:eastAsia="Courier New"/>
-          <w:sz w:val="20"/>
+          <w:sz w:val="18"/>
         </w:rPr>
         <w:t xml:space="preserve">    ax.axhline(baseline_mae, color=COLOR_MUTED, linewidth=1.4, linestyle="--",</w:t>
       </w:r>
@@ -9669,7 +9659,7 @@
       <w:r>
         <w:rPr>
           <w:rFonts w:ascii="Courier New" w:hAnsi="Courier New" w:eastAsia="Courier New"/>
-          <w:sz w:val="20"/>
+          <w:sz w:val="18"/>
         </w:rPr>
         <w:t xml:space="preserve">               label="среднее тестового вектора")</w:t>
       </w:r>
@@ -9684,7 +9674,7 @@
       <w:r>
         <w:rPr>
           <w:rFonts w:ascii="Courier New" w:hAnsi="Courier New" w:eastAsia="Courier New"/>
-          <w:sz w:val="20"/>
+          <w:sz w:val="18"/>
         </w:rPr>
         <w:t xml:space="preserve">    ax.set_title("зависимость MAE прогноза от числа соседей k")</w:t>
       </w:r>
@@ -9699,7 +9689,7 @@
       <w:r>
         <w:rPr>
           <w:rFonts w:ascii="Courier New" w:hAnsi="Courier New" w:eastAsia="Courier New"/>
-          <w:sz w:val="20"/>
+          <w:sz w:val="18"/>
         </w:rPr>
         <w:t xml:space="preserve">    ax.set_xlabel("число соседей k")</w:t>
       </w:r>
@@ -9714,7 +9704,7 @@
       <w:r>
         <w:rPr>
           <w:rFonts w:ascii="Courier New" w:hAnsi="Courier New" w:eastAsia="Courier New"/>
-          <w:sz w:val="20"/>
+          <w:sz w:val="18"/>
         </w:rPr>
         <w:t xml:space="preserve">    ax.set_xticks(ks)</w:t>
       </w:r>
@@ -9729,7 +9719,7 @@
       <w:r>
         <w:rPr>
           <w:rFonts w:ascii="Courier New" w:hAnsi="Courier New" w:eastAsia="Courier New"/>
-          <w:sz w:val="20"/>
+          <w:sz w:val="18"/>
         </w:rPr>
         <w:t xml:space="preserve">    ax.legend(loc="upper right")</w:t>
       </w:r>
@@ -9744,7 +9734,7 @@
       <w:r>
         <w:rPr>
           <w:rFonts w:ascii="Courier New" w:hAnsi="Courier New" w:eastAsia="Courier New"/>
-          <w:sz w:val="20"/>
+          <w:sz w:val="18"/>
         </w:rPr>
         <w:t xml:space="preserve">    style_axes(ax, "MAE, имп./с")</w:t>
       </w:r>
@@ -9759,7 +9749,7 @@
       <w:r>
         <w:rPr>
           <w:rFonts w:ascii="Courier New" w:hAnsi="Courier New" w:eastAsia="Courier New"/>
-          <w:sz w:val="20"/>
+          <w:sz w:val="18"/>
         </w:rPr>
         <w:t xml:space="preserve">    save(fig, "fig7_k_scan.png")</w:t>
       </w:r>
@@ -9774,35 +9764,35 @@
       <w:r>
         <w:rPr>
           <w:rFonts w:ascii="Courier New" w:hAnsi="Courier New" w:eastAsia="Courier New"/>
-          <w:sz w:val="20"/>
-        </w:rPr>
-      </w:r>
-    </w:p>
-    <w:p>
-      <w:pPr>
-        <w:widowControl w:val="0"/>
-        <w:spacing w:line="240" w:lineRule="auto"/>
-        <w:ind w:firstLine="0"/>
-        <w:jc w:val="left"/>
-      </w:pPr>
-      <w:r>
-        <w:rPr>
-          <w:rFonts w:ascii="Courier New" w:hAnsi="Courier New" w:eastAsia="Courier New"/>
-          <w:sz w:val="20"/>
-        </w:rPr>
-      </w:r>
-    </w:p>
-    <w:p>
-      <w:pPr>
-        <w:widowControl w:val="0"/>
-        <w:spacing w:line="240" w:lineRule="auto"/>
-        <w:ind w:firstLine="0"/>
-        <w:jc w:val="left"/>
-      </w:pPr>
-      <w:r>
-        <w:rPr>
-          <w:rFonts w:ascii="Courier New" w:hAnsi="Courier New" w:eastAsia="Courier New"/>
-          <w:sz w:val="20"/>
+          <w:sz w:val="18"/>
+        </w:rPr>
+      </w:r>
+    </w:p>
+    <w:p>
+      <w:pPr>
+        <w:widowControl w:val="0"/>
+        <w:spacing w:line="240" w:lineRule="auto"/>
+        <w:ind w:firstLine="0"/>
+        <w:jc w:val="left"/>
+      </w:pPr>
+      <w:r>
+        <w:rPr>
+          <w:rFonts w:ascii="Courier New" w:hAnsi="Courier New" w:eastAsia="Courier New"/>
+          <w:sz w:val="18"/>
+        </w:rPr>
+      </w:r>
+    </w:p>
+    <w:p>
+      <w:pPr>
+        <w:widowControl w:val="0"/>
+        <w:spacing w:line="240" w:lineRule="auto"/>
+        <w:ind w:firstLine="0"/>
+        <w:jc w:val="left"/>
+      </w:pPr>
+      <w:r>
+        <w:rPr>
+          <w:rFonts w:ascii="Courier New" w:hAnsi="Courier New" w:eastAsia="Courier New"/>
+          <w:sz w:val="18"/>
         </w:rPr>
         <w:t># ----------------------------------------------------------------------------</w:t>
       </w:r>
@@ -9817,7 +9807,7 @@
       <w:r>
         <w:rPr>
           <w:rFonts w:ascii="Courier New" w:hAnsi="Courier New" w:eastAsia="Courier New"/>
-          <w:sz w:val="20"/>
+          <w:sz w:val="18"/>
         </w:rPr>
         <w:t># основная программа</w:t>
       </w:r>
@@ -9832,7 +9822,7 @@
       <w:r>
         <w:rPr>
           <w:rFonts w:ascii="Courier New" w:hAnsi="Courier New" w:eastAsia="Courier New"/>
-          <w:sz w:val="20"/>
+          <w:sz w:val="18"/>
         </w:rPr>
         <w:t># ----------------------------------------------------------------------------</w:t>
       </w:r>
@@ -9847,7 +9837,7 @@
       <w:r>
         <w:rPr>
           <w:rFonts w:ascii="Courier New" w:hAnsi="Courier New" w:eastAsia="Courier New"/>
-          <w:sz w:val="20"/>
+          <w:sz w:val="18"/>
         </w:rPr>
         <w:t>def main():</w:t>
       </w:r>
@@ -9862,7 +9852,7 @@
       <w:r>
         <w:rPr>
           <w:rFonts w:ascii="Courier New" w:hAnsi="Courier New" w:eastAsia="Courier New"/>
-          <w:sz w:val="20"/>
+          <w:sz w:val="18"/>
         </w:rPr>
         <w:t xml:space="preserve">    FIG_DIR.mkdir(exist_ok=True)</w:t>
       </w:r>
@@ -9877,7 +9867,7 @@
       <w:r>
         <w:rPr>
           <w:rFonts w:ascii="Courier New" w:hAnsi="Courier New" w:eastAsia="Courier New"/>
-          <w:sz w:val="20"/>
+          <w:sz w:val="18"/>
         </w:rPr>
         <w:t xml:space="preserve">    download_if_missing(HISTORY_FILE, STATION, HISTORY_START, HISTORY_END)</w:t>
       </w:r>
@@ -9892,7 +9882,7 @@
       <w:r>
         <w:rPr>
           <w:rFonts w:ascii="Courier New" w:hAnsi="Courier New" w:eastAsia="Courier New"/>
-          <w:sz w:val="20"/>
+          <w:sz w:val="18"/>
         </w:rPr>
         <w:t xml:space="preserve">    download_if_missing(ACTUAL_FILE, STATION, ACTUAL_START, ACTUAL_END)</w:t>
       </w:r>
@@ -9907,21 +9897,21 @@
       <w:r>
         <w:rPr>
           <w:rFonts w:ascii="Courier New" w:hAnsi="Courier New" w:eastAsia="Courier New"/>
-          <w:sz w:val="20"/>
-        </w:rPr>
-      </w:r>
-    </w:p>
-    <w:p>
-      <w:pPr>
-        <w:widowControl w:val="0"/>
-        <w:spacing w:line="240" w:lineRule="auto"/>
-        <w:ind w:firstLine="0"/>
-        <w:jc w:val="left"/>
-      </w:pPr>
-      <w:r>
-        <w:rPr>
-          <w:rFonts w:ascii="Courier New" w:hAnsi="Courier New" w:eastAsia="Courier New"/>
-          <w:sz w:val="20"/>
+          <w:sz w:val="18"/>
+        </w:rPr>
+      </w:r>
+    </w:p>
+    <w:p>
+      <w:pPr>
+        <w:widowControl w:val="0"/>
+        <w:spacing w:line="240" w:lineRule="auto"/>
+        <w:ind w:firstLine="0"/>
+        <w:jc w:val="left"/>
+      </w:pPr>
+      <w:r>
+        <w:rPr>
+          <w:rFonts w:ascii="Courier New" w:hAnsi="Courier New" w:eastAsia="Courier New"/>
+          <w:sz w:val="18"/>
         </w:rPr>
         <w:t xml:space="preserve">    # 1. подготовка данных</w:t>
       </w:r>
@@ -9936,7 +9926,7 @@
       <w:r>
         <w:rPr>
           <w:rFonts w:ascii="Courier New" w:hAnsi="Courier New" w:eastAsia="Courier New"/>
-          <w:sz w:val="20"/>
+          <w:sz w:val="18"/>
         </w:rPr>
         <w:t xml:space="preserve">    hist_raw = parse_nmdb(HISTORY_FILE)</w:t>
       </w:r>
@@ -9951,7 +9941,7 @@
       <w:r>
         <w:rPr>
           <w:rFonts w:ascii="Courier New" w:hAnsi="Courier New" w:eastAsia="Courier New"/>
-          <w:sz w:val="20"/>
+          <w:sz w:val="18"/>
         </w:rPr>
         <w:t xml:space="preserve">    act_raw = parse_nmdb(ACTUAL_FILE)</w:t>
       </w:r>
@@ -9966,7 +9956,7 @@
       <w:r>
         <w:rPr>
           <w:rFonts w:ascii="Courier New" w:hAnsi="Courier New" w:eastAsia="Courier New"/>
-          <w:sz w:val="20"/>
+          <w:sz w:val="18"/>
         </w:rPr>
         <w:t xml:space="preserve">    print("первые строки исторических данных:")</w:t>
       </w:r>
@@ -9981,7 +9971,7 @@
       <w:r>
         <w:rPr>
           <w:rFonts w:ascii="Courier New" w:hAnsi="Courier New" w:eastAsia="Courier New"/>
-          <w:sz w:val="20"/>
+          <w:sz w:val="18"/>
         </w:rPr>
         <w:t xml:space="preserve">    print(hist_raw.head(), "\n")</w:t>
       </w:r>
@@ -9996,21 +9986,21 @@
       <w:r>
         <w:rPr>
           <w:rFonts w:ascii="Courier New" w:hAnsi="Courier New" w:eastAsia="Courier New"/>
-          <w:sz w:val="20"/>
-        </w:rPr>
-      </w:r>
-    </w:p>
-    <w:p>
-      <w:pPr>
-        <w:widowControl w:val="0"/>
-        <w:spacing w:line="240" w:lineRule="auto"/>
-        <w:ind w:firstLine="0"/>
-        <w:jc w:val="left"/>
-      </w:pPr>
-      <w:r>
-        <w:rPr>
-          <w:rFonts w:ascii="Courier New" w:hAnsi="Courier New" w:eastAsia="Courier New"/>
-          <w:sz w:val="20"/>
+          <w:sz w:val="18"/>
+        </w:rPr>
+      </w:r>
+    </w:p>
+    <w:p>
+      <w:pPr>
+        <w:widowControl w:val="0"/>
+        <w:spacing w:line="240" w:lineRule="auto"/>
+        <w:ind w:firstLine="0"/>
+        <w:jc w:val="left"/>
+      </w:pPr>
+      <w:r>
+        <w:rPr>
+          <w:rFonts w:ascii="Courier New" w:hAnsi="Courier New" w:eastAsia="Courier New"/>
+          <w:sz w:val="18"/>
         </w:rPr>
         <w:t xml:space="preserve">    hist, hist_grid, hist_missing, hist_outliers, hist_info = prepare(</w:t>
       </w:r>
@@ -10025,7 +10015,7 @@
       <w:r>
         <w:rPr>
           <w:rFonts w:ascii="Courier New" w:hAnsi="Courier New" w:eastAsia="Courier New"/>
-          <w:sz w:val="20"/>
+          <w:sz w:val="18"/>
         </w:rPr>
         <w:t xml:space="preserve">        hist_raw, HISTORY_START, HISTORY_END, "исторические данные")</w:t>
       </w:r>
@@ -10040,7 +10030,7 @@
       <w:r>
         <w:rPr>
           <w:rFonts w:ascii="Courier New" w:hAnsi="Courier New" w:eastAsia="Courier New"/>
-          <w:sz w:val="20"/>
+          <w:sz w:val="18"/>
         </w:rPr>
         <w:t xml:space="preserve">    act, _, _, _, act_info = prepare(</w:t>
       </w:r>
@@ -10055,7 +10045,7 @@
       <w:r>
         <w:rPr>
           <w:rFonts w:ascii="Courier New" w:hAnsi="Courier New" w:eastAsia="Courier New"/>
-          <w:sz w:val="20"/>
+          <w:sz w:val="18"/>
         </w:rPr>
         <w:t xml:space="preserve">        act_raw, ACTUAL_START, ACTUAL_END, "фактические значения")</w:t>
       </w:r>
@@ -10070,21 +10060,21 @@
       <w:r>
         <w:rPr>
           <w:rFonts w:ascii="Courier New" w:hAnsi="Courier New" w:eastAsia="Courier New"/>
-          <w:sz w:val="20"/>
-        </w:rPr>
-      </w:r>
-    </w:p>
-    <w:p>
-      <w:pPr>
-        <w:widowControl w:val="0"/>
-        <w:spacing w:line="240" w:lineRule="auto"/>
-        <w:ind w:firstLine="0"/>
-        <w:jc w:val="left"/>
-      </w:pPr>
-      <w:r>
-        <w:rPr>
-          <w:rFonts w:ascii="Courier New" w:hAnsi="Courier New" w:eastAsia="Courier New"/>
-          <w:sz w:val="20"/>
+          <w:sz w:val="18"/>
+        </w:rPr>
+      </w:r>
+    </w:p>
+    <w:p>
+      <w:pPr>
+        <w:widowControl w:val="0"/>
+        <w:spacing w:line="240" w:lineRule="auto"/>
+        <w:ind w:firstLine="0"/>
+        <w:jc w:val="left"/>
+      </w:pPr>
+      <w:r>
+        <w:rPr>
+          <w:rFonts w:ascii="Courier New" w:hAnsi="Courier New" w:eastAsia="Courier New"/>
+          <w:sz w:val="18"/>
         </w:rPr>
         <w:t xml:space="preserve">    series = hist.to_numpy(dtype=float)</w:t>
       </w:r>
@@ -10099,7 +10089,7 @@
       <w:r>
         <w:rPr>
           <w:rFonts w:ascii="Courier New" w:hAnsi="Courier New" w:eastAsia="Courier New"/>
-          <w:sz w:val="20"/>
+          <w:sz w:val="18"/>
         </w:rPr>
         <w:t xml:space="preserve">    actual = act.to_numpy(dtype=float)</w:t>
       </w:r>
@@ -10114,7 +10104,7 @@
       <w:r>
         <w:rPr>
           <w:rFonts w:ascii="Courier New" w:hAnsi="Courier New" w:eastAsia="Courier New"/>
-          <w:sz w:val="20"/>
+          <w:sz w:val="18"/>
         </w:rPr>
         <w:t xml:space="preserve">    assert len(actual) == HORIZON, "число фактических значений не равно горизонту"</w:t>
       </w:r>
@@ -10129,21 +10119,21 @@
       <w:r>
         <w:rPr>
           <w:rFonts w:ascii="Courier New" w:hAnsi="Courier New" w:eastAsia="Courier New"/>
-          <w:sz w:val="20"/>
-        </w:rPr>
-      </w:r>
-    </w:p>
-    <w:p>
-      <w:pPr>
-        <w:widowControl w:val="0"/>
-        <w:spacing w:line="240" w:lineRule="auto"/>
-        <w:ind w:firstLine="0"/>
-        <w:jc w:val="left"/>
-      </w:pPr>
-      <w:r>
-        <w:rPr>
-          <w:rFonts w:ascii="Courier New" w:hAnsi="Courier New" w:eastAsia="Courier New"/>
-          <w:sz w:val="20"/>
+          <w:sz w:val="18"/>
+        </w:rPr>
+      </w:r>
+    </w:p>
+    <w:p>
+      <w:pPr>
+        <w:widowControl w:val="0"/>
+        <w:spacing w:line="240" w:lineRule="auto"/>
+        <w:ind w:firstLine="0"/>
+        <w:jc w:val="left"/>
+      </w:pPr>
+      <w:r>
+        <w:rPr>
+          <w:rFonts w:ascii="Courier New" w:hAnsi="Courier New" w:eastAsia="Courier New"/>
+          <w:sz w:val="18"/>
         </w:rPr>
         <w:t xml:space="preserve">    # 2. векторы-истории</w:t>
       </w:r>
@@ -10158,7 +10148,7 @@
       <w:r>
         <w:rPr>
           <w:rFonts w:ascii="Courier New" w:hAnsi="Courier New" w:eastAsia="Courier New"/>
-          <w:sz w:val="20"/>
+          <w:sz w:val="18"/>
         </w:rPr>
         <w:t xml:space="preserve">    test, histories, futures = build_history_vectors(series, M, HORIZON)</w:t>
       </w:r>
@@ -10173,7 +10163,7 @@
       <w:r>
         <w:rPr>
           <w:rFonts w:ascii="Courier New" w:hAnsi="Courier New" w:eastAsia="Courier New"/>
-          <w:sz w:val="20"/>
+          <w:sz w:val="18"/>
         </w:rPr>
         <w:t xml:space="preserve">    test_times = hist.index[-M:]</w:t>
       </w:r>
@@ -10188,7 +10178,7 @@
       <w:r>
         <w:rPr>
           <w:rFonts w:ascii="Courier New" w:hAnsi="Courier New" w:eastAsia="Courier New"/>
-          <w:sz w:val="20"/>
+          <w:sz w:val="18"/>
         </w:rPr>
         <w:t xml:space="preserve">    print(f"длина ряда N = {len(series)}, m = {M}, горизонт = {HORIZON}")</w:t>
       </w:r>
@@ -10203,7 +10193,7 @@
       <w:r>
         <w:rPr>
           <w:rFonts w:ascii="Courier New" w:hAnsi="Courier New" w:eastAsia="Courier New"/>
-          <w:sz w:val="20"/>
+          <w:sz w:val="18"/>
         </w:rPr>
         <w:t xml:space="preserve">    print(f"векторов-историй: {len(histories)}, матрица {histories.shape}, "</w:t>
       </w:r>
@@ -10218,7 +10208,7 @@
       <w:r>
         <w:rPr>
           <w:rFonts w:ascii="Courier New" w:hAnsi="Courier New" w:eastAsia="Courier New"/>
-          <w:sz w:val="20"/>
+          <w:sz w:val="18"/>
         </w:rPr>
         <w:t xml:space="preserve">          f"будущие значения {futures.shape}\n")</w:t>
       </w:r>
@@ -10233,21 +10223,21 @@
       <w:r>
         <w:rPr>
           <w:rFonts w:ascii="Courier New" w:hAnsi="Courier New" w:eastAsia="Courier New"/>
-          <w:sz w:val="20"/>
-        </w:rPr>
-      </w:r>
-    </w:p>
-    <w:p>
-      <w:pPr>
-        <w:widowControl w:val="0"/>
-        <w:spacing w:line="240" w:lineRule="auto"/>
-        <w:ind w:firstLine="0"/>
-        <w:jc w:val="left"/>
-      </w:pPr>
-      <w:r>
-        <w:rPr>
-          <w:rFonts w:ascii="Courier New" w:hAnsi="Courier New" w:eastAsia="Courier New"/>
-          <w:sz w:val="20"/>
+          <w:sz w:val="18"/>
+        </w:rPr>
+      </w:r>
+    </w:p>
+    <w:p>
+      <w:pPr>
+        <w:widowControl w:val="0"/>
+        <w:spacing w:line="240" w:lineRule="auto"/>
+        <w:ind w:firstLine="0"/>
+        <w:jc w:val="left"/>
+      </w:pPr>
+      <w:r>
+        <w:rPr>
+          <w:rFonts w:ascii="Courier New" w:hAnsi="Courier New" w:eastAsia="Courier New"/>
+          <w:sz w:val="18"/>
         </w:rPr>
         <w:t xml:space="preserve">    # 3. ближайшие соседи по трём метрикам</w:t>
       </w:r>
@@ -10262,7 +10252,7 @@
       <w:r>
         <w:rPr>
           <w:rFonts w:ascii="Courier New" w:hAnsi="Courier New" w:eastAsia="Courier New"/>
-          <w:sz w:val="20"/>
+          <w:sz w:val="18"/>
         </w:rPr>
         <w:t xml:space="preserve">    dists = distances(histories, test)</w:t>
       </w:r>
@@ -10277,7 +10267,7 @@
       <w:r>
         <w:rPr>
           <w:rFonts w:ascii="Courier New" w:hAnsi="Courier New" w:eastAsia="Courier New"/>
-          <w:sz w:val="20"/>
+          <w:sz w:val="18"/>
         </w:rPr>
         <w:t xml:space="preserve">    neighbors = {key: np.argsort(d, kind="stable")[:max(K_VALUES)]</w:t>
       </w:r>
@@ -10292,7 +10282,7 @@
       <w:r>
         <w:rPr>
           <w:rFonts w:ascii="Courier New" w:hAnsi="Courier New" w:eastAsia="Courier New"/>
-          <w:sz w:val="20"/>
+          <w:sz w:val="18"/>
         </w:rPr>
         <w:t xml:space="preserve">                 for key, d in dists.items()}</w:t>
       </w:r>
@@ -10307,7 +10297,7 @@
       <w:r>
         <w:rPr>
           <w:rFonts w:ascii="Courier New" w:hAnsi="Courier New" w:eastAsia="Courier New"/>
-          <w:sz w:val="20"/>
+          <w:sz w:val="18"/>
         </w:rPr>
         <w:t xml:space="preserve">    neighbor_rows = []</w:t>
       </w:r>
@@ -10322,7 +10312,7 @@
       <w:r>
         <w:rPr>
           <w:rFonts w:ascii="Courier New" w:hAnsi="Courier New" w:eastAsia="Courier New"/>
-          <w:sz w:val="20"/>
+          <w:sz w:val="18"/>
         </w:rPr>
         <w:t xml:space="preserve">    for key, name in METRIC_NAMES.items():</w:t>
       </w:r>
@@ -10337,7 +10327,7 @@
       <w:r>
         <w:rPr>
           <w:rFonts w:ascii="Courier New" w:hAnsi="Courier New" w:eastAsia="Courier New"/>
-          <w:sz w:val="20"/>
+          <w:sz w:val="18"/>
         </w:rPr>
         <w:t xml:space="preserve">        print(f"метрика: {name}")</w:t>
       </w:r>
@@ -10352,7 +10342,7 @@
       <w:r>
         <w:rPr>
           <w:rFonts w:ascii="Courier New" w:hAnsi="Courier New" w:eastAsia="Courier New"/>
-          <w:sz w:val="20"/>
+          <w:sz w:val="18"/>
         </w:rPr>
         <w:t xml:space="preserve">        for rank, i in enumerate(neighbors[key], 1):</w:t>
       </w:r>
@@ -10367,7 +10357,7 @@
       <w:r>
         <w:rPr>
           <w:rFonts w:ascii="Courier New" w:hAnsi="Courier New" w:eastAsia="Courier New"/>
-          <w:sz w:val="20"/>
+          <w:sz w:val="18"/>
         </w:rPr>
         <w:t xml:space="preserve">            t0 = hist.index[i]</w:t>
       </w:r>
@@ -10382,7 +10372,7 @@
       <w:r>
         <w:rPr>
           <w:rFonts w:ascii="Courier New" w:hAnsi="Courier New" w:eastAsia="Courier New"/>
-          <w:sz w:val="20"/>
+          <w:sz w:val="18"/>
         </w:rPr>
         <w:t xml:space="preserve">            t1 = hist.index[i + M - 1]</w:t>
       </w:r>
@@ -10397,7 +10387,7 @@
       <w:r>
         <w:rPr>
           <w:rFonts w:ascii="Courier New" w:hAnsi="Courier New" w:eastAsia="Courier New"/>
-          <w:sz w:val="20"/>
+          <w:sz w:val="18"/>
         </w:rPr>
         <w:t xml:space="preserve">            print(f"  сосед {rank}: индекс = {i}, "</w:t>
       </w:r>
@@ -10412,7 +10402,7 @@
       <w:r>
         <w:rPr>
           <w:rFonts w:ascii="Courier New" w:hAnsi="Courier New" w:eastAsia="Courier New"/>
-          <w:sz w:val="20"/>
+          <w:sz w:val="18"/>
         </w:rPr>
         <w:t xml:space="preserve">                  f"{t0:%d.%m %H:%M}–{t1:%d.%m %H:%M}, "</w:t>
       </w:r>
@@ -10427,7 +10417,7 @@
       <w:r>
         <w:rPr>
           <w:rFonts w:ascii="Courier New" w:hAnsi="Courier New" w:eastAsia="Courier New"/>
-          <w:sz w:val="20"/>
+          <w:sz w:val="18"/>
         </w:rPr>
         <w:t xml:space="preserve">                  f"расстояние = {dists[key][i]:.3f}")</w:t>
       </w:r>
@@ -10442,7 +10432,7 @@
       <w:r>
         <w:rPr>
           <w:rFonts w:ascii="Courier New" w:hAnsi="Courier New" w:eastAsia="Courier New"/>
-          <w:sz w:val="20"/>
+          <w:sz w:val="18"/>
         </w:rPr>
         <w:t xml:space="preserve">            neighbor_rows.append({</w:t>
       </w:r>
@@ -10457,7 +10447,7 @@
       <w:r>
         <w:rPr>
           <w:rFonts w:ascii="Courier New" w:hAnsi="Courier New" w:eastAsia="Courier New"/>
-          <w:sz w:val="20"/>
+          <w:sz w:val="18"/>
         </w:rPr>
         <w:t xml:space="preserve">                "metric": key, "rank": rank, "index": int(i),</w:t>
       </w:r>
@@ -10472,7 +10462,7 @@
       <w:r>
         <w:rPr>
           <w:rFonts w:ascii="Courier New" w:hAnsi="Courier New" w:eastAsia="Courier New"/>
-          <w:sz w:val="20"/>
+          <w:sz w:val="18"/>
         </w:rPr>
         <w:t xml:space="preserve">                "start": f"{t0:%d.%m %H:%M}", "end": f"{t1:%d.%m %H:%M}",</w:t>
       </w:r>
@@ -10487,7 +10477,7 @@
       <w:r>
         <w:rPr>
           <w:rFonts w:ascii="Courier New" w:hAnsi="Courier New" w:eastAsia="Courier New"/>
-          <w:sz w:val="20"/>
+          <w:sz w:val="18"/>
         </w:rPr>
         <w:t xml:space="preserve">                "distance": float(dists[key][i]),</w:t>
       </w:r>
@@ -10502,7 +10492,7 @@
       <w:r>
         <w:rPr>
           <w:rFonts w:ascii="Courier New" w:hAnsi="Courier New" w:eastAsia="Courier New"/>
-          <w:sz w:val="20"/>
+          <w:sz w:val="18"/>
         </w:rPr>
         <w:t xml:space="preserve">            })</w:t>
       </w:r>
@@ -10517,7 +10507,7 @@
       <w:r>
         <w:rPr>
           <w:rFonts w:ascii="Courier New" w:hAnsi="Courier New" w:eastAsia="Courier New"/>
-          <w:sz w:val="20"/>
+          <w:sz w:val="18"/>
         </w:rPr>
         <w:t xml:space="preserve">        print()</w:t>
       </w:r>
@@ -10532,21 +10522,21 @@
       <w:r>
         <w:rPr>
           <w:rFonts w:ascii="Courier New" w:hAnsi="Courier New" w:eastAsia="Courier New"/>
-          <w:sz w:val="20"/>
-        </w:rPr>
-      </w:r>
-    </w:p>
-    <w:p>
-      <w:pPr>
-        <w:widowControl w:val="0"/>
-        <w:spacing w:line="240" w:lineRule="auto"/>
-        <w:ind w:firstLine="0"/>
-        <w:jc w:val="left"/>
-      </w:pPr>
-      <w:r>
-        <w:rPr>
-          <w:rFonts w:ascii="Courier New" w:hAnsi="Courier New" w:eastAsia="Courier New"/>
-          <w:sz w:val="20"/>
+          <w:sz w:val="18"/>
+        </w:rPr>
+      </w:r>
+    </w:p>
+    <w:p>
+      <w:pPr>
+        <w:widowControl w:val="0"/>
+        <w:spacing w:line="240" w:lineRule="auto"/>
+        <w:ind w:firstLine="0"/>
+        <w:jc w:val="left"/>
+      </w:pPr>
+      <w:r>
+        <w:rPr>
+          <w:rFonts w:ascii="Courier New" w:hAnsi="Courier New" w:eastAsia="Courier New"/>
+          <w:sz w:val="18"/>
         </w:rPr>
         <w:t xml:space="preserve">    # насколько расстояние определяется разницей средних уровней векторов</w:t>
       </w:r>
@@ -10561,7 +10551,7 @@
       <w:r>
         <w:rPr>
           <w:rFonts w:ascii="Courier New" w:hAnsi="Courier New" w:eastAsia="Courier New"/>
-          <w:sz w:val="20"/>
+          <w:sz w:val="18"/>
         </w:rPr>
         <w:t xml:space="preserve">    level_diff = np.abs(histories.mean(axis=1) - test.mean())</w:t>
       </w:r>
@@ -10576,7 +10566,7 @@
       <w:r>
         <w:rPr>
           <w:rFonts w:ascii="Courier New" w:hAnsi="Courier New" w:eastAsia="Courier New"/>
-          <w:sz w:val="20"/>
+          <w:sz w:val="18"/>
         </w:rPr>
         <w:t xml:space="preserve">    level_corr = {key: float(np.corrcoef(d, level_diff)[0, 1])</w:t>
       </w:r>
@@ -10591,7 +10581,7 @@
       <w:r>
         <w:rPr>
           <w:rFonts w:ascii="Courier New" w:hAnsi="Courier New" w:eastAsia="Courier New"/>
-          <w:sz w:val="20"/>
+          <w:sz w:val="18"/>
         </w:rPr>
         <w:t xml:space="preserve">                  for key, d in dists.items()}</w:t>
       </w:r>
@@ -10606,7 +10596,7 @@
       <w:r>
         <w:rPr>
           <w:rFonts w:ascii="Courier New" w:hAnsi="Courier New" w:eastAsia="Courier New"/>
-          <w:sz w:val="20"/>
+          <w:sz w:val="18"/>
         </w:rPr>
         <w:t xml:space="preserve">    print("корреляция расстояния с |разностью средних уровней|:")</w:t>
       </w:r>
@@ -10621,7 +10611,7 @@
       <w:r>
         <w:rPr>
           <w:rFonts w:ascii="Courier New" w:hAnsi="Courier New" w:eastAsia="Courier New"/>
-          <w:sz w:val="20"/>
+          <w:sz w:val="18"/>
         </w:rPr>
         <w:t xml:space="preserve">    for key, name in METRIC_NAMES.items():</w:t>
       </w:r>
@@ -10636,7 +10626,7 @@
       <w:r>
         <w:rPr>
           <w:rFonts w:ascii="Courier New" w:hAnsi="Courier New" w:eastAsia="Courier New"/>
-          <w:sz w:val="20"/>
+          <w:sz w:val="18"/>
         </w:rPr>
         <w:t xml:space="preserve">        print(f"  {name}: {level_corr[key]:.3f}")</w:t>
       </w:r>
@@ -10651,7 +10641,7 @@
       <w:r>
         <w:rPr>
           <w:rFonts w:ascii="Courier New" w:hAnsi="Courier New" w:eastAsia="Courier New"/>
-          <w:sz w:val="20"/>
+          <w:sz w:val="18"/>
         </w:rPr>
         <w:t xml:space="preserve">    print()</w:t>
       </w:r>
@@ -10666,21 +10656,21 @@
       <w:r>
         <w:rPr>
           <w:rFonts w:ascii="Courier New" w:hAnsi="Courier New" w:eastAsia="Courier New"/>
-          <w:sz w:val="20"/>
-        </w:rPr>
-      </w:r>
-    </w:p>
-    <w:p>
-      <w:pPr>
-        <w:widowControl w:val="0"/>
-        <w:spacing w:line="240" w:lineRule="auto"/>
-        <w:ind w:firstLine="0"/>
-        <w:jc w:val="left"/>
-      </w:pPr>
-      <w:r>
-        <w:rPr>
-          <w:rFonts w:ascii="Courier New" w:hAnsi="Courier New" w:eastAsia="Courier New"/>
-          <w:sz w:val="20"/>
+          <w:sz w:val="18"/>
+        </w:rPr>
+      </w:r>
+    </w:p>
+    <w:p>
+      <w:pPr>
+        <w:widowControl w:val="0"/>
+        <w:spacing w:line="240" w:lineRule="auto"/>
+        <w:ind w:firstLine="0"/>
+        <w:jc w:val="left"/>
+      </w:pPr>
+      <w:r>
+        <w:rPr>
+          <w:rFonts w:ascii="Courier New" w:hAnsi="Courier New" w:eastAsia="Courier New"/>
+          <w:sz w:val="18"/>
         </w:rPr>
         <w:t xml:space="preserve">    # 4. прогноз по соседям и оценка качества</w:t>
       </w:r>
@@ -10695,7 +10685,7 @@
       <w:r>
         <w:rPr>
           <w:rFonts w:ascii="Courier New" w:hAnsi="Courier New" w:eastAsia="Courier New"/>
-          <w:sz w:val="20"/>
+          <w:sz w:val="18"/>
         </w:rPr>
         <w:t xml:space="preserve">    baseline = float(test.mean())</w:t>
       </w:r>
@@ -10710,7 +10700,7 @@
       <w:r>
         <w:rPr>
           <w:rFonts w:ascii="Courier New" w:hAnsi="Courier New" w:eastAsia="Courier New"/>
-          <w:sz w:val="20"/>
+          <w:sz w:val="18"/>
         </w:rPr>
         <w:t xml:space="preserve">    baseline_err = errors(actual, np.full(HORIZON, baseline))</w:t>
       </w:r>
@@ -10725,7 +10715,7 @@
       <w:r>
         <w:rPr>
           <w:rFonts w:ascii="Courier New" w:hAnsi="Courier New" w:eastAsia="Courier New"/>
-          <w:sz w:val="20"/>
+          <w:sz w:val="18"/>
         </w:rPr>
         <w:t xml:space="preserve">    preds, quality = {}, []</w:t>
       </w:r>
@@ -10740,7 +10730,7 @@
       <w:r>
         <w:rPr>
           <w:rFonts w:ascii="Courier New" w:hAnsi="Courier New" w:eastAsia="Courier New"/>
-          <w:sz w:val="20"/>
+          <w:sz w:val="18"/>
         </w:rPr>
         <w:t xml:space="preserve">    for key in METRIC_NAMES:</w:t>
       </w:r>
@@ -10755,7 +10745,7 @@
       <w:r>
         <w:rPr>
           <w:rFonts w:ascii="Courier New" w:hAnsi="Courier New" w:eastAsia="Courier New"/>
-          <w:sz w:val="20"/>
+          <w:sz w:val="18"/>
         </w:rPr>
         <w:t xml:space="preserve">        preds[key] = {}</w:t>
       </w:r>
@@ -10770,7 +10760,7 @@
       <w:r>
         <w:rPr>
           <w:rFonts w:ascii="Courier New" w:hAnsi="Courier New" w:eastAsia="Courier New"/>
-          <w:sz w:val="20"/>
+          <w:sz w:val="18"/>
         </w:rPr>
         <w:t xml:space="preserve">        for k in K_VALUES:</w:t>
       </w:r>
@@ -10785,7 +10775,7 @@
       <w:r>
         <w:rPr>
           <w:rFonts w:ascii="Courier New" w:hAnsi="Courier New" w:eastAsia="Courier New"/>
-          <w:sz w:val="20"/>
+          <w:sz w:val="18"/>
         </w:rPr>
         <w:t xml:space="preserve">            pred, _ = knn_forecast(futures, dists[key], k)</w:t>
       </w:r>
@@ -10800,7 +10790,7 @@
       <w:r>
         <w:rPr>
           <w:rFonts w:ascii="Courier New" w:hAnsi="Courier New" w:eastAsia="Courier New"/>
-          <w:sz w:val="20"/>
+          <w:sz w:val="18"/>
         </w:rPr>
         <w:t xml:space="preserve">            preds[key][k] = pred</w:t>
       </w:r>
@@ -10815,7 +10805,7 @@
       <w:r>
         <w:rPr>
           <w:rFonts w:ascii="Courier New" w:hAnsi="Courier New" w:eastAsia="Courier New"/>
-          <w:sz w:val="20"/>
+          <w:sz w:val="18"/>
         </w:rPr>
         <w:t xml:space="preserve">            quality.append({"metric": key, "k": k, **errors(actual, pred)})</w:t>
       </w:r>
@@ -10830,21 +10820,21 @@
       <w:r>
         <w:rPr>
           <w:rFonts w:ascii="Courier New" w:hAnsi="Courier New" w:eastAsia="Courier New"/>
-          <w:sz w:val="20"/>
-        </w:rPr>
-      </w:r>
-    </w:p>
-    <w:p>
-      <w:pPr>
-        <w:widowControl w:val="0"/>
-        <w:spacing w:line="240" w:lineRule="auto"/>
-        <w:ind w:firstLine="0"/>
-        <w:jc w:val="left"/>
-      </w:pPr>
-      <w:r>
-        <w:rPr>
-          <w:rFonts w:ascii="Courier New" w:hAnsi="Courier New" w:eastAsia="Courier New"/>
-          <w:sz w:val="20"/>
+          <w:sz w:val="18"/>
+        </w:rPr>
+      </w:r>
+    </w:p>
+    <w:p>
+      <w:pPr>
+        <w:widowControl w:val="0"/>
+        <w:spacing w:line="240" w:lineRule="auto"/>
+        <w:ind w:firstLine="0"/>
+        <w:jc w:val="left"/>
+      </w:pPr>
+      <w:r>
+        <w:rPr>
+          <w:rFonts w:ascii="Courier New" w:hAnsi="Courier New" w:eastAsia="Courier New"/>
+          <w:sz w:val="18"/>
         </w:rPr>
         <w:t xml:space="preserve">    print("качество прогноза (MAE / RMSE / MAPE):")</w:t>
       </w:r>
@@ -10859,7 +10849,7 @@
       <w:r>
         <w:rPr>
           <w:rFonts w:ascii="Courier New" w:hAnsi="Courier New" w:eastAsia="Courier New"/>
-          <w:sz w:val="20"/>
+          <w:sz w:val="18"/>
         </w:rPr>
         <w:t xml:space="preserve">    for row in quality:</w:t>
       </w:r>
@@ -10874,7 +10864,7 @@
       <w:r>
         <w:rPr>
           <w:rFonts w:ascii="Courier New" w:hAnsi="Courier New" w:eastAsia="Courier New"/>
-          <w:sz w:val="20"/>
+          <w:sz w:val="18"/>
         </w:rPr>
         <w:t xml:space="preserve">        print(f"  {METRIC_NAMES[row['metric']]:&lt;14} k = {row['k']}: "</w:t>
       </w:r>
@@ -10889,7 +10879,7 @@
       <w:r>
         <w:rPr>
           <w:rFonts w:ascii="Courier New" w:hAnsi="Courier New" w:eastAsia="Courier New"/>
-          <w:sz w:val="20"/>
+          <w:sz w:val="18"/>
         </w:rPr>
         <w:t xml:space="preserve">              f"MAE = {row['mae']:.3f}, RMSE = {row['rmse']:.3f}, "</w:t>
       </w:r>
@@ -10904,7 +10894,7 @@
       <w:r>
         <w:rPr>
           <w:rFonts w:ascii="Courier New" w:hAnsi="Courier New" w:eastAsia="Courier New"/>
-          <w:sz w:val="20"/>
+          <w:sz w:val="18"/>
         </w:rPr>
         <w:t xml:space="preserve">              f"MAPE = {row['mape']:.3f}%")</w:t>
       </w:r>
@@ -10919,7 +10909,7 @@
       <w:r>
         <w:rPr>
           <w:rFonts w:ascii="Courier New" w:hAnsi="Courier New" w:eastAsia="Courier New"/>
-          <w:sz w:val="20"/>
+          <w:sz w:val="18"/>
         </w:rPr>
         <w:t xml:space="preserve">    print(f"  среднее тестового вектора ({baseline:.2f}): "</w:t>
       </w:r>
@@ -10934,7 +10924,7 @@
       <w:r>
         <w:rPr>
           <w:rFonts w:ascii="Courier New" w:hAnsi="Courier New" w:eastAsia="Courier New"/>
-          <w:sz w:val="20"/>
+          <w:sz w:val="18"/>
         </w:rPr>
         <w:t xml:space="preserve">          f"MAE = {baseline_err['mae']:.3f}, RMSE = {baseline_err['rmse']:.3f}, "</w:t>
       </w:r>
@@ -10949,7 +10939,7 @@
       <w:r>
         <w:rPr>
           <w:rFonts w:ascii="Courier New" w:hAnsi="Courier New" w:eastAsia="Courier New"/>
-          <w:sz w:val="20"/>
+          <w:sz w:val="18"/>
         </w:rPr>
         <w:t xml:space="preserve">          f"MAPE = {baseline_err['mape']:.3f}%")</w:t>
       </w:r>
@@ -10964,7 +10954,7 @@
       <w:r>
         <w:rPr>
           <w:rFonts w:ascii="Courier New" w:hAnsi="Courier New" w:eastAsia="Courier New"/>
-          <w:sz w:val="20"/>
+          <w:sz w:val="18"/>
         </w:rPr>
         <w:t xml:space="preserve">    print(f"СКО фактических значений: {actual.std():.3f}\n")</w:t>
       </w:r>
@@ -10979,21 +10969,21 @@
       <w:r>
         <w:rPr>
           <w:rFonts w:ascii="Courier New" w:hAnsi="Courier New" w:eastAsia="Courier New"/>
-          <w:sz w:val="20"/>
-        </w:rPr>
-      </w:r>
-    </w:p>
-    <w:p>
-      <w:pPr>
-        <w:widowControl w:val="0"/>
-        <w:spacing w:line="240" w:lineRule="auto"/>
-        <w:ind w:firstLine="0"/>
-        <w:jc w:val="left"/>
-      </w:pPr>
-      <w:r>
-        <w:rPr>
-          <w:rFonts w:ascii="Courier New" w:hAnsi="Courier New" w:eastAsia="Courier New"/>
-          <w:sz w:val="20"/>
+          <w:sz w:val="18"/>
+        </w:rPr>
+      </w:r>
+    </w:p>
+    <w:p>
+      <w:pPr>
+        <w:widowControl w:val="0"/>
+        <w:spacing w:line="240" w:lineRule="auto"/>
+        <w:ind w:firstLine="0"/>
+        <w:jc w:val="left"/>
+      </w:pPr>
+      <w:r>
+        <w:rPr>
+          <w:rFonts w:ascii="Courier New" w:hAnsi="Courier New" w:eastAsia="Courier New"/>
+          <w:sz w:val="18"/>
         </w:rPr>
         <w:t xml:space="preserve">    # дополнительно: как меняется ошибка при увеличении числа соседей</w:t>
       </w:r>
@@ -11008,7 +10998,7 @@
       <w:r>
         <w:rPr>
           <w:rFonts w:ascii="Courier New" w:hAnsi="Courier New" w:eastAsia="Courier New"/>
-          <w:sz w:val="20"/>
+          <w:sz w:val="18"/>
         </w:rPr>
         <w:t xml:space="preserve">    scan = {key: [errors(actual, knn_forecast(futures, dists[key], k)[0])["mae"]</w:t>
       </w:r>
@@ -11023,7 +11013,7 @@
       <w:r>
         <w:rPr>
           <w:rFonts w:ascii="Courier New" w:hAnsi="Courier New" w:eastAsia="Courier New"/>
-          <w:sz w:val="20"/>
+          <w:sz w:val="18"/>
         </w:rPr>
         <w:t xml:space="preserve">                  for k in K_SCAN]</w:t>
       </w:r>
@@ -11038,7 +11028,7 @@
       <w:r>
         <w:rPr>
           <w:rFonts w:ascii="Courier New" w:hAnsi="Courier New" w:eastAsia="Courier New"/>
-          <w:sz w:val="20"/>
+          <w:sz w:val="18"/>
         </w:rPr>
         <w:t xml:space="preserve">            for key in METRIC_NAMES}</w:t>
       </w:r>
@@ -11053,21 +11043,21 @@
       <w:r>
         <w:rPr>
           <w:rFonts w:ascii="Courier New" w:hAnsi="Courier New" w:eastAsia="Courier New"/>
-          <w:sz w:val="20"/>
-        </w:rPr>
-      </w:r>
-    </w:p>
-    <w:p>
-      <w:pPr>
-        <w:widowControl w:val="0"/>
-        <w:spacing w:line="240" w:lineRule="auto"/>
-        <w:ind w:firstLine="0"/>
-        <w:jc w:val="left"/>
-      </w:pPr>
-      <w:r>
-        <w:rPr>
-          <w:rFonts w:ascii="Courier New" w:hAnsi="Courier New" w:eastAsia="Courier New"/>
-          <w:sz w:val="20"/>
+          <w:sz w:val="18"/>
+        </w:rPr>
+      </w:r>
+    </w:p>
+    <w:p>
+      <w:pPr>
+        <w:widowControl w:val="0"/>
+        <w:spacing w:line="240" w:lineRule="auto"/>
+        <w:ind w:firstLine="0"/>
+        <w:jc w:val="left"/>
+      </w:pPr>
+      <w:r>
+        <w:rPr>
+          <w:rFonts w:ascii="Courier New" w:hAnsi="Courier New" w:eastAsia="Courier New"/>
+          <w:sz w:val="18"/>
         </w:rPr>
         <w:t xml:space="preserve">    # 5. графики</w:t>
       </w:r>
@@ -11082,7 +11072,7 @@
       <w:r>
         <w:rPr>
           <w:rFonts w:ascii="Courier New" w:hAnsi="Courier New" w:eastAsia="Courier New"/>
-          <w:sz w:val="20"/>
+          <w:sz w:val="18"/>
         </w:rPr>
         <w:t xml:space="preserve">    plot_series(hist_grid, hist, hist_missing, hist_outliers)</w:t>
       </w:r>
@@ -11097,7 +11087,7 @@
       <w:r>
         <w:rPr>
           <w:rFonts w:ascii="Courier New" w:hAnsi="Courier New" w:eastAsia="Courier New"/>
-          <w:sz w:val="20"/>
+          <w:sz w:val="18"/>
         </w:rPr>
         <w:t xml:space="preserve">    plot_neighbors(test, histories, neighbors, max(K_VALUES))</w:t>
       </w:r>
@@ -11112,7 +11102,7 @@
       <w:r>
         <w:rPr>
           <w:rFonts w:ascii="Courier New" w:hAnsi="Courier New" w:eastAsia="Courier New"/>
-          <w:sz w:val="20"/>
+          <w:sz w:val="18"/>
         </w:rPr>
         <w:t xml:space="preserve">    for number, key in enumerate(METRIC_NAMES, start=3):</w:t>
       </w:r>
@@ -11127,7 +11117,7 @@
       <w:r>
         <w:rPr>
           <w:rFonts w:ascii="Courier New" w:hAnsi="Courier New" w:eastAsia="Courier New"/>
-          <w:sz w:val="20"/>
+          <w:sz w:val="18"/>
         </w:rPr>
         <w:t xml:space="preserve">        plot_forecast(act.index, actual, baseline, preds, key, number)</w:t>
       </w:r>
@@ -11142,7 +11132,7 @@
       <w:r>
         <w:rPr>
           <w:rFonts w:ascii="Courier New" w:hAnsi="Courier New" w:eastAsia="Courier New"/>
-          <w:sz w:val="20"/>
+          <w:sz w:val="18"/>
         </w:rPr>
         <w:t xml:space="preserve">    plot_overview(test_times, test, act.index, actual, preds, max(K_VALUES))</w:t>
       </w:r>
@@ -11157,7 +11147,7 @@
       <w:r>
         <w:rPr>
           <w:rFonts w:ascii="Courier New" w:hAnsi="Courier New" w:eastAsia="Courier New"/>
-          <w:sz w:val="20"/>
+          <w:sz w:val="18"/>
         </w:rPr>
         <w:t xml:space="preserve">    plot_k_scan(scan, baseline_err["mae"])</w:t>
       </w:r>
@@ -11172,21 +11162,21 @@
       <w:r>
         <w:rPr>
           <w:rFonts w:ascii="Courier New" w:hAnsi="Courier New" w:eastAsia="Courier New"/>
-          <w:sz w:val="20"/>
-        </w:rPr>
-      </w:r>
-    </w:p>
-    <w:p>
-      <w:pPr>
-        <w:widowControl w:val="0"/>
-        <w:spacing w:line="240" w:lineRule="auto"/>
-        <w:ind w:firstLine="0"/>
-        <w:jc w:val="left"/>
-      </w:pPr>
-      <w:r>
-        <w:rPr>
-          <w:rFonts w:ascii="Courier New" w:hAnsi="Courier New" w:eastAsia="Courier New"/>
-          <w:sz w:val="20"/>
+          <w:sz w:val="18"/>
+        </w:rPr>
+      </w:r>
+    </w:p>
+    <w:p>
+      <w:pPr>
+        <w:widowControl w:val="0"/>
+        <w:spacing w:line="240" w:lineRule="auto"/>
+        <w:ind w:firstLine="0"/>
+        <w:jc w:val="left"/>
+      </w:pPr>
+      <w:r>
+        <w:rPr>
+          <w:rFonts w:ascii="Courier New" w:hAnsi="Courier New" w:eastAsia="Courier New"/>
+          <w:sz w:val="18"/>
         </w:rPr>
         <w:t xml:space="preserve">    results = {</w:t>
       </w:r>
@@ -11201,7 +11191,7 @@
       <w:r>
         <w:rPr>
           <w:rFonts w:ascii="Courier New" w:hAnsi="Courier New" w:eastAsia="Courier New"/>
-          <w:sz w:val="20"/>
+          <w:sz w:val="18"/>
         </w:rPr>
         <w:t xml:space="preserve">        "params": {"station": STATION, "m": M, "horizon": HORIZON,</w:t>
       </w:r>
@@ -11216,7 +11206,7 @@
       <w:r>
         <w:rPr>
           <w:rFonts w:ascii="Courier New" w:hAnsi="Courier New" w:eastAsia="Courier New"/>
-          <w:sz w:val="20"/>
+          <w:sz w:val="18"/>
         </w:rPr>
         <w:t xml:space="preserve">                   "k_values": list(K_VALUES), "sigma": SIGMA},</w:t>
       </w:r>
@@ -11231,7 +11221,7 @@
       <w:r>
         <w:rPr>
           <w:rFonts w:ascii="Courier New" w:hAnsi="Courier New" w:eastAsia="Courier New"/>
-          <w:sz w:val="20"/>
+          <w:sz w:val="18"/>
         </w:rPr>
         <w:t xml:space="preserve">        "history": hist_info,</w:t>
       </w:r>
@@ -11246,7 +11236,7 @@
       <w:r>
         <w:rPr>
           <w:rFonts w:ascii="Courier New" w:hAnsi="Courier New" w:eastAsia="Courier New"/>
-          <w:sz w:val="20"/>
+          <w:sz w:val="18"/>
         </w:rPr>
         <w:t xml:space="preserve">        "actual": act_info,</w:t>
       </w:r>
@@ -11261,7 +11251,7 @@
       <w:r>
         <w:rPr>
           <w:rFonts w:ascii="Courier New" w:hAnsi="Courier New" w:eastAsia="Courier New"/>
-          <w:sz w:val="20"/>
+          <w:sz w:val="18"/>
         </w:rPr>
         <w:t xml:space="preserve">        "n_series": len(series),</w:t>
       </w:r>
@@ -11276,7 +11266,7 @@
       <w:r>
         <w:rPr>
           <w:rFonts w:ascii="Courier New" w:hAnsi="Courier New" w:eastAsia="Courier New"/>
-          <w:sz w:val="20"/>
+          <w:sz w:val="18"/>
         </w:rPr>
         <w:t xml:space="preserve">        "n_vectors": len(histories),</w:t>
       </w:r>
@@ -11291,7 +11281,7 @@
       <w:r>
         <w:rPr>
           <w:rFonts w:ascii="Courier New" w:hAnsi="Courier New" w:eastAsia="Courier New"/>
-          <w:sz w:val="20"/>
+          <w:sz w:val="18"/>
         </w:rPr>
         <w:t xml:space="preserve">        "test_start": f"{test_times[0]:%d.%m.%Y %H:%M}",</w:t>
       </w:r>
@@ -11306,7 +11296,7 @@
       <w:r>
         <w:rPr>
           <w:rFonts w:ascii="Courier New" w:hAnsi="Courier New" w:eastAsia="Courier New"/>
-          <w:sz w:val="20"/>
+          <w:sz w:val="18"/>
         </w:rPr>
         <w:t xml:space="preserve">        "test_end": f"{test_times[-1]:%d.%m.%Y %H:%M}",</w:t>
       </w:r>
@@ -11321,7 +11311,7 @@
       <w:r>
         <w:rPr>
           <w:rFonts w:ascii="Courier New" w:hAnsi="Courier New" w:eastAsia="Courier New"/>
-          <w:sz w:val="20"/>
+          <w:sz w:val="18"/>
         </w:rPr>
         <w:t xml:space="preserve">        "test_mean": baseline,</w:t>
       </w:r>
@@ -11336,7 +11326,7 @@
       <w:r>
         <w:rPr>
           <w:rFonts w:ascii="Courier New" w:hAnsi="Courier New" w:eastAsia="Courier New"/>
-          <w:sz w:val="20"/>
+          <w:sz w:val="18"/>
         </w:rPr>
         <w:t xml:space="preserve">        "actual_std": float(actual.std()),</w:t>
       </w:r>
@@ -11351,7 +11341,7 @@
       <w:r>
         <w:rPr>
           <w:rFonts w:ascii="Courier New" w:hAnsi="Courier New" w:eastAsia="Courier New"/>
-          <w:sz w:val="20"/>
+          <w:sz w:val="18"/>
         </w:rPr>
         <w:t xml:space="preserve">        "neighbors": neighbor_rows,</w:t>
       </w:r>
@@ -11366,7 +11356,7 @@
       <w:r>
         <w:rPr>
           <w:rFonts w:ascii="Courier New" w:hAnsi="Courier New" w:eastAsia="Courier New"/>
-          <w:sz w:val="20"/>
+          <w:sz w:val="18"/>
         </w:rPr>
         <w:t xml:space="preserve">        "level_corr": level_corr,</w:t>
       </w:r>
@@ -11381,7 +11371,7 @@
       <w:r>
         <w:rPr>
           <w:rFonts w:ascii="Courier New" w:hAnsi="Courier New" w:eastAsia="Courier New"/>
-          <w:sz w:val="20"/>
+          <w:sz w:val="18"/>
         </w:rPr>
         <w:t xml:space="preserve">        "quality": quality,</w:t>
       </w:r>
@@ -11396,7 +11386,7 @@
       <w:r>
         <w:rPr>
           <w:rFonts w:ascii="Courier New" w:hAnsi="Courier New" w:eastAsia="Courier New"/>
-          <w:sz w:val="20"/>
+          <w:sz w:val="18"/>
         </w:rPr>
         <w:t xml:space="preserve">        "baseline": baseline_err,</w:t>
       </w:r>
@@ -11411,7 +11401,7 @@
       <w:r>
         <w:rPr>
           <w:rFonts w:ascii="Courier New" w:hAnsi="Courier New" w:eastAsia="Courier New"/>
-          <w:sz w:val="20"/>
+          <w:sz w:val="18"/>
         </w:rPr>
         <w:t xml:space="preserve">        "k_scan": {key: dict(zip(K_SCAN, v)) for key, v in scan.items()},</w:t>
       </w:r>
@@ -11426,7 +11416,7 @@
       <w:r>
         <w:rPr>
           <w:rFonts w:ascii="Courier New" w:hAnsi="Courier New" w:eastAsia="Courier New"/>
-          <w:sz w:val="20"/>
+          <w:sz w:val="18"/>
         </w:rPr>
         <w:t xml:space="preserve">    }</w:t>
       </w:r>
@@ -11441,7 +11431,7 @@
       <w:r>
         <w:rPr>
           <w:rFonts w:ascii="Courier New" w:hAnsi="Courier New" w:eastAsia="Courier New"/>
-          <w:sz w:val="20"/>
+          <w:sz w:val="18"/>
         </w:rPr>
         <w:t xml:space="preserve">    RESULTS_FILE.write_text(json.dumps(results, ensure_ascii=False, indent=2),</w:t>
       </w:r>
@@ -11456,7 +11446,7 @@
       <w:r>
         <w:rPr>
           <w:rFonts w:ascii="Courier New" w:hAnsi="Courier New" w:eastAsia="Courier New"/>
-          <w:sz w:val="20"/>
+          <w:sz w:val="18"/>
         </w:rPr>
         <w:t xml:space="preserve">                            encoding="utf-8")</w:t>
       </w:r>
@@ -11471,7 +11461,7 @@
       <w:r>
         <w:rPr>
           <w:rFonts w:ascii="Courier New" w:hAnsi="Courier New" w:eastAsia="Courier New"/>
-          <w:sz w:val="20"/>
+          <w:sz w:val="18"/>
         </w:rPr>
         <w:t xml:space="preserve">    print(f"\nрезультаты сохранены в {RESULTS_FILE.name}")</w:t>
       </w:r>
@@ -11486,21 +11476,21 @@
       <w:r>
         <w:rPr>
           <w:rFonts w:ascii="Courier New" w:hAnsi="Courier New" w:eastAsia="Courier New"/>
-          <w:sz w:val="20"/>
-        </w:rPr>
-      </w:r>
-    </w:p>
-    <w:p>
-      <w:pPr>
-        <w:widowControl w:val="0"/>
-        <w:spacing w:line="240" w:lineRule="auto"/>
-        <w:ind w:firstLine="0"/>
-        <w:jc w:val="left"/>
-      </w:pPr>
-      <w:r>
-        <w:rPr>
-          <w:rFonts w:ascii="Courier New" w:hAnsi="Courier New" w:eastAsia="Courier New"/>
-          <w:sz w:val="20"/>
+          <w:sz w:val="18"/>
+        </w:rPr>
+      </w:r>
+    </w:p>
+    <w:p>
+      <w:pPr>
+        <w:widowControl w:val="0"/>
+        <w:spacing w:line="240" w:lineRule="auto"/>
+        <w:ind w:firstLine="0"/>
+        <w:jc w:val="left"/>
+      </w:pPr>
+      <w:r>
+        <w:rPr>
+          <w:rFonts w:ascii="Courier New" w:hAnsi="Courier New" w:eastAsia="Courier New"/>
+          <w:sz w:val="18"/>
         </w:rPr>
         <w:t xml:space="preserve">    if "--show" in sys.argv:</w:t>
       </w:r>
@@ -11515,7 +11505,7 @@
       <w:r>
         <w:rPr>
           <w:rFonts w:ascii="Courier New" w:hAnsi="Courier New" w:eastAsia="Courier New"/>
-          <w:sz w:val="20"/>
+          <w:sz w:val="18"/>
         </w:rPr>
         <w:t xml:space="preserve">        plt.show()</w:t>
       </w:r>
@@ -11530,35 +11520,35 @@
       <w:r>
         <w:rPr>
           <w:rFonts w:ascii="Courier New" w:hAnsi="Courier New" w:eastAsia="Courier New"/>
-          <w:sz w:val="20"/>
-        </w:rPr>
-      </w:r>
-    </w:p>
-    <w:p>
-      <w:pPr>
-        <w:widowControl w:val="0"/>
-        <w:spacing w:line="240" w:lineRule="auto"/>
-        <w:ind w:firstLine="0"/>
-        <w:jc w:val="left"/>
-      </w:pPr>
-      <w:r>
-        <w:rPr>
-          <w:rFonts w:ascii="Courier New" w:hAnsi="Courier New" w:eastAsia="Courier New"/>
-          <w:sz w:val="20"/>
-        </w:rPr>
-      </w:r>
-    </w:p>
-    <w:p>
-      <w:pPr>
-        <w:widowControl w:val="0"/>
-        <w:spacing w:line="240" w:lineRule="auto"/>
-        <w:ind w:firstLine="0"/>
-        <w:jc w:val="left"/>
-      </w:pPr>
-      <w:r>
-        <w:rPr>
-          <w:rFonts w:ascii="Courier New" w:hAnsi="Courier New" w:eastAsia="Courier New"/>
-          <w:sz w:val="20"/>
+          <w:sz w:val="18"/>
+        </w:rPr>
+      </w:r>
+    </w:p>
+    <w:p>
+      <w:pPr>
+        <w:widowControl w:val="0"/>
+        <w:spacing w:line="240" w:lineRule="auto"/>
+        <w:ind w:firstLine="0"/>
+        <w:jc w:val="left"/>
+      </w:pPr>
+      <w:r>
+        <w:rPr>
+          <w:rFonts w:ascii="Courier New" w:hAnsi="Courier New" w:eastAsia="Courier New"/>
+          <w:sz w:val="18"/>
+        </w:rPr>
+      </w:r>
+    </w:p>
+    <w:p>
+      <w:pPr>
+        <w:widowControl w:val="0"/>
+        <w:spacing w:line="240" w:lineRule="auto"/>
+        <w:ind w:firstLine="0"/>
+        <w:jc w:val="left"/>
+      </w:pPr>
+      <w:r>
+        <w:rPr>
+          <w:rFonts w:ascii="Courier New" w:hAnsi="Courier New" w:eastAsia="Courier New"/>
+          <w:sz w:val="18"/>
         </w:rPr>
         <w:t>if __name__ == "__main__":</w:t>
       </w:r>
@@ -11573,7 +11563,7 @@
       <w:r>
         <w:rPr>
           <w:rFonts w:ascii="Courier New" w:hAnsi="Courier New" w:eastAsia="Courier New"/>
-          <w:sz w:val="20"/>
+          <w:sz w:val="18"/>
         </w:rPr>
         <w:t xml:space="preserve">    main()</w:t>
       </w:r>
